--- a/supplement/supplementary_material.docx
+++ b/supplement/supplementary_material.docx
@@ -4,27 +4,16 @@
   <w:body>
     <w:p>
       <w:pPr>
+        <w:pStyle w:val="Title"/>
         <w:jc w:val="center"/>
       </w:pPr>
       <w:r>
-        <w:rPr>
-          <w:b/>
-          <w:sz w:val="30"/>
-        </w:rPr>
-        <w:t>Supplementary Material</w:t>
-        <w:br/>
-        <w:t>Beyond Visual Fidelity: A Systematic Evidence Synthesis of Construct Validity in AI UI-to-Code Evaluation</w:t>
+        <w:t>Beyond Visual Fidelity Supplementary Material</w:t>
       </w:r>
     </w:p>
     <w:p>
       <w:r>
-        <w:rPr>
-          <w:b/>
-        </w:rPr>
-        <w:t xml:space="preserve">Purpose. </w:t>
-      </w:r>
-      <w:r>
-        <w:t>This supplement preserves methodological and evidence-audit detail that supports the main manuscript without converting unresolved fields into negative findings or reconstructing unavailable database-search counts.</w:t>
+        <w:t>This supplement documents the evidence states, recorded verification decisions, numerical interpretations, dependencies and retrospective sensitivity analysis supporting the manuscript. Version 14 incorporates the author’s full-paper reading alongside the dated source audit and preserves uncertainty about unverified claims, report equivalence and historical implementations.</w:t>
       </w:r>
     </w:p>
     <w:p>
@@ -32,7 +21,7 @@
         <w:pStyle w:val="Heading1"/>
       </w:pPr>
       <w:r>
-        <w:t>S1. Review governance and evidence states</w:t>
+        <w:t>S1 Review governance and evidence states</w:t>
       </w:r>
     </w:p>
     <w:p>
@@ -45,19 +34,20 @@
         <w:pStyle w:val="Heading1"/>
       </w:pPr>
       <w:r>
-        <w:t>S2. Targeted human verification register</w:t>
+        <w:t>S2 Targeted human verification register</w:t>
       </w:r>
     </w:p>
     <w:p>
       <w:r>
-        <w:t>Nine conclusion-critical checks were reviewed by the human reviewer in a non-blinded workflow. These checks verify only the stated scope and do not constitute independent dual coding or whole-paper certification.</w:t>
+        <w:t>Shravani Parsi read and studied all included papers and evaluated the evidence and interpretations. The nine non-blinded decisions below record selected checks, not the extent of author review. Their original scope and limitations are preserved. The review did not use independent dual coding.</w:t>
       </w:r>
     </w:p>
     <w:tbl>
       <w:tblPr>
         <w:tblStyle w:val="TableGrid"/>
-        <w:tblW w:type="auto" w:w="0"/>
-        <w:jc w:val="center"/>
+        <w:tblW w:type="dxa" w:w="10080"/>
+        <w:jc w:val="left"/>
+        <w:tblLayout w:type="fixed"/>
         <w:tblLook w:firstColumn="1" w:firstRow="1" w:lastColumn="0" w:lastRow="0" w:noHBand="0" w:noVBand="1" w:val="04A0"/>
       </w:tblPr>
       <w:tblGrid>
@@ -67,14 +57,38 @@
         <w:gridCol w:w="2520"/>
       </w:tblGrid>
       <w:tr>
+        <w:trPr>
+          <w:tblHeader/>
+          <w:cantSplit/>
+          <w:tblHeader/>
+        </w:trPr>
         <w:tc>
           <w:tcPr>
             <w:tcW w:type="dxa" w:w="2520"/>
+            <w:vAlign w:val="center"/>
+            <w:tcMar>
+              <w:top w:w="85" w:type="dxa"/>
+              <w:left w:w="85" w:type="dxa"/>
+              <w:bottom w:w="85" w:type="dxa"/>
+              <w:right w:w="85" w:type="dxa"/>
+            </w:tcMar>
+            <w:tcBorders>
+              <w:top w:val="single" w:sz="4" w:color="A0A0A0"/>
+              <w:left w:val="nil" w:sz="4" w:color="A0A0A0"/>
+              <w:bottom w:val="single" w:sz="4" w:color="A0A0A0"/>
+              <w:right w:val="nil" w:sz="4" w:color="A0A0A0"/>
+            </w:tcBorders>
           </w:tcPr>
           <w:p>
+            <w:pPr>
+              <w:spacing w:after="60" w:before="60"/>
+            </w:pPr>
             <w:r>
               <w:rPr>
+                <w:rFonts w:ascii="Arial" w:hAnsi="Arial"/>
                 <w:b/>
+                <w:color w:val="000000"/>
+                <w:sz w:val="18"/>
               </w:rPr>
               <w:t>Check</w:t>
             </w:r>
@@ -83,11 +97,30 @@
         <w:tc>
           <w:tcPr>
             <w:tcW w:type="dxa" w:w="2520"/>
+            <w:vAlign w:val="center"/>
+            <w:tcMar>
+              <w:top w:w="85" w:type="dxa"/>
+              <w:left w:w="85" w:type="dxa"/>
+              <w:bottom w:w="85" w:type="dxa"/>
+              <w:right w:w="85" w:type="dxa"/>
+            </w:tcMar>
+            <w:tcBorders>
+              <w:top w:val="single" w:sz="4" w:color="A0A0A0"/>
+              <w:left w:val="nil" w:sz="4" w:color="A0A0A0"/>
+              <w:bottom w:val="single" w:sz="4" w:color="A0A0A0"/>
+              <w:right w:val="nil" w:sz="4" w:color="A0A0A0"/>
+            </w:tcBorders>
           </w:tcPr>
           <w:p>
+            <w:pPr>
+              <w:spacing w:after="60" w:before="60"/>
+            </w:pPr>
             <w:r>
               <w:rPr>
+                <w:rFonts w:ascii="Arial" w:hAnsi="Arial"/>
                 <w:b/>
+                <w:color w:val="000000"/>
+                <w:sz w:val="18"/>
               </w:rPr>
               <w:t>Study</w:t>
             </w:r>
@@ -96,11 +129,30 @@
         <w:tc>
           <w:tcPr>
             <w:tcW w:type="dxa" w:w="2520"/>
+            <w:vAlign w:val="center"/>
+            <w:tcMar>
+              <w:top w:w="85" w:type="dxa"/>
+              <w:left w:w="85" w:type="dxa"/>
+              <w:bottom w:w="85" w:type="dxa"/>
+              <w:right w:w="85" w:type="dxa"/>
+            </w:tcMar>
+            <w:tcBorders>
+              <w:top w:val="single" w:sz="4" w:color="A0A0A0"/>
+              <w:left w:val="nil" w:sz="4" w:color="A0A0A0"/>
+              <w:bottom w:val="single" w:sz="4" w:color="A0A0A0"/>
+              <w:right w:val="nil" w:sz="4" w:color="A0A0A0"/>
+            </w:tcBorders>
           </w:tcPr>
           <w:p>
+            <w:pPr>
+              <w:spacing w:after="60" w:before="60"/>
+            </w:pPr>
             <w:r>
               <w:rPr>
+                <w:rFonts w:ascii="Arial" w:hAnsi="Arial"/>
                 <w:b/>
+                <w:color w:val="000000"/>
+                <w:sz w:val="18"/>
               </w:rPr>
               <w:t>Verified scope</w:t>
             </w:r>
@@ -109,11 +161,30 @@
         <w:tc>
           <w:tcPr>
             <w:tcW w:type="dxa" w:w="2520"/>
+            <w:vAlign w:val="center"/>
+            <w:tcMar>
+              <w:top w:w="85" w:type="dxa"/>
+              <w:left w:w="85" w:type="dxa"/>
+              <w:bottom w:w="85" w:type="dxa"/>
+              <w:right w:w="85" w:type="dxa"/>
+            </w:tcMar>
+            <w:tcBorders>
+              <w:top w:val="single" w:sz="4" w:color="A0A0A0"/>
+              <w:left w:val="nil" w:sz="4" w:color="A0A0A0"/>
+              <w:bottom w:val="single" w:sz="4" w:color="A0A0A0"/>
+              <w:right w:val="nil" w:sz="4" w:color="A0A0A0"/>
+            </w:tcBorders>
           </w:tcPr>
           <w:p>
+            <w:pPr>
+              <w:spacing w:after="60" w:before="60"/>
+            </w:pPr>
             <w:r>
               <w:rPr>
+                <w:rFonts w:ascii="Arial" w:hAnsi="Arial"/>
                 <w:b/>
+                <w:color w:val="000000"/>
+                <w:sz w:val="18"/>
               </w:rPr>
               <w:t>Retained limitation</w:t>
             </w:r>
@@ -121,15 +192,37 @@
         </w:tc>
       </w:tr>
       <w:tr>
+        <w:trPr>
+          <w:cantSplit/>
+          <w:cantSplit/>
+        </w:trPr>
         <w:tc>
           <w:tcPr>
             <w:tcW w:type="dxa" w:w="2520"/>
-            <w:vAlign w:val="top"/>
+            <w:vAlign w:val="center"/>
+            <w:tcMar>
+              <w:top w:w="85" w:type="dxa"/>
+              <w:left w:w="85" w:type="dxa"/>
+              <w:bottom w:w="85" w:type="dxa"/>
+              <w:right w:w="85" w:type="dxa"/>
+            </w:tcMar>
+            <w:tcBorders>
+              <w:top w:val="nil" w:sz="4" w:color="A0A0A0"/>
+              <w:left w:val="nil" w:sz="4" w:color="A0A0A0"/>
+              <w:bottom w:val="single" w:sz="4" w:color="A0A0A0"/>
+              <w:right w:val="nil" w:sz="4" w:color="A0A0A0"/>
+            </w:tcBorders>
           </w:tcPr>
           <w:p>
+            <w:pPr>
+              <w:spacing w:after="60" w:before="60"/>
+            </w:pPr>
             <w:r>
               <w:rPr>
-                <w:sz w:val="15"/>
+                <w:rFonts w:ascii="Arial" w:hAnsi="Arial"/>
+                <w:b w:val="0"/>
+                <w:color w:val="000000"/>
+                <w:sz w:val="18"/>
               </w:rPr>
               <w:t>H01</w:t>
             </w:r>
@@ -138,12 +231,30 @@
         <w:tc>
           <w:tcPr>
             <w:tcW w:type="dxa" w:w="2520"/>
-            <w:vAlign w:val="top"/>
+            <w:vAlign w:val="center"/>
+            <w:tcMar>
+              <w:top w:w="85" w:type="dxa"/>
+              <w:left w:w="85" w:type="dxa"/>
+              <w:bottom w:w="85" w:type="dxa"/>
+              <w:right w:w="85" w:type="dxa"/>
+            </w:tcMar>
+            <w:tcBorders>
+              <w:top w:val="nil" w:sz="4" w:color="A0A0A0"/>
+              <w:left w:val="nil" w:sz="4" w:color="A0A0A0"/>
+              <w:bottom w:val="single" w:sz="4" w:color="A0A0A0"/>
+              <w:right w:val="nil" w:sz="4" w:color="A0A0A0"/>
+            </w:tcBorders>
           </w:tcPr>
           <w:p>
+            <w:pPr>
+              <w:spacing w:after="60" w:before="60"/>
+            </w:pPr>
             <w:r>
               <w:rPr>
-                <w:sz w:val="15"/>
+                <w:rFonts w:ascii="Arial" w:hAnsi="Arial"/>
+                <w:b w:val="0"/>
+                <w:color w:val="000000"/>
+                <w:sz w:val="18"/>
               </w:rPr>
               <w:t>P06 LayoutCoder</w:t>
             </w:r>
@@ -152,12 +263,30 @@
         <w:tc>
           <w:tcPr>
             <w:tcW w:type="dxa" w:w="2520"/>
-            <w:vAlign w:val="top"/>
+            <w:vAlign w:val="center"/>
+            <w:tcMar>
+              <w:top w:w="85" w:type="dxa"/>
+              <w:left w:w="85" w:type="dxa"/>
+              <w:bottom w:w="85" w:type="dxa"/>
+              <w:right w:w="85" w:type="dxa"/>
+            </w:tcMar>
+            <w:tcBorders>
+              <w:top w:val="nil" w:sz="4" w:color="A0A0A0"/>
+              <w:left w:val="nil" w:sz="4" w:color="A0A0A0"/>
+              <w:bottom w:val="single" w:sz="4" w:color="A0A0A0"/>
+              <w:right w:val="nil" w:sz="4" w:color="A0A0A0"/>
+            </w:tcBorders>
           </w:tcPr>
           <w:p>
+            <w:pPr>
+              <w:spacing w:after="60" w:before="60"/>
+            </w:pPr>
             <w:r>
               <w:rPr>
-                <w:sz w:val="15"/>
+                <w:rFonts w:ascii="Arial" w:hAnsi="Arial"/>
+                <w:b w:val="0"/>
+                <w:color w:val="000000"/>
+                <w:sz w:val="18"/>
               </w:rPr>
               <w:t>Human evaluation is reported.</w:t>
             </w:r>
@@ -166,12 +295,30 @@
         <w:tc>
           <w:tcPr>
             <w:tcW w:type="dxa" w:w="2520"/>
-            <w:vAlign w:val="top"/>
+            <w:vAlign w:val="center"/>
+            <w:tcMar>
+              <w:top w:w="85" w:type="dxa"/>
+              <w:left w:w="85" w:type="dxa"/>
+              <w:bottom w:w="85" w:type="dxa"/>
+              <w:right w:w="85" w:type="dxa"/>
+            </w:tcMar>
+            <w:tcBorders>
+              <w:top w:val="nil" w:sz="4" w:color="A0A0A0"/>
+              <w:left w:val="nil" w:sz="4" w:color="A0A0A0"/>
+              <w:bottom w:val="single" w:sz="4" w:color="A0A0A0"/>
+              <w:right w:val="nil" w:sz="4" w:color="A0A0A0"/>
+            </w:tcBorders>
           </w:tcPr>
           <w:p>
+            <w:pPr>
+              <w:spacing w:after="60" w:before="60"/>
+            </w:pPr>
             <w:r>
               <w:rPr>
-                <w:sz w:val="15"/>
+                <w:rFonts w:ascii="Arial" w:hAnsi="Arial"/>
+                <w:b w:val="0"/>
+                <w:color w:val="000000"/>
+                <w:sz w:val="18"/>
               </w:rPr>
               <w:t>Participant count unresolved: §4.1 says 3; §5.4 says 4.</w:t>
             </w:r>
@@ -179,15 +326,37 @@
         </w:tc>
       </w:tr>
       <w:tr>
+        <w:trPr>
+          <w:cantSplit/>
+          <w:cantSplit/>
+        </w:trPr>
         <w:tc>
           <w:tcPr>
             <w:tcW w:type="dxa" w:w="2520"/>
-            <w:vAlign w:val="top"/>
+            <w:vAlign w:val="center"/>
+            <w:tcMar>
+              <w:top w:w="85" w:type="dxa"/>
+              <w:left w:w="85" w:type="dxa"/>
+              <w:bottom w:w="85" w:type="dxa"/>
+              <w:right w:w="85" w:type="dxa"/>
+            </w:tcMar>
+            <w:tcBorders>
+              <w:top w:val="nil" w:sz="4" w:color="A0A0A0"/>
+              <w:left w:val="nil" w:sz="4" w:color="A0A0A0"/>
+              <w:bottom w:val="single" w:sz="4" w:color="A0A0A0"/>
+              <w:right w:val="nil" w:sz="4" w:color="A0A0A0"/>
+            </w:tcBorders>
           </w:tcPr>
           <w:p>
+            <w:pPr>
+              <w:spacing w:after="60" w:before="60"/>
+            </w:pPr>
             <w:r>
               <w:rPr>
-                <w:sz w:val="15"/>
+                <w:rFonts w:ascii="Arial" w:hAnsi="Arial"/>
+                <w:b w:val="0"/>
+                <w:color w:val="000000"/>
+                <w:sz w:val="18"/>
               </w:rPr>
               <w:t>H02</w:t>
             </w:r>
@@ -196,12 +365,30 @@
         <w:tc>
           <w:tcPr>
             <w:tcW w:type="dxa" w:w="2520"/>
-            <w:vAlign w:val="top"/>
+            <w:vAlign w:val="center"/>
+            <w:tcMar>
+              <w:top w:w="85" w:type="dxa"/>
+              <w:left w:w="85" w:type="dxa"/>
+              <w:bottom w:w="85" w:type="dxa"/>
+              <w:right w:w="85" w:type="dxa"/>
+            </w:tcMar>
+            <w:tcBorders>
+              <w:top w:val="nil" w:sz="4" w:color="A0A0A0"/>
+              <w:left w:val="nil" w:sz="4" w:color="A0A0A0"/>
+              <w:bottom w:val="single" w:sz="4" w:color="A0A0A0"/>
+              <w:right w:val="nil" w:sz="4" w:color="A0A0A0"/>
+            </w:tcBorders>
           </w:tcPr>
           <w:p>
+            <w:pPr>
+              <w:spacing w:after="60" w:before="60"/>
+            </w:pPr>
             <w:r>
               <w:rPr>
-                <w:sz w:val="15"/>
+                <w:rFonts w:ascii="Arial" w:hAnsi="Arial"/>
+                <w:b w:val="0"/>
+                <w:color w:val="000000"/>
+                <w:sz w:val="18"/>
               </w:rPr>
               <w:t>P01 Design2Code</w:t>
             </w:r>
@@ -210,12 +397,30 @@
         <w:tc>
           <w:tcPr>
             <w:tcW w:type="dxa" w:w="2520"/>
-            <w:vAlign w:val="top"/>
+            <w:vAlign w:val="center"/>
+            <w:tcMar>
+              <w:top w:w="85" w:type="dxa"/>
+              <w:left w:w="85" w:type="dxa"/>
+              <w:bottom w:w="85" w:type="dxa"/>
+              <w:right w:w="85" w:type="dxa"/>
+            </w:tcMar>
+            <w:tcBorders>
+              <w:top w:val="nil" w:sz="4" w:color="A0A0A0"/>
+              <w:left w:val="nil" w:sz="4" w:color="A0A0A0"/>
+              <w:bottom w:val="single" w:sz="4" w:color="A0A0A0"/>
+              <w:right w:val="nil" w:sz="4" w:color="A0A0A0"/>
+            </w:tcBorders>
           </w:tcPr>
           <w:p>
+            <w:pPr>
+              <w:spacing w:after="60" w:before="60"/>
+            </w:pPr>
             <w:r>
               <w:rPr>
-                <w:sz w:val="15"/>
+                <w:rFonts w:ascii="Arial" w:hAnsi="Arial"/>
+                <w:b w:val="0"/>
+                <w:color w:val="000000"/>
+                <w:sz w:val="18"/>
               </w:rPr>
               <w:t>79.9% is held-out prediction of pairwise human preference by a combined predictor.</w:t>
             </w:r>
@@ -224,12 +429,30 @@
         <w:tc>
           <w:tcPr>
             <w:tcW w:type="dxa" w:w="2520"/>
-            <w:vAlign w:val="top"/>
+            <w:vAlign w:val="center"/>
+            <w:tcMar>
+              <w:top w:w="85" w:type="dxa"/>
+              <w:left w:w="85" w:type="dxa"/>
+              <w:bottom w:w="85" w:type="dxa"/>
+              <w:right w:w="85" w:type="dxa"/>
+            </w:tcMar>
+            <w:tcBorders>
+              <w:top w:val="nil" w:sz="4" w:color="A0A0A0"/>
+              <w:left w:val="nil" w:sz="4" w:color="A0A0A0"/>
+              <w:bottom w:val="single" w:sz="4" w:color="A0A0A0"/>
+              <w:right w:val="nil" w:sz="4" w:color="A0A0A0"/>
+            </w:tcBorders>
           </w:tcPr>
           <w:p>
+            <w:pPr>
+              <w:spacing w:after="60" w:before="60"/>
+            </w:pPr>
             <w:r>
               <w:rPr>
-                <w:sz w:val="15"/>
+                <w:rFonts w:ascii="Arial" w:hAnsi="Arial"/>
+                <w:b w:val="0"/>
+                <w:color w:val="000000"/>
+                <w:sz w:val="18"/>
               </w:rPr>
               <w:t>Not functional correctness or separate validation of every component.</w:t>
             </w:r>
@@ -237,15 +460,37 @@
         </w:tc>
       </w:tr>
       <w:tr>
+        <w:trPr>
+          <w:cantSplit/>
+          <w:cantSplit/>
+        </w:trPr>
         <w:tc>
           <w:tcPr>
             <w:tcW w:type="dxa" w:w="2520"/>
-            <w:vAlign w:val="top"/>
+            <w:vAlign w:val="center"/>
+            <w:tcMar>
+              <w:top w:w="85" w:type="dxa"/>
+              <w:left w:w="85" w:type="dxa"/>
+              <w:bottom w:w="85" w:type="dxa"/>
+              <w:right w:w="85" w:type="dxa"/>
+            </w:tcMar>
+            <w:tcBorders>
+              <w:top w:val="nil" w:sz="4" w:color="A0A0A0"/>
+              <w:left w:val="nil" w:sz="4" w:color="A0A0A0"/>
+              <w:bottom w:val="single" w:sz="4" w:color="A0A0A0"/>
+              <w:right w:val="nil" w:sz="4" w:color="A0A0A0"/>
+            </w:tcBorders>
           </w:tcPr>
           <w:p>
+            <w:pPr>
+              <w:spacing w:after="60" w:before="60"/>
+            </w:pPr>
             <w:r>
               <w:rPr>
-                <w:sz w:val="15"/>
+                <w:rFonts w:ascii="Arial" w:hAnsi="Arial"/>
+                <w:b w:val="0"/>
+                <w:color w:val="000000"/>
+                <w:sz w:val="18"/>
               </w:rPr>
               <w:t>H03</w:t>
             </w:r>
@@ -254,12 +499,30 @@
         <w:tc>
           <w:tcPr>
             <w:tcW w:type="dxa" w:w="2520"/>
-            <w:vAlign w:val="top"/>
+            <w:vAlign w:val="center"/>
+            <w:tcMar>
+              <w:top w:w="85" w:type="dxa"/>
+              <w:left w:w="85" w:type="dxa"/>
+              <w:bottom w:w="85" w:type="dxa"/>
+              <w:right w:w="85" w:type="dxa"/>
+            </w:tcMar>
+            <w:tcBorders>
+              <w:top w:val="nil" w:sz="4" w:color="A0A0A0"/>
+              <w:left w:val="nil" w:sz="4" w:color="A0A0A0"/>
+              <w:bottom w:val="single" w:sz="4" w:color="A0A0A0"/>
+              <w:right w:val="nil" w:sz="4" w:color="A0A0A0"/>
+            </w:tcBorders>
           </w:tcPr>
           <w:p>
+            <w:pPr>
+              <w:spacing w:after="60" w:before="60"/>
+            </w:pPr>
             <w:r>
               <w:rPr>
-                <w:sz w:val="15"/>
+                <w:rFonts w:ascii="Arial" w:hAnsi="Arial"/>
+                <w:b w:val="0"/>
+                <w:color w:val="000000"/>
+                <w:sz w:val="18"/>
               </w:rPr>
               <w:t>P50 MM-WebAgent</w:t>
             </w:r>
@@ -268,12 +531,30 @@
         <w:tc>
           <w:tcPr>
             <w:tcW w:type="dxa" w:w="2520"/>
-            <w:vAlign w:val="top"/>
+            <w:vAlign w:val="center"/>
+            <w:tcMar>
+              <w:top w:w="85" w:type="dxa"/>
+              <w:left w:w="85" w:type="dxa"/>
+              <w:bottom w:w="85" w:type="dxa"/>
+              <w:right w:w="85" w:type="dxa"/>
+            </w:tcMar>
+            <w:tcBorders>
+              <w:top w:val="nil" w:sz="4" w:color="A0A0A0"/>
+              <w:left w:val="nil" w:sz="4" w:color="A0A0A0"/>
+              <w:bottom w:val="single" w:sz="4" w:color="A0A0A0"/>
+              <w:right w:val="nil" w:sz="4" w:color="A0A0A0"/>
+            </w:tcBorders>
           </w:tcPr>
           <w:p>
+            <w:pPr>
+              <w:spacing w:after="60" w:before="60"/>
+            </w:pPr>
             <w:r>
               <w:rPr>
-                <w:sz w:val="15"/>
+                <w:rFonts w:ascii="Arial" w:hAnsi="Arial"/>
+                <w:b w:val="0"/>
+                <w:color w:val="000000"/>
+                <w:sz w:val="18"/>
               </w:rPr>
               <w:t>Checked specification is text-led; screenshot is internal refinement feedback.</w:t>
             </w:r>
@@ -282,12 +563,30 @@
         <w:tc>
           <w:tcPr>
             <w:tcW w:type="dxa" w:w="2520"/>
-            <w:vAlign w:val="top"/>
+            <w:vAlign w:val="center"/>
+            <w:tcMar>
+              <w:top w:w="85" w:type="dxa"/>
+              <w:left w:w="85" w:type="dxa"/>
+              <w:bottom w:w="85" w:type="dxa"/>
+              <w:right w:w="85" w:type="dxa"/>
+            </w:tcMar>
+            <w:tcBorders>
+              <w:top w:val="nil" w:sz="4" w:color="A0A0A0"/>
+              <w:left w:val="nil" w:sz="4" w:color="A0A0A0"/>
+              <w:bottom w:val="single" w:sz="4" w:color="A0A0A0"/>
+              <w:right w:val="nil" w:sz="4" w:color="A0A0A0"/>
+            </w:tcBorders>
           </w:tcPr>
           <w:p>
+            <w:pPr>
+              <w:spacing w:after="60" w:before="60"/>
+            </w:pPr>
             <w:r>
               <w:rPr>
-                <w:sz w:val="15"/>
+                <w:rFonts w:ascii="Arial" w:hAnsi="Arial"/>
+                <w:b w:val="0"/>
+                <w:color w:val="000000"/>
+                <w:sz w:val="18"/>
               </w:rPr>
               <w:t>External supplied visual target not established by checked passages.</w:t>
             </w:r>
@@ -295,15 +594,37 @@
         </w:tc>
       </w:tr>
       <w:tr>
+        <w:trPr>
+          <w:cantSplit/>
+          <w:cantSplit/>
+        </w:trPr>
         <w:tc>
           <w:tcPr>
             <w:tcW w:type="dxa" w:w="2520"/>
-            <w:vAlign w:val="top"/>
+            <w:vAlign w:val="center"/>
+            <w:tcMar>
+              <w:top w:w="85" w:type="dxa"/>
+              <w:left w:w="85" w:type="dxa"/>
+              <w:bottom w:w="85" w:type="dxa"/>
+              <w:right w:w="85" w:type="dxa"/>
+            </w:tcMar>
+            <w:tcBorders>
+              <w:top w:val="nil" w:sz="4" w:color="A0A0A0"/>
+              <w:left w:val="nil" w:sz="4" w:color="A0A0A0"/>
+              <w:bottom w:val="single" w:sz="4" w:color="A0A0A0"/>
+              <w:right w:val="nil" w:sz="4" w:color="A0A0A0"/>
+            </w:tcBorders>
           </w:tcPr>
           <w:p>
+            <w:pPr>
+              <w:spacing w:after="60" w:before="60"/>
+            </w:pPr>
             <w:r>
               <w:rPr>
-                <w:sz w:val="15"/>
+                <w:rFonts w:ascii="Arial" w:hAnsi="Arial"/>
+                <w:b w:val="0"/>
+                <w:color w:val="000000"/>
+                <w:sz w:val="18"/>
               </w:rPr>
               <w:t>H04</w:t>
             </w:r>
@@ -312,12 +633,30 @@
         <w:tc>
           <w:tcPr>
             <w:tcW w:type="dxa" w:w="2520"/>
-            <w:vAlign w:val="top"/>
+            <w:vAlign w:val="center"/>
+            <w:tcMar>
+              <w:top w:w="85" w:type="dxa"/>
+              <w:left w:w="85" w:type="dxa"/>
+              <w:bottom w:w="85" w:type="dxa"/>
+              <w:right w:w="85" w:type="dxa"/>
+            </w:tcMar>
+            <w:tcBorders>
+              <w:top w:val="nil" w:sz="4" w:color="A0A0A0"/>
+              <w:left w:val="nil" w:sz="4" w:color="A0A0A0"/>
+              <w:bottom w:val="single" w:sz="4" w:color="A0A0A0"/>
+              <w:right w:val="nil" w:sz="4" w:color="A0A0A0"/>
+            </w:tcBorders>
           </w:tcPr>
           <w:p>
+            <w:pPr>
+              <w:spacing w:after="60" w:before="60"/>
+            </w:pPr>
             <w:r>
               <w:rPr>
-                <w:sz w:val="15"/>
+                <w:rFonts w:ascii="Arial" w:hAnsi="Arial"/>
+                <w:b w:val="0"/>
+                <w:color w:val="000000"/>
+                <w:sz w:val="18"/>
               </w:rPr>
               <w:t>P41 UI-UG</w:t>
             </w:r>
@@ -326,12 +665,30 @@
         <w:tc>
           <w:tcPr>
             <w:tcW w:type="dxa" w:w="2520"/>
-            <w:vAlign w:val="top"/>
+            <w:vAlign w:val="center"/>
+            <w:tcMar>
+              <w:top w:w="85" w:type="dxa"/>
+              <w:left w:w="85" w:type="dxa"/>
+              <w:bottom w:w="85" w:type="dxa"/>
+              <w:right w:w="85" w:type="dxa"/>
+            </w:tcMar>
+            <w:tcBorders>
+              <w:top w:val="nil" w:sz="4" w:color="A0A0A0"/>
+              <w:left w:val="nil" w:sz="4" w:color="A0A0A0"/>
+              <w:bottom w:val="single" w:sz="4" w:color="A0A0A0"/>
+              <w:right w:val="nil" w:sz="4" w:color="A0A0A0"/>
+            </w:tcBorders>
           </w:tcPr>
           <w:p>
+            <w:pPr>
+              <w:spacing w:after="60" w:before="60"/>
+            </w:pPr>
             <w:r>
               <w:rPr>
-                <w:sz w:val="15"/>
+                <w:rFonts w:ascii="Arial" w:hAnsi="Arial"/>
+                <w:b w:val="0"/>
+                <w:color w:val="000000"/>
+                <w:sz w:val="18"/>
               </w:rPr>
               <w:t>Preserve author label “Interface &amp; Interactivity”; checked prompt assesses image appearance/consistency.</w:t>
             </w:r>
@@ -340,12 +697,30 @@
         <w:tc>
           <w:tcPr>
             <w:tcW w:type="dxa" w:w="2520"/>
-            <w:vAlign w:val="top"/>
+            <w:vAlign w:val="center"/>
+            <w:tcMar>
+              <w:top w:w="85" w:type="dxa"/>
+              <w:left w:w="85" w:type="dxa"/>
+              <w:bottom w:w="85" w:type="dxa"/>
+              <w:right w:w="85" w:type="dxa"/>
+            </w:tcMar>
+            <w:tcBorders>
+              <w:top w:val="nil" w:sz="4" w:color="A0A0A0"/>
+              <w:left w:val="nil" w:sz="4" w:color="A0A0A0"/>
+              <w:bottom w:val="single" w:sz="4" w:color="A0A0A0"/>
+              <w:right w:val="nil" w:sz="4" w:color="A0A0A0"/>
+            </w:tcBorders>
           </w:tcPr>
           <w:p>
+            <w:pPr>
+              <w:spacing w:after="60" w:before="60"/>
+            </w:pPr>
             <w:r>
               <w:rPr>
-                <w:sz w:val="15"/>
+                <w:rFonts w:ascii="Arial" w:hAnsi="Arial"/>
+                <w:b w:val="0"/>
+                <w:color w:val="000000"/>
+                <w:sz w:val="18"/>
               </w:rPr>
               <w:t>Executed interaction is not established by that prompt.</w:t>
             </w:r>
@@ -353,15 +728,37 @@
         </w:tc>
       </w:tr>
       <w:tr>
+        <w:trPr>
+          <w:cantSplit/>
+          <w:cantSplit/>
+        </w:trPr>
         <w:tc>
           <w:tcPr>
             <w:tcW w:type="dxa" w:w="2520"/>
-            <w:vAlign w:val="top"/>
+            <w:vAlign w:val="center"/>
+            <w:tcMar>
+              <w:top w:w="85" w:type="dxa"/>
+              <w:left w:w="85" w:type="dxa"/>
+              <w:bottom w:w="85" w:type="dxa"/>
+              <w:right w:w="85" w:type="dxa"/>
+            </w:tcMar>
+            <w:tcBorders>
+              <w:top w:val="nil" w:sz="4" w:color="A0A0A0"/>
+              <w:left w:val="nil" w:sz="4" w:color="A0A0A0"/>
+              <w:bottom w:val="single" w:sz="4" w:color="A0A0A0"/>
+              <w:right w:val="nil" w:sz="4" w:color="A0A0A0"/>
+            </w:tcBorders>
           </w:tcPr>
           <w:p>
+            <w:pPr>
+              <w:spacing w:after="60" w:before="60"/>
+            </w:pPr>
             <w:r>
               <w:rPr>
-                <w:sz w:val="15"/>
+                <w:rFonts w:ascii="Arial" w:hAnsi="Arial"/>
+                <w:b w:val="0"/>
+                <w:color w:val="000000"/>
+                <w:sz w:val="18"/>
               </w:rPr>
               <w:t>H05</w:t>
             </w:r>
@@ -370,12 +767,30 @@
         <w:tc>
           <w:tcPr>
             <w:tcW w:type="dxa" w:w="2520"/>
-            <w:vAlign w:val="top"/>
+            <w:vAlign w:val="center"/>
+            <w:tcMar>
+              <w:top w:w="85" w:type="dxa"/>
+              <w:left w:w="85" w:type="dxa"/>
+              <w:bottom w:w="85" w:type="dxa"/>
+              <w:right w:w="85" w:type="dxa"/>
+            </w:tcMar>
+            <w:tcBorders>
+              <w:top w:val="nil" w:sz="4" w:color="A0A0A0"/>
+              <w:left w:val="nil" w:sz="4" w:color="A0A0A0"/>
+              <w:bottom w:val="single" w:sz="4" w:color="A0A0A0"/>
+              <w:right w:val="nil" w:sz="4" w:color="A0A0A0"/>
+            </w:tcBorders>
           </w:tcPr>
           <w:p>
+            <w:pPr>
+              <w:spacing w:after="60" w:before="60"/>
+            </w:pPr>
             <w:r>
               <w:rPr>
-                <w:sz w:val="15"/>
+                <w:rFonts w:ascii="Arial" w:hAnsi="Arial"/>
+                <w:b w:val="0"/>
+                <w:color w:val="000000"/>
+                <w:sz w:val="18"/>
               </w:rPr>
               <w:t>P18 1D-Bench</w:t>
             </w:r>
@@ -384,12 +799,30 @@
         <w:tc>
           <w:tcPr>
             <w:tcW w:type="dxa" w:w="2520"/>
-            <w:vAlign w:val="top"/>
+            <w:vAlign w:val="center"/>
+            <w:tcMar>
+              <w:top w:w="85" w:type="dxa"/>
+              <w:left w:w="85" w:type="dxa"/>
+              <w:bottom w:w="85" w:type="dxa"/>
+              <w:right w:w="85" w:type="dxa"/>
+            </w:tcMar>
+            <w:tcBorders>
+              <w:top w:val="nil" w:sz="4" w:color="A0A0A0"/>
+              <w:left w:val="nil" w:sz="4" w:color="A0A0A0"/>
+              <w:bottom w:val="single" w:sz="4" w:color="A0A0A0"/>
+              <w:right w:val="nil" w:sz="4" w:color="A0A0A0"/>
+            </w:tcBorders>
           </w:tcPr>
           <w:p>
+            <w:pPr>
+              <w:spacing w:after="60" w:before="60"/>
+            </w:pPr>
             <w:r>
               <w:rPr>
-                <w:sz w:val="15"/>
+                <w:rFonts w:ascii="Arial" w:hAnsi="Arial"/>
+                <w:b w:val="0"/>
+                <w:color w:val="000000"/>
+                <w:sz w:val="18"/>
               </w:rPr>
               <w:t>Human–metric alignment is reported on controlled perturbations with a visual-closeness criterion.</w:t>
             </w:r>
@@ -398,12 +831,30 @@
         <w:tc>
           <w:tcPr>
             <w:tcW w:type="dxa" w:w="2520"/>
-            <w:vAlign w:val="top"/>
+            <w:vAlign w:val="center"/>
+            <w:tcMar>
+              <w:top w:w="85" w:type="dxa"/>
+              <w:left w:w="85" w:type="dxa"/>
+              <w:bottom w:w="85" w:type="dxa"/>
+              <w:right w:w="85" w:type="dxa"/>
+            </w:tcMar>
+            <w:tcBorders>
+              <w:top w:val="nil" w:sz="4" w:color="A0A0A0"/>
+              <w:left w:val="nil" w:sz="4" w:color="A0A0A0"/>
+              <w:bottom w:val="single" w:sz="4" w:color="A0A0A0"/>
+              <w:right w:val="nil" w:sz="4" w:color="A0A0A0"/>
+            </w:tcBorders>
           </w:tcPr>
           <w:p>
+            <w:pPr>
+              <w:spacing w:after="60" w:before="60"/>
+            </w:pPr>
             <w:r>
               <w:rPr>
-                <w:sz w:val="15"/>
+                <w:rFonts w:ascii="Arial" w:hAnsi="Arial"/>
+                <w:b w:val="0"/>
+                <w:color w:val="000000"/>
+                <w:sz w:val="18"/>
               </w:rPr>
               <w:t>Transfer to ordinary generated outputs and tuning/confirmation independence not established.</w:t>
             </w:r>
@@ -411,15 +862,37 @@
         </w:tc>
       </w:tr>
       <w:tr>
+        <w:trPr>
+          <w:cantSplit/>
+          <w:cantSplit/>
+        </w:trPr>
         <w:tc>
           <w:tcPr>
             <w:tcW w:type="dxa" w:w="2520"/>
-            <w:vAlign w:val="top"/>
+            <w:vAlign w:val="center"/>
+            <w:tcMar>
+              <w:top w:w="85" w:type="dxa"/>
+              <w:left w:w="85" w:type="dxa"/>
+              <w:bottom w:w="85" w:type="dxa"/>
+              <w:right w:w="85" w:type="dxa"/>
+            </w:tcMar>
+            <w:tcBorders>
+              <w:top w:val="nil" w:sz="4" w:color="A0A0A0"/>
+              <w:left w:val="nil" w:sz="4" w:color="A0A0A0"/>
+              <w:bottom w:val="single" w:sz="4" w:color="A0A0A0"/>
+              <w:right w:val="nil" w:sz="4" w:color="A0A0A0"/>
+            </w:tcBorders>
           </w:tcPr>
           <w:p>
+            <w:pPr>
+              <w:spacing w:after="60" w:before="60"/>
+            </w:pPr>
             <w:r>
               <w:rPr>
-                <w:sz w:val="15"/>
+                <w:rFonts w:ascii="Arial" w:hAnsi="Arial"/>
+                <w:b w:val="0"/>
+                <w:color w:val="000000"/>
+                <w:sz w:val="18"/>
               </w:rPr>
               <w:t>H06</w:t>
             </w:r>
@@ -428,12 +901,30 @@
         <w:tc>
           <w:tcPr>
             <w:tcW w:type="dxa" w:w="2520"/>
-            <w:vAlign w:val="top"/>
+            <w:vAlign w:val="center"/>
+            <w:tcMar>
+              <w:top w:w="85" w:type="dxa"/>
+              <w:left w:w="85" w:type="dxa"/>
+              <w:bottom w:w="85" w:type="dxa"/>
+              <w:right w:w="85" w:type="dxa"/>
+            </w:tcMar>
+            <w:tcBorders>
+              <w:top w:val="nil" w:sz="4" w:color="A0A0A0"/>
+              <w:left w:val="nil" w:sz="4" w:color="A0A0A0"/>
+              <w:bottom w:val="single" w:sz="4" w:color="A0A0A0"/>
+              <w:right w:val="nil" w:sz="4" w:color="A0A0A0"/>
+            </w:tcBorders>
           </w:tcPr>
           <w:p>
+            <w:pPr>
+              <w:spacing w:after="60" w:before="60"/>
+            </w:pPr>
             <w:r>
               <w:rPr>
-                <w:sz w:val="15"/>
+                <w:rFonts w:ascii="Arial" w:hAnsi="Arial"/>
+                <w:b w:val="0"/>
+                <w:color w:val="000000"/>
+                <w:sz w:val="18"/>
               </w:rPr>
               <w:t>P65 From Code to Compliance</w:t>
             </w:r>
@@ -442,12 +933,30 @@
         <w:tc>
           <w:tcPr>
             <w:tcW w:type="dxa" w:w="2520"/>
-            <w:vAlign w:val="top"/>
+            <w:vAlign w:val="center"/>
+            <w:tcMar>
+              <w:top w:w="85" w:type="dxa"/>
+              <w:left w:w="85" w:type="dxa"/>
+              <w:bottom w:w="85" w:type="dxa"/>
+              <w:right w:w="85" w:type="dxa"/>
+            </w:tcMar>
+            <w:tcBorders>
+              <w:top w:val="nil" w:sz="4" w:color="A0A0A0"/>
+              <w:left w:val="nil" w:sz="4" w:color="A0A0A0"/>
+              <w:bottom w:val="single" w:sz="4" w:color="A0A0A0"/>
+              <w:right w:val="nil" w:sz="4" w:color="A0A0A0"/>
+            </w:tcBorders>
           </w:tcPr>
           <w:p>
+            <w:pPr>
+              <w:spacing w:after="60" w:before="60"/>
+            </w:pPr>
             <w:r>
               <w:rPr>
-                <w:sz w:val="15"/>
+                <w:rFonts w:ascii="Arial" w:hAnsi="Arial"/>
+                <w:b w:val="0"/>
+                <w:color w:val="000000"/>
+                <w:sz w:val="18"/>
               </w:rPr>
               <w:t>Reported 90.91% is treated as resolution of manually identified errors.</w:t>
             </w:r>
@@ -456,12 +965,30 @@
         <w:tc>
           <w:tcPr>
             <w:tcW w:type="dxa" w:w="2520"/>
-            <w:vAlign w:val="top"/>
+            <w:vAlign w:val="center"/>
+            <w:tcMar>
+              <w:top w:w="85" w:type="dxa"/>
+              <w:left w:w="85" w:type="dxa"/>
+              <w:bottom w:w="85" w:type="dxa"/>
+              <w:right w:w="85" w:type="dxa"/>
+            </w:tcMar>
+            <w:tcBorders>
+              <w:top w:val="nil" w:sz="4" w:color="A0A0A0"/>
+              <w:left w:val="nil" w:sz="4" w:color="A0A0A0"/>
+              <w:bottom w:val="single" w:sz="4" w:color="A0A0A0"/>
+              <w:right w:val="nil" w:sz="4" w:color="A0A0A0"/>
+            </w:tcBorders>
           </w:tcPr>
           <w:p>
+            <w:pPr>
+              <w:spacing w:after="60" w:before="60"/>
+            </w:pPr>
             <w:r>
               <w:rPr>
-                <w:sz w:val="15"/>
+                <w:rFonts w:ascii="Arial" w:hAnsi="Arial"/>
+                <w:b w:val="0"/>
+                <w:color w:val="000000"/>
+                <w:sz w:val="18"/>
               </w:rPr>
               <w:t>Not percentage of all WCAG requirements satisfied; conformance not established.</w:t>
             </w:r>
@@ -469,15 +996,37 @@
         </w:tc>
       </w:tr>
       <w:tr>
+        <w:trPr>
+          <w:cantSplit/>
+          <w:cantSplit/>
+        </w:trPr>
         <w:tc>
           <w:tcPr>
             <w:tcW w:type="dxa" w:w="2520"/>
-            <w:vAlign w:val="top"/>
+            <w:vAlign w:val="center"/>
+            <w:tcMar>
+              <w:top w:w="85" w:type="dxa"/>
+              <w:left w:w="85" w:type="dxa"/>
+              <w:bottom w:w="85" w:type="dxa"/>
+              <w:right w:w="85" w:type="dxa"/>
+            </w:tcMar>
+            <w:tcBorders>
+              <w:top w:val="nil" w:sz="4" w:color="A0A0A0"/>
+              <w:left w:val="nil" w:sz="4" w:color="A0A0A0"/>
+              <w:bottom w:val="single" w:sz="4" w:color="A0A0A0"/>
+              <w:right w:val="nil" w:sz="4" w:color="A0A0A0"/>
+            </w:tcBorders>
           </w:tcPr>
           <w:p>
+            <w:pPr>
+              <w:spacing w:after="60" w:before="60"/>
+            </w:pPr>
             <w:r>
               <w:rPr>
-                <w:sz w:val="15"/>
+                <w:rFonts w:ascii="Arial" w:hAnsi="Arial"/>
+                <w:b w:val="0"/>
+                <w:color w:val="000000"/>
+                <w:sz w:val="18"/>
               </w:rPr>
               <w:t>H07</w:t>
             </w:r>
@@ -486,12 +1035,30 @@
         <w:tc>
           <w:tcPr>
             <w:tcW w:type="dxa" w:w="2520"/>
-            <w:vAlign w:val="top"/>
+            <w:vAlign w:val="center"/>
+            <w:tcMar>
+              <w:top w:w="85" w:type="dxa"/>
+              <w:left w:w="85" w:type="dxa"/>
+              <w:bottom w:w="85" w:type="dxa"/>
+              <w:right w:w="85" w:type="dxa"/>
+            </w:tcMar>
+            <w:tcBorders>
+              <w:top w:val="nil" w:sz="4" w:color="A0A0A0"/>
+              <w:left w:val="nil" w:sz="4" w:color="A0A0A0"/>
+              <w:bottom w:val="single" w:sz="4" w:color="A0A0A0"/>
+              <w:right w:val="nil" w:sz="4" w:color="A0A0A0"/>
+            </w:tcBorders>
           </w:tcPr>
           <w:p>
+            <w:pPr>
+              <w:spacing w:after="60" w:before="60"/>
+            </w:pPr>
             <w:r>
               <w:rPr>
-                <w:sz w:val="15"/>
+                <w:rFonts w:ascii="Arial" w:hAnsi="Arial"/>
+                <w:b w:val="0"/>
+                <w:color w:val="000000"/>
+                <w:sz w:val="18"/>
               </w:rPr>
               <w:t>P66 HFG / honeypot framework</w:t>
             </w:r>
@@ -500,12 +1067,30 @@
         <w:tc>
           <w:tcPr>
             <w:tcW w:type="dxa" w:w="2520"/>
-            <w:vAlign w:val="top"/>
+            <w:vAlign w:val="center"/>
+            <w:tcMar>
+              <w:top w:w="85" w:type="dxa"/>
+              <w:left w:w="85" w:type="dxa"/>
+              <w:bottom w:w="85" w:type="dxa"/>
+              <w:right w:w="85" w:type="dxa"/>
+            </w:tcMar>
+            <w:tcBorders>
+              <w:top w:val="nil" w:sz="4" w:color="A0A0A0"/>
+              <w:left w:val="nil" w:sz="4" w:color="A0A0A0"/>
+              <w:bottom w:val="single" w:sz="4" w:color="A0A0A0"/>
+              <w:right w:val="nil" w:sz="4" w:color="A0A0A0"/>
+            </w:tcBorders>
           </w:tcPr>
           <w:p>
+            <w:pPr>
+              <w:spacing w:after="60" w:before="60"/>
+            </w:pPr>
             <w:r>
               <w:rPr>
-                <w:sz w:val="15"/>
+                <w:rFonts w:ascii="Arial" w:hAnsi="Arial"/>
+                <w:b w:val="0"/>
+                <w:color w:val="000000"/>
+                <w:sz w:val="18"/>
               </w:rPr>
               <w:t>HIR includes bounded frontend action/readiness checks.</w:t>
             </w:r>
@@ -514,12 +1099,30 @@
         <w:tc>
           <w:tcPr>
             <w:tcW w:type="dxa" w:w="2520"/>
-            <w:vAlign w:val="top"/>
+            <w:vAlign w:val="center"/>
+            <w:tcMar>
+              <w:top w:w="85" w:type="dxa"/>
+              <w:left w:w="85" w:type="dxa"/>
+              <w:bottom w:w="85" w:type="dxa"/>
+              <w:right w:w="85" w:type="dxa"/>
+            </w:tcMar>
+            <w:tcBorders>
+              <w:top w:val="nil" w:sz="4" w:color="A0A0A0"/>
+              <w:left w:val="nil" w:sz="4" w:color="A0A0A0"/>
+              <w:bottom w:val="single" w:sz="4" w:color="A0A0A0"/>
+              <w:right w:val="nil" w:sz="4" w:color="A0A0A0"/>
+            </w:tcBorders>
           </w:tcPr>
           <w:p>
+            <w:pPr>
+              <w:spacing w:after="60" w:before="60"/>
+            </w:pPr>
             <w:r>
               <w:rPr>
-                <w:sz w:val="15"/>
+                <w:rFonts w:ascii="Arial" w:hAnsi="Arial"/>
+                <w:b w:val="0"/>
+                <w:color w:val="000000"/>
+                <w:sz w:val="18"/>
               </w:rPr>
               <w:t>No complete backend, end-to-end, or security guarantee.</w:t>
             </w:r>
@@ -527,15 +1130,37 @@
         </w:tc>
       </w:tr>
       <w:tr>
+        <w:trPr>
+          <w:cantSplit/>
+          <w:cantSplit/>
+        </w:trPr>
         <w:tc>
           <w:tcPr>
             <w:tcW w:type="dxa" w:w="2520"/>
-            <w:vAlign w:val="top"/>
+            <w:vAlign w:val="center"/>
+            <w:tcMar>
+              <w:top w:w="85" w:type="dxa"/>
+              <w:left w:w="85" w:type="dxa"/>
+              <w:bottom w:w="85" w:type="dxa"/>
+              <w:right w:w="85" w:type="dxa"/>
+            </w:tcMar>
+            <w:tcBorders>
+              <w:top w:val="nil" w:sz="4" w:color="A0A0A0"/>
+              <w:left w:val="nil" w:sz="4" w:color="A0A0A0"/>
+              <w:bottom w:val="single" w:sz="4" w:color="A0A0A0"/>
+              <w:right w:val="nil" w:sz="4" w:color="A0A0A0"/>
+            </w:tcBorders>
           </w:tcPr>
           <w:p>
+            <w:pPr>
+              <w:spacing w:after="60" w:before="60"/>
+            </w:pPr>
             <w:r>
               <w:rPr>
-                <w:sz w:val="15"/>
+                <w:rFonts w:ascii="Arial" w:hAnsi="Arial"/>
+                <w:b w:val="0"/>
+                <w:color w:val="000000"/>
+                <w:sz w:val="18"/>
               </w:rPr>
               <w:t>H08</w:t>
             </w:r>
@@ -544,12 +1169,30 @@
         <w:tc>
           <w:tcPr>
             <w:tcW w:type="dxa" w:w="2520"/>
-            <w:vAlign w:val="top"/>
+            <w:vAlign w:val="center"/>
+            <w:tcMar>
+              <w:top w:w="85" w:type="dxa"/>
+              <w:left w:w="85" w:type="dxa"/>
+              <w:bottom w:w="85" w:type="dxa"/>
+              <w:right w:w="85" w:type="dxa"/>
+            </w:tcMar>
+            <w:tcBorders>
+              <w:top w:val="nil" w:sz="4" w:color="A0A0A0"/>
+              <w:left w:val="nil" w:sz="4" w:color="A0A0A0"/>
+              <w:bottom w:val="single" w:sz="4" w:color="A0A0A0"/>
+              <w:right w:val="nil" w:sz="4" w:color="A0A0A0"/>
+            </w:tcBorders>
           </w:tcPr>
           <w:p>
+            <w:pPr>
+              <w:spacing w:after="60" w:before="60"/>
+            </w:pPr>
             <w:r>
               <w:rPr>
-                <w:sz w:val="15"/>
+                <w:rFonts w:ascii="Arial" w:hAnsi="Arial"/>
+                <w:b w:val="0"/>
+                <w:color w:val="000000"/>
+                <w:sz w:val="18"/>
               </w:rPr>
               <w:t>P23 WebCompat</w:t>
             </w:r>
@@ -558,12 +1201,30 @@
         <w:tc>
           <w:tcPr>
             <w:tcW w:type="dxa" w:w="2520"/>
-            <w:vAlign w:val="top"/>
+            <w:vAlign w:val="center"/>
+            <w:tcMar>
+              <w:top w:w="85" w:type="dxa"/>
+              <w:left w:w="85" w:type="dxa"/>
+              <w:bottom w:w="85" w:type="dxa"/>
+              <w:right w:w="85" w:type="dxa"/>
+            </w:tcMar>
+            <w:tcBorders>
+              <w:top w:val="nil" w:sz="4" w:color="A0A0A0"/>
+              <w:left w:val="nil" w:sz="4" w:color="A0A0A0"/>
+              <w:bottom w:val="single" w:sz="4" w:color="A0A0A0"/>
+              <w:right w:val="nil" w:sz="4" w:color="A0A0A0"/>
+            </w:tcBorders>
           </w:tcPr>
           <w:p>
+            <w:pPr>
+              <w:spacing w:after="60" w:before="60"/>
+            </w:pPr>
             <w:r>
               <w:rPr>
-                <w:sz w:val="15"/>
+                <w:rFonts w:ascii="Arial" w:hAnsi="Arial"/>
+                <w:b w:val="0"/>
+                <w:color w:val="000000"/>
+                <w:sz w:val="18"/>
               </w:rPr>
               <w:t>139/203 is conditional on retained empirical pages; 2,032 observations are page × environment pairs.</w:t>
             </w:r>
@@ -572,12 +1233,30 @@
         <w:tc>
           <w:tcPr>
             <w:tcW w:type="dxa" w:w="2520"/>
-            <w:vAlign w:val="top"/>
+            <w:vAlign w:val="center"/>
+            <w:tcMar>
+              <w:top w:w="85" w:type="dxa"/>
+              <w:left w:w="85" w:type="dxa"/>
+              <w:bottom w:w="85" w:type="dxa"/>
+              <w:right w:w="85" w:type="dxa"/>
+            </w:tcMar>
+            <w:tcBorders>
+              <w:top w:val="nil" w:sz="4" w:color="A0A0A0"/>
+              <w:left w:val="nil" w:sz="4" w:color="A0A0A0"/>
+              <w:bottom w:val="single" w:sz="4" w:color="A0A0A0"/>
+              <w:right w:val="nil" w:sz="4" w:color="A0A0A0"/>
+            </w:tcBorders>
           </w:tcPr>
           <w:p>
+            <w:pPr>
+              <w:spacing w:after="60" w:before="60"/>
+            </w:pPr>
             <w:r>
               <w:rPr>
-                <w:sz w:val="15"/>
+                <w:rFonts w:ascii="Arial" w:hAnsi="Arial"/>
+                <w:b w:val="0"/>
+                <w:color w:val="000000"/>
+                <w:sz w:val="18"/>
               </w:rPr>
               <w:t>Not all 480 generation attempts and not 2,032 independent webpages.</w:t>
             </w:r>
@@ -585,15 +1264,37 @@
         </w:tc>
       </w:tr>
       <w:tr>
+        <w:trPr>
+          <w:cantSplit/>
+          <w:cantSplit/>
+        </w:trPr>
         <w:tc>
           <w:tcPr>
             <w:tcW w:type="dxa" w:w="2520"/>
-            <w:vAlign w:val="top"/>
+            <w:vAlign w:val="center"/>
+            <w:tcMar>
+              <w:top w:w="85" w:type="dxa"/>
+              <w:left w:w="85" w:type="dxa"/>
+              <w:bottom w:w="85" w:type="dxa"/>
+              <w:right w:w="85" w:type="dxa"/>
+            </w:tcMar>
+            <w:tcBorders>
+              <w:top w:val="nil" w:sz="4" w:color="A0A0A0"/>
+              <w:left w:val="nil" w:sz="4" w:color="A0A0A0"/>
+              <w:bottom w:val="single" w:sz="4" w:color="A0A0A0"/>
+              <w:right w:val="nil" w:sz="4" w:color="A0A0A0"/>
+            </w:tcBorders>
           </w:tcPr>
           <w:p>
+            <w:pPr>
+              <w:spacing w:after="60" w:before="60"/>
+            </w:pPr>
             <w:r>
               <w:rPr>
-                <w:sz w:val="15"/>
+                <w:rFonts w:ascii="Arial" w:hAnsi="Arial"/>
+                <w:b w:val="0"/>
+                <w:color w:val="000000"/>
+                <w:sz w:val="18"/>
               </w:rPr>
               <w:t>H09</w:t>
             </w:r>
@@ -602,12 +1303,30 @@
         <w:tc>
           <w:tcPr>
             <w:tcW w:type="dxa" w:w="2520"/>
-            <w:vAlign w:val="top"/>
+            <w:vAlign w:val="center"/>
+            <w:tcMar>
+              <w:top w:w="85" w:type="dxa"/>
+              <w:left w:w="85" w:type="dxa"/>
+              <w:bottom w:w="85" w:type="dxa"/>
+              <w:right w:w="85" w:type="dxa"/>
+            </w:tcMar>
+            <w:tcBorders>
+              <w:top w:val="nil" w:sz="4" w:color="A0A0A0"/>
+              <w:left w:val="nil" w:sz="4" w:color="A0A0A0"/>
+              <w:bottom w:val="single" w:sz="4" w:color="A0A0A0"/>
+              <w:right w:val="nil" w:sz="4" w:color="A0A0A0"/>
+            </w:tcBorders>
           </w:tcPr>
           <w:p>
+            <w:pPr>
+              <w:spacing w:after="60" w:before="60"/>
+            </w:pPr>
             <w:r>
               <w:rPr>
-                <w:sz w:val="15"/>
+                <w:rFonts w:ascii="Arial" w:hAnsi="Arial"/>
+                <w:b w:val="0"/>
+                <w:color w:val="000000"/>
+                <w:sz w:val="18"/>
               </w:rPr>
               <w:t>P67 ScreenCoder</w:t>
             </w:r>
@@ -616,12 +1335,30 @@
         <w:tc>
           <w:tcPr>
             <w:tcW w:type="dxa" w:w="2520"/>
-            <w:vAlign w:val="top"/>
+            <w:vAlign w:val="center"/>
+            <w:tcMar>
+              <w:top w:w="85" w:type="dxa"/>
+              <w:left w:w="85" w:type="dxa"/>
+              <w:bottom w:w="85" w:type="dxa"/>
+              <w:right w:w="85" w:type="dxa"/>
+            </w:tcMar>
+            <w:tcBorders>
+              <w:top w:val="nil" w:sz="4" w:color="A0A0A0"/>
+              <w:left w:val="nil" w:sz="4" w:color="A0A0A0"/>
+              <w:bottom w:val="single" w:sz="4" w:color="A0A0A0"/>
+              <w:right w:val="nil" w:sz="4" w:color="A0A0A0"/>
+            </w:tcBorders>
           </w:tcPr>
           <w:p>
+            <w:pPr>
+              <w:spacing w:after="60" w:before="60"/>
+            </w:pPr>
             <w:r>
               <w:rPr>
-                <w:sz w:val="15"/>
+                <w:rFonts w:ascii="Arial" w:hAnsi="Arial"/>
+                <w:b w:val="0"/>
+                <w:color w:val="000000"/>
+                <w:sz w:val="18"/>
               </w:rPr>
               <w:t>Human comparative/workflow evidence is retained as reported.</w:t>
             </w:r>
@@ -630,12 +1367,30 @@
         <w:tc>
           <w:tcPr>
             <w:tcW w:type="dxa" w:w="2520"/>
-            <w:vAlign w:val="top"/>
+            <w:vAlign w:val="center"/>
+            <w:tcMar>
+              <w:top w:w="85" w:type="dxa"/>
+              <w:left w:w="85" w:type="dxa"/>
+              <w:bottom w:w="85" w:type="dxa"/>
+              <w:right w:w="85" w:type="dxa"/>
+            </w:tcMar>
+            <w:tcBorders>
+              <w:top w:val="nil" w:sz="4" w:color="A0A0A0"/>
+              <w:left w:val="nil" w:sz="4" w:color="A0A0A0"/>
+              <w:bottom w:val="single" w:sz="4" w:color="A0A0A0"/>
+              <w:right w:val="nil" w:sz="4" w:color="A0A0A0"/>
+            </w:tcBorders>
           </w:tcPr>
           <w:p>
+            <w:pPr>
+              <w:spacing w:after="60" w:before="60"/>
+            </w:pPr>
             <w:r>
               <w:rPr>
-                <w:sz w:val="15"/>
+                <w:rFonts w:ascii="Arial" w:hAnsi="Arial"/>
+                <w:b w:val="0"/>
+                <w:color w:val="000000"/>
+                <w:sz w:val="18"/>
               </w:rPr>
               <w:t>Does not separately validate every automatic visual metric; retry/provenance limits remain.</w:t>
             </w:r>
@@ -646,16 +1401,18 @@
     <w:p>
       <w:pPr>
         <w:pStyle w:val="Heading1"/>
+        <w:spacing w:before="160"/>
       </w:pPr>
       <w:r>
-        <w:t>S3. Conclusion-driving numerical claims</w:t>
+        <w:t>S3 Conclusion driving numerical claims</w:t>
       </w:r>
     </w:p>
     <w:tbl>
       <w:tblPr>
         <w:tblStyle w:val="TableGrid"/>
-        <w:tblW w:type="auto" w:w="0"/>
-        <w:jc w:val="center"/>
+        <w:tblW w:type="dxa" w:w="10080"/>
+        <w:jc w:val="left"/>
+        <w:tblLayout w:type="fixed"/>
         <w:tblLook w:firstColumn="1" w:firstRow="1" w:lastColumn="0" w:lastRow="0" w:noHBand="0" w:noVBand="1" w:val="04A0"/>
       </w:tblPr>
       <w:tblGrid>
@@ -664,14 +1421,38 @@
         <w:gridCol w:w="3360"/>
       </w:tblGrid>
       <w:tr>
+        <w:trPr>
+          <w:tblHeader/>
+          <w:cantSplit/>
+          <w:tblHeader/>
+        </w:trPr>
         <w:tc>
           <w:tcPr>
             <w:tcW w:type="dxa" w:w="3360"/>
+            <w:vAlign w:val="center"/>
+            <w:tcMar>
+              <w:top w:w="85" w:type="dxa"/>
+              <w:left w:w="85" w:type="dxa"/>
+              <w:bottom w:w="85" w:type="dxa"/>
+              <w:right w:w="85" w:type="dxa"/>
+            </w:tcMar>
+            <w:tcBorders>
+              <w:top w:val="single" w:sz="4" w:color="A0A0A0"/>
+              <w:left w:val="nil" w:sz="4" w:color="A0A0A0"/>
+              <w:bottom w:val="single" w:sz="4" w:color="A0A0A0"/>
+              <w:right w:val="nil" w:sz="4" w:color="A0A0A0"/>
+            </w:tcBorders>
           </w:tcPr>
           <w:p>
+            <w:pPr>
+              <w:spacing w:after="60" w:before="60"/>
+            </w:pPr>
             <w:r>
               <w:rPr>
+                <w:rFonts w:ascii="Arial" w:hAnsi="Arial"/>
                 <w:b/>
+                <w:color w:val="000000"/>
+                <w:sz w:val="18"/>
               </w:rPr>
               <w:t>Study</w:t>
             </w:r>
@@ -680,11 +1461,30 @@
         <w:tc>
           <w:tcPr>
             <w:tcW w:type="dxa" w:w="3360"/>
+            <w:vAlign w:val="center"/>
+            <w:tcMar>
+              <w:top w:w="85" w:type="dxa"/>
+              <w:left w:w="85" w:type="dxa"/>
+              <w:bottom w:w="85" w:type="dxa"/>
+              <w:right w:w="85" w:type="dxa"/>
+            </w:tcMar>
+            <w:tcBorders>
+              <w:top w:val="single" w:sz="4" w:color="A0A0A0"/>
+              <w:left w:val="nil" w:sz="4" w:color="A0A0A0"/>
+              <w:bottom w:val="single" w:sz="4" w:color="A0A0A0"/>
+              <w:right w:val="nil" w:sz="4" w:color="A0A0A0"/>
+            </w:tcBorders>
           </w:tcPr>
           <w:p>
+            <w:pPr>
+              <w:spacing w:after="60" w:before="60"/>
+            </w:pPr>
             <w:r>
               <w:rPr>
+                <w:rFonts w:ascii="Arial" w:hAnsi="Arial"/>
                 <w:b/>
+                <w:color w:val="000000"/>
+                <w:sz w:val="18"/>
               </w:rPr>
               <w:t>Audited numerical statement</w:t>
             </w:r>
@@ -693,11 +1493,30 @@
         <w:tc>
           <w:tcPr>
             <w:tcW w:type="dxa" w:w="3360"/>
+            <w:vAlign w:val="center"/>
+            <w:tcMar>
+              <w:top w:w="85" w:type="dxa"/>
+              <w:left w:w="85" w:type="dxa"/>
+              <w:bottom w:w="85" w:type="dxa"/>
+              <w:right w:w="85" w:type="dxa"/>
+            </w:tcMar>
+            <w:tcBorders>
+              <w:top w:val="single" w:sz="4" w:color="A0A0A0"/>
+              <w:left w:val="nil" w:sz="4" w:color="A0A0A0"/>
+              <w:bottom w:val="single" w:sz="4" w:color="A0A0A0"/>
+              <w:right w:val="nil" w:sz="4" w:color="A0A0A0"/>
+            </w:tcBorders>
           </w:tcPr>
           <w:p>
+            <w:pPr>
+              <w:spacing w:after="60" w:before="60"/>
+            </w:pPr>
             <w:r>
               <w:rPr>
+                <w:rFonts w:ascii="Arial" w:hAnsi="Arial"/>
                 <w:b/>
+                <w:color w:val="000000"/>
+                <w:sz w:val="18"/>
               </w:rPr>
               <w:t>Inference boundary</w:t>
             </w:r>
@@ -705,14 +1524,37 @@
         </w:tc>
       </w:tr>
       <w:tr>
+        <w:trPr>
+          <w:cantSplit/>
+          <w:cantSplit/>
+        </w:trPr>
         <w:tc>
           <w:tcPr>
             <w:tcW w:type="dxa" w:w="3360"/>
+            <w:vAlign w:val="center"/>
+            <w:tcMar>
+              <w:top w:w="85" w:type="dxa"/>
+              <w:left w:w="85" w:type="dxa"/>
+              <w:bottom w:w="85" w:type="dxa"/>
+              <w:right w:w="85" w:type="dxa"/>
+            </w:tcMar>
+            <w:tcBorders>
+              <w:top w:val="nil" w:sz="4" w:color="A0A0A0"/>
+              <w:left w:val="nil" w:sz="4" w:color="A0A0A0"/>
+              <w:bottom w:val="single" w:sz="4" w:color="A0A0A0"/>
+              <w:right w:val="nil" w:sz="4" w:color="A0A0A0"/>
+            </w:tcBorders>
           </w:tcPr>
           <w:p>
+            <w:pPr>
+              <w:spacing w:after="60" w:before="60"/>
+            </w:pPr>
             <w:r>
               <w:rPr>
-                <w:sz w:val="15"/>
+                <w:rFonts w:ascii="Arial" w:hAnsi="Arial"/>
+                <w:b w:val="0"/>
+                <w:color w:val="000000"/>
+                <w:sz w:val="18"/>
               </w:rPr>
               <w:t>Design2Code</w:t>
             </w:r>
@@ -721,11 +1563,30 @@
         <w:tc>
           <w:tcPr>
             <w:tcW w:type="dxa" w:w="3360"/>
+            <w:vAlign w:val="center"/>
+            <w:tcMar>
+              <w:top w:w="85" w:type="dxa"/>
+              <w:left w:w="85" w:type="dxa"/>
+              <w:bottom w:w="85" w:type="dxa"/>
+              <w:right w:w="85" w:type="dxa"/>
+            </w:tcMar>
+            <w:tcBorders>
+              <w:top w:val="nil" w:sz="4" w:color="A0A0A0"/>
+              <w:left w:val="nil" w:sz="4" w:color="A0A0A0"/>
+              <w:bottom w:val="single" w:sz="4" w:color="A0A0A0"/>
+              <w:right w:val="nil" w:sz="4" w:color="A0A0A0"/>
+            </w:tcBorders>
           </w:tcPr>
           <w:p>
+            <w:pPr>
+              <w:spacing w:after="60" w:before="60"/>
+            </w:pPr>
             <w:r>
               <w:rPr>
-                <w:sz w:val="15"/>
+                <w:rFonts w:ascii="Arial" w:hAnsi="Arial"/>
+                <w:b w:val="0"/>
+                <w:color w:val="000000"/>
+                <w:sz w:val="18"/>
               </w:rPr>
               <w:t>79.9% held-out test accuracy</w:t>
             </w:r>
@@ -734,11 +1595,30 @@
         <w:tc>
           <w:tcPr>
             <w:tcW w:type="dxa" w:w="3360"/>
+            <w:vAlign w:val="center"/>
+            <w:tcMar>
+              <w:top w:w="85" w:type="dxa"/>
+              <w:left w:w="85" w:type="dxa"/>
+              <w:bottom w:w="85" w:type="dxa"/>
+              <w:right w:w="85" w:type="dxa"/>
+            </w:tcMar>
+            <w:tcBorders>
+              <w:top w:val="nil" w:sz="4" w:color="A0A0A0"/>
+              <w:left w:val="nil" w:sz="4" w:color="A0A0A0"/>
+              <w:bottom w:val="single" w:sz="4" w:color="A0A0A0"/>
+              <w:right w:val="nil" w:sz="4" w:color="A0A0A0"/>
+            </w:tcBorders>
           </w:tcPr>
           <w:p>
+            <w:pPr>
+              <w:spacing w:after="60" w:before="60"/>
+            </w:pPr>
             <w:r>
               <w:rPr>
-                <w:sz w:val="15"/>
+                <w:rFonts w:ascii="Arial" w:hAnsi="Arial"/>
+                <w:b w:val="0"/>
+                <w:color w:val="000000"/>
+                <w:sz w:val="18"/>
               </w:rPr>
               <w:t>Combined predictor of tested human visual preference; not functional correctness.</w:t>
             </w:r>
@@ -746,14 +1626,37 @@
         </w:tc>
       </w:tr>
       <w:tr>
+        <w:trPr>
+          <w:cantSplit/>
+          <w:cantSplit/>
+        </w:trPr>
         <w:tc>
           <w:tcPr>
             <w:tcW w:type="dxa" w:w="3360"/>
+            <w:vAlign w:val="center"/>
+            <w:tcMar>
+              <w:top w:w="85" w:type="dxa"/>
+              <w:left w:w="85" w:type="dxa"/>
+              <w:bottom w:w="85" w:type="dxa"/>
+              <w:right w:w="85" w:type="dxa"/>
+            </w:tcMar>
+            <w:tcBorders>
+              <w:top w:val="nil" w:sz="4" w:color="A0A0A0"/>
+              <w:left w:val="nil" w:sz="4" w:color="A0A0A0"/>
+              <w:bottom w:val="single" w:sz="4" w:color="A0A0A0"/>
+              <w:right w:val="nil" w:sz="4" w:color="A0A0A0"/>
+            </w:tcBorders>
           </w:tcPr>
           <w:p>
+            <w:pPr>
+              <w:spacing w:after="60" w:before="60"/>
+            </w:pPr>
             <w:r>
               <w:rPr>
-                <w:sz w:val="15"/>
+                <w:rFonts w:ascii="Arial" w:hAnsi="Arial"/>
+                <w:b w:val="0"/>
+                <w:color w:val="000000"/>
+                <w:sz w:val="18"/>
               </w:rPr>
               <w:t>MRWeb</w:t>
             </w:r>
@@ -762,11 +1665,30 @@
         <w:tc>
           <w:tcPr>
             <w:tcW w:type="dxa" w:w="3360"/>
+            <w:vAlign w:val="center"/>
+            <w:tcMar>
+              <w:top w:w="85" w:type="dxa"/>
+              <w:left w:w="85" w:type="dxa"/>
+              <w:bottom w:w="85" w:type="dxa"/>
+              <w:right w:w="85" w:type="dxa"/>
+            </w:tcMar>
+            <w:tcBorders>
+              <w:top w:val="nil" w:sz="4" w:color="A0A0A0"/>
+              <w:left w:val="nil" w:sz="4" w:color="A0A0A0"/>
+              <w:bottom w:val="single" w:sz="4" w:color="A0A0A0"/>
+              <w:right w:val="nil" w:sz="4" w:color="A0A0A0"/>
+            </w:tcBorders>
           </w:tcPr>
           <w:p>
+            <w:pPr>
+              <w:spacing w:after="60" w:before="60"/>
+            </w:pPr>
             <w:r>
               <w:rPr>
-                <w:sz w:val="15"/>
+                <w:rFonts w:ascii="Arial" w:hAnsi="Arial"/>
+                <w:b w:val="0"/>
+                <w:color w:val="000000"/>
+                <w:sz w:val="18"/>
               </w:rPr>
               <w:t>600 pairs; 14 raters; MAE 0.542; NEMD 0.508; CLIP 0.340</w:t>
             </w:r>
@@ -775,11 +1697,30 @@
         <w:tc>
           <w:tcPr>
             <w:tcW w:type="dxa" w:w="3360"/>
+            <w:vAlign w:val="center"/>
+            <w:tcMar>
+              <w:top w:w="85" w:type="dxa"/>
+              <w:left w:w="85" w:type="dxa"/>
+              <w:bottom w:w="85" w:type="dxa"/>
+              <w:right w:w="85" w:type="dxa"/>
+            </w:tcMar>
+            <w:tcBorders>
+              <w:top w:val="nil" w:sz="4" w:color="A0A0A0"/>
+              <w:left w:val="nil" w:sz="4" w:color="A0A0A0"/>
+              <w:bottom w:val="single" w:sz="4" w:color="A0A0A0"/>
+              <w:right w:val="nil" w:sz="4" w:color="A0A0A0"/>
+            </w:tcBorders>
           </w:tcPr>
           <w:p>
+            <w:pPr>
+              <w:spacing w:after="60" w:before="60"/>
+            </w:pPr>
             <w:r>
               <w:rPr>
-                <w:sz w:val="15"/>
+                <w:rFonts w:ascii="Arial" w:hAnsi="Arial"/>
+                <w:b w:val="0"/>
+                <w:color w:val="000000"/>
+                <w:sz w:val="18"/>
               </w:rPr>
               <w:t>Condition-specific human–metric association; 0.640 human entry is rater consistency.</w:t>
             </w:r>
@@ -787,14 +1728,37 @@
         </w:tc>
       </w:tr>
       <w:tr>
+        <w:trPr>
+          <w:cantSplit/>
+          <w:cantSplit/>
+        </w:trPr>
         <w:tc>
           <w:tcPr>
             <w:tcW w:type="dxa" w:w="3360"/>
+            <w:vAlign w:val="center"/>
+            <w:tcMar>
+              <w:top w:w="85" w:type="dxa"/>
+              <w:left w:w="85" w:type="dxa"/>
+              <w:bottom w:w="85" w:type="dxa"/>
+              <w:right w:w="85" w:type="dxa"/>
+            </w:tcMar>
+            <w:tcBorders>
+              <w:top w:val="nil" w:sz="4" w:color="A0A0A0"/>
+              <w:left w:val="nil" w:sz="4" w:color="A0A0A0"/>
+              <w:bottom w:val="single" w:sz="4" w:color="A0A0A0"/>
+              <w:right w:val="nil" w:sz="4" w:color="A0A0A0"/>
+            </w:tcBorders>
           </w:tcPr>
           <w:p>
+            <w:pPr>
+              <w:spacing w:after="60" w:before="60"/>
+            </w:pPr>
             <w:r>
               <w:rPr>
-                <w:sz w:val="15"/>
+                <w:rFonts w:ascii="Arial" w:hAnsi="Arial"/>
+                <w:b w:val="0"/>
+                <w:color w:val="000000"/>
+                <w:sz w:val="18"/>
               </w:rPr>
               <w:t>WebUIBench</w:t>
             </w:r>
@@ -803,11 +1767,30 @@
         <w:tc>
           <w:tcPr>
             <w:tcW w:type="dxa" w:w="3360"/>
+            <w:vAlign w:val="center"/>
+            <w:tcMar>
+              <w:top w:w="85" w:type="dxa"/>
+              <w:left w:w="85" w:type="dxa"/>
+              <w:bottom w:w="85" w:type="dxa"/>
+              <w:right w:w="85" w:type="dxa"/>
+            </w:tcMar>
+            <w:tcBorders>
+              <w:top w:val="nil" w:sz="4" w:color="A0A0A0"/>
+              <w:left w:val="nil" w:sz="4" w:color="A0A0A0"/>
+              <w:bottom w:val="single" w:sz="4" w:color="A0A0A0"/>
+              <w:right w:val="nil" w:sz="4" w:color="A0A0A0"/>
+            </w:tcBorders>
           </w:tcPr>
           <w:p>
+            <w:pPr>
+              <w:spacing w:after="60" w:before="60"/>
+            </w:pPr>
             <w:r>
               <w:rPr>
-                <w:sz w:val="15"/>
+                <w:rFonts w:ascii="Arial" w:hAnsi="Arial"/>
+                <w:b w:val="0"/>
+                <w:color w:val="000000"/>
+                <w:sz w:val="18"/>
               </w:rPr>
               <w:t>0.83 reported mean correlation on 100 sampled cases</w:t>
             </w:r>
@@ -816,11 +1799,30 @@
         <w:tc>
           <w:tcPr>
             <w:tcW w:type="dxa" w:w="3360"/>
+            <w:vAlign w:val="center"/>
+            <w:tcMar>
+              <w:top w:w="85" w:type="dxa"/>
+              <w:left w:w="85" w:type="dxa"/>
+              <w:bottom w:w="85" w:type="dxa"/>
+              <w:right w:w="85" w:type="dxa"/>
+            </w:tcMar>
+            <w:tcBorders>
+              <w:top w:val="nil" w:sz="4" w:color="A0A0A0"/>
+              <w:left w:val="nil" w:sz="4" w:color="A0A0A0"/>
+              <w:bottom w:val="single" w:sz="4" w:color="A0A0A0"/>
+              <w:right w:val="nil" w:sz="4" w:color="A0A0A0"/>
+            </w:tcBorders>
           </w:tcPr>
           <w:p>
+            <w:pPr>
+              <w:spacing w:after="60" w:before="60"/>
+            </w:pPr>
             <w:r>
               <w:rPr>
-                <w:sz w:val="15"/>
+                <w:rFonts w:ascii="Arial" w:hAnsi="Arial"/>
+                <w:b w:val="0"/>
+                <w:color w:val="000000"/>
+                <w:sz w:val="18"/>
               </w:rPr>
               <w:t>Estimator/aggregation unresolved; preserve author-reported “correlation”.</w:t>
             </w:r>
@@ -828,14 +1830,37 @@
         </w:tc>
       </w:tr>
       <w:tr>
+        <w:trPr>
+          <w:cantSplit/>
+          <w:cantSplit/>
+        </w:trPr>
         <w:tc>
           <w:tcPr>
             <w:tcW w:type="dxa" w:w="3360"/>
+            <w:vAlign w:val="center"/>
+            <w:tcMar>
+              <w:top w:w="85" w:type="dxa"/>
+              <w:left w:w="85" w:type="dxa"/>
+              <w:bottom w:w="85" w:type="dxa"/>
+              <w:right w:w="85" w:type="dxa"/>
+            </w:tcMar>
+            <w:tcBorders>
+              <w:top w:val="nil" w:sz="4" w:color="A0A0A0"/>
+              <w:left w:val="nil" w:sz="4" w:color="A0A0A0"/>
+              <w:bottom w:val="single" w:sz="4" w:color="A0A0A0"/>
+              <w:right w:val="nil" w:sz="4" w:color="A0A0A0"/>
+            </w:tcBorders>
           </w:tcPr>
           <w:p>
+            <w:pPr>
+              <w:spacing w:after="60" w:before="60"/>
+            </w:pPr>
             <w:r>
               <w:rPr>
-                <w:sz w:val="15"/>
+                <w:rFonts w:ascii="Arial" w:hAnsi="Arial"/>
+                <w:b w:val="0"/>
+                <w:color w:val="000000"/>
+                <w:sz w:val="18"/>
               </w:rPr>
               <w:t>DesignBench</w:t>
             </w:r>
@@ -844,11 +1869,30 @@
         <w:tc>
           <w:tcPr>
             <w:tcW w:type="dxa" w:w="3360"/>
+            <w:vAlign w:val="center"/>
+            <w:tcMar>
+              <w:top w:w="85" w:type="dxa"/>
+              <w:left w:w="85" w:type="dxa"/>
+              <w:bottom w:w="85" w:type="dxa"/>
+              <w:right w:w="85" w:type="dxa"/>
+            </w:tcMar>
+            <w:tcBorders>
+              <w:top w:val="nil" w:sz="4" w:color="A0A0A0"/>
+              <w:left w:val="nil" w:sz="4" w:color="A0A0A0"/>
+              <w:bottom w:val="single" w:sz="4" w:color="A0A0A0"/>
+              <w:right w:val="nil" w:sz="4" w:color="A0A0A0"/>
+            </w:tcBorders>
           </w:tcPr>
           <w:p>
+            <w:pPr>
+              <w:spacing w:after="60" w:before="60"/>
+            </w:pPr>
             <w:r>
               <w:rPr>
-                <w:sz w:val="15"/>
+                <w:rFonts w:ascii="Arial" w:hAnsi="Arial"/>
+                <w:b w:val="0"/>
+                <w:color w:val="000000"/>
+                <w:sz w:val="18"/>
               </w:rPr>
               <w:t>95.54% / 91.89% judge accuracy; κ 0.8648 / 0.8428</w:t>
             </w:r>
@@ -857,11 +1901,30 @@
         <w:tc>
           <w:tcPr>
             <w:tcW w:type="dxa" w:w="3360"/>
+            <w:vAlign w:val="center"/>
+            <w:tcMar>
+              <w:top w:w="85" w:type="dxa"/>
+              <w:left w:w="85" w:type="dxa"/>
+              <w:bottom w:w="85" w:type="dxa"/>
+              <w:right w:w="85" w:type="dxa"/>
+            </w:tcMar>
+            <w:tcBorders>
+              <w:top w:val="nil" w:sz="4" w:color="A0A0A0"/>
+              <w:left w:val="nil" w:sz="4" w:color="A0A0A0"/>
+              <w:bottom w:val="single" w:sz="4" w:color="A0A0A0"/>
+              <w:right w:val="nil" w:sz="4" w:color="A0A0A0"/>
+            </w:tcBorders>
           </w:tcPr>
           <w:p>
+            <w:pPr>
+              <w:spacing w:after="60" w:before="60"/>
+            </w:pPr>
             <w:r>
               <w:rPr>
-                <w:sz w:val="15"/>
+                <w:rFonts w:ascii="Arial" w:hAnsi="Arial"/>
+                <w:b w:val="0"/>
+                <w:color w:val="000000"/>
+                <w:sz w:val="18"/>
               </w:rPr>
               <w:t>Tested edit/repair judge agreement and label reliability only.</w:t>
             </w:r>
@@ -869,14 +1932,37 @@
         </w:tc>
       </w:tr>
       <w:tr>
+        <w:trPr>
+          <w:cantSplit/>
+          <w:cantSplit/>
+        </w:trPr>
         <w:tc>
           <w:tcPr>
             <w:tcW w:type="dxa" w:w="3360"/>
+            <w:vAlign w:val="center"/>
+            <w:tcMar>
+              <w:top w:w="85" w:type="dxa"/>
+              <w:left w:w="85" w:type="dxa"/>
+              <w:bottom w:w="85" w:type="dxa"/>
+              <w:right w:w="85" w:type="dxa"/>
+            </w:tcMar>
+            <w:tcBorders>
+              <w:top w:val="nil" w:sz="4" w:color="A0A0A0"/>
+              <w:left w:val="nil" w:sz="4" w:color="A0A0A0"/>
+              <w:bottom w:val="single" w:sz="4" w:color="A0A0A0"/>
+              <w:right w:val="nil" w:sz="4" w:color="A0A0A0"/>
+            </w:tcBorders>
           </w:tcPr>
           <w:p>
+            <w:pPr>
+              <w:spacing w:after="60" w:before="60"/>
+            </w:pPr>
             <w:r>
               <w:rPr>
-                <w:sz w:val="15"/>
+                <w:rFonts w:ascii="Arial" w:hAnsi="Arial"/>
+                <w:b w:val="0"/>
+                <w:color w:val="000000"/>
+                <w:sz w:val="18"/>
               </w:rPr>
               <w:t>1D-Bench</w:t>
             </w:r>
@@ -885,11 +1971,30 @@
         <w:tc>
           <w:tcPr>
             <w:tcW w:type="dxa" w:w="3360"/>
+            <w:vAlign w:val="center"/>
+            <w:tcMar>
+              <w:top w:w="85" w:type="dxa"/>
+              <w:left w:w="85" w:type="dxa"/>
+              <w:bottom w:w="85" w:type="dxa"/>
+              <w:right w:w="85" w:type="dxa"/>
+            </w:tcMar>
+            <w:tcBorders>
+              <w:top w:val="nil" w:sz="4" w:color="A0A0A0"/>
+              <w:left w:val="nil" w:sz="4" w:color="A0A0A0"/>
+              <w:bottom w:val="single" w:sz="4" w:color="A0A0A0"/>
+              <w:right w:val="nil" w:sz="4" w:color="A0A0A0"/>
+            </w:tcBorders>
           </w:tcPr>
           <w:p>
+            <w:pPr>
+              <w:spacing w:after="60" w:before="60"/>
+            </w:pPr>
             <w:r>
               <w:rPr>
-                <w:sz w:val="15"/>
+                <w:rFonts w:ascii="Arial" w:hAnsi="Arial"/>
+                <w:b w:val="0"/>
+                <w:color w:val="000000"/>
+                <w:sz w:val="18"/>
               </w:rPr>
               <w:t>50 instances; 20 annotators</w:t>
             </w:r>
@@ -898,11 +2003,30 @@
         <w:tc>
           <w:tcPr>
             <w:tcW w:type="dxa" w:w="3360"/>
+            <w:vAlign w:val="center"/>
+            <w:tcMar>
+              <w:top w:w="85" w:type="dxa"/>
+              <w:left w:w="85" w:type="dxa"/>
+              <w:bottom w:w="85" w:type="dxa"/>
+              <w:right w:w="85" w:type="dxa"/>
+            </w:tcMar>
+            <w:tcBorders>
+              <w:top w:val="nil" w:sz="4" w:color="A0A0A0"/>
+              <w:left w:val="nil" w:sz="4" w:color="A0A0A0"/>
+              <w:bottom w:val="single" w:sz="4" w:color="A0A0A0"/>
+              <w:right w:val="nil" w:sz="4" w:color="A0A0A0"/>
+            </w:tcBorders>
           </w:tcPr>
           <w:p>
+            <w:pPr>
+              <w:spacing w:after="60" w:before="60"/>
+            </w:pPr>
             <w:r>
               <w:rPr>
-                <w:sz w:val="15"/>
+                <w:rFonts w:ascii="Arial" w:hAnsi="Arial"/>
+                <w:b w:val="0"/>
+                <w:color w:val="000000"/>
+                <w:sz w:val="18"/>
               </w:rPr>
               <w:t>Controlled perturbation visual-closeness criterion.</w:t>
             </w:r>
@@ -910,14 +2034,37 @@
         </w:tc>
       </w:tr>
       <w:tr>
+        <w:trPr>
+          <w:cantSplit/>
+          <w:cantSplit/>
+        </w:trPr>
         <w:tc>
           <w:tcPr>
             <w:tcW w:type="dxa" w:w="3360"/>
+            <w:vAlign w:val="center"/>
+            <w:tcMar>
+              <w:top w:w="85" w:type="dxa"/>
+              <w:left w:w="85" w:type="dxa"/>
+              <w:bottom w:w="85" w:type="dxa"/>
+              <w:right w:w="85" w:type="dxa"/>
+            </w:tcMar>
+            <w:tcBorders>
+              <w:top w:val="nil" w:sz="4" w:color="A0A0A0"/>
+              <w:left w:val="nil" w:sz="4" w:color="A0A0A0"/>
+              <w:bottom w:val="single" w:sz="4" w:color="A0A0A0"/>
+              <w:right w:val="nil" w:sz="4" w:color="A0A0A0"/>
+            </w:tcBorders>
           </w:tcPr>
           <w:p>
+            <w:pPr>
+              <w:spacing w:after="60" w:before="60"/>
+            </w:pPr>
             <w:r>
               <w:rPr>
-                <w:sz w:val="15"/>
+                <w:rFonts w:ascii="Arial" w:hAnsi="Arial"/>
+                <w:b w:val="0"/>
+                <w:color w:val="000000"/>
+                <w:sz w:val="18"/>
               </w:rPr>
               <w:t>WebCompat</w:t>
             </w:r>
@@ -926,11 +2073,30 @@
         <w:tc>
           <w:tcPr>
             <w:tcW w:type="dxa" w:w="3360"/>
+            <w:vAlign w:val="center"/>
+            <w:tcMar>
+              <w:top w:w="85" w:type="dxa"/>
+              <w:left w:w="85" w:type="dxa"/>
+              <w:bottom w:w="85" w:type="dxa"/>
+              <w:right w:w="85" w:type="dxa"/>
+            </w:tcMar>
+            <w:tcBorders>
+              <w:top w:val="nil" w:sz="4" w:color="A0A0A0"/>
+              <w:left w:val="nil" w:sz="4" w:color="A0A0A0"/>
+              <w:bottom w:val="single" w:sz="4" w:color="A0A0A0"/>
+              <w:right w:val="nil" w:sz="4" w:color="A0A0A0"/>
+            </w:tcBorders>
           </w:tcPr>
           <w:p>
+            <w:pPr>
+              <w:spacing w:after="60" w:before="60"/>
+            </w:pPr>
             <w:r>
               <w:rPr>
-                <w:sz w:val="15"/>
+                <w:rFonts w:ascii="Arial" w:hAnsi="Arial"/>
+                <w:b w:val="0"/>
+                <w:color w:val="000000"/>
+                <w:sz w:val="18"/>
               </w:rPr>
               <w:t>139/203 = 68.5%; held-out F1 0.903</w:t>
             </w:r>
@@ -939,11 +2105,30 @@
         <w:tc>
           <w:tcPr>
             <w:tcW w:type="dxa" w:w="3360"/>
+            <w:vAlign w:val="center"/>
+            <w:tcMar>
+              <w:top w:w="85" w:type="dxa"/>
+              <w:left w:w="85" w:type="dxa"/>
+              <w:bottom w:w="85" w:type="dxa"/>
+              <w:right w:w="85" w:type="dxa"/>
+            </w:tcMar>
+            <w:tcBorders>
+              <w:top w:val="nil" w:sz="4" w:color="A0A0A0"/>
+              <w:left w:val="nil" w:sz="4" w:color="A0A0A0"/>
+              <w:bottom w:val="single" w:sz="4" w:color="A0A0A0"/>
+              <w:right w:val="nil" w:sz="4" w:color="A0A0A0"/>
+            </w:tcBorders>
           </w:tcPr>
           <w:p>
+            <w:pPr>
+              <w:spacing w:after="60" w:before="60"/>
+            </w:pPr>
             <w:r>
               <w:rPr>
-                <w:sz w:val="15"/>
+                <w:rFonts w:ascii="Arial" w:hAnsi="Arial"/>
+                <w:b w:val="0"/>
+                <w:color w:val="000000"/>
+                <w:sz w:val="18"/>
               </w:rPr>
               <w:t>Prevalence is conditional on retained pages; detector F1 is not generation success.</w:t>
             </w:r>
@@ -951,14 +2136,37 @@
         </w:tc>
       </w:tr>
       <w:tr>
+        <w:trPr>
+          <w:cantSplit/>
+          <w:cantSplit/>
+        </w:trPr>
         <w:tc>
           <w:tcPr>
             <w:tcW w:type="dxa" w:w="3360"/>
+            <w:vAlign w:val="center"/>
+            <w:tcMar>
+              <w:top w:w="85" w:type="dxa"/>
+              <w:left w:w="85" w:type="dxa"/>
+              <w:bottom w:w="85" w:type="dxa"/>
+              <w:right w:w="85" w:type="dxa"/>
+            </w:tcMar>
+            <w:tcBorders>
+              <w:top w:val="nil" w:sz="4" w:color="A0A0A0"/>
+              <w:left w:val="nil" w:sz="4" w:color="A0A0A0"/>
+              <w:bottom w:val="single" w:sz="4" w:color="A0A0A0"/>
+              <w:right w:val="nil" w:sz="4" w:color="A0A0A0"/>
+            </w:tcBorders>
           </w:tcPr>
           <w:p>
+            <w:pPr>
+              <w:spacing w:after="60" w:before="60"/>
+            </w:pPr>
             <w:r>
               <w:rPr>
-                <w:sz w:val="15"/>
+                <w:rFonts w:ascii="Arial" w:hAnsi="Arial"/>
+                <w:b w:val="0"/>
+                <w:color w:val="000000"/>
+                <w:sz w:val="18"/>
               </w:rPr>
               <w:t>WebVR</w:t>
             </w:r>
@@ -967,11 +2175,30 @@
         <w:tc>
           <w:tcPr>
             <w:tcW w:type="dxa" w:w="3360"/>
+            <w:vAlign w:val="center"/>
+            <w:tcMar>
+              <w:top w:w="85" w:type="dxa"/>
+              <w:left w:w="85" w:type="dxa"/>
+              <w:bottom w:w="85" w:type="dxa"/>
+              <w:right w:w="85" w:type="dxa"/>
+            </w:tcMar>
+            <w:tcBorders>
+              <w:top w:val="nil" w:sz="4" w:color="A0A0A0"/>
+              <w:left w:val="nil" w:sz="4" w:color="A0A0A0"/>
+              <w:bottom w:val="single" w:sz="4" w:color="A0A0A0"/>
+              <w:right w:val="nil" w:sz="4" w:color="A0A0A0"/>
+            </w:tcBorders>
           </w:tcPr>
           <w:p>
+            <w:pPr>
+              <w:spacing w:after="60" w:before="60"/>
+            </w:pPr>
             <w:r>
               <w:rPr>
-                <w:sz w:val="15"/>
+                <w:rFonts w:ascii="Arial" w:hAnsi="Arial"/>
+                <w:b w:val="0"/>
+                <w:color w:val="000000"/>
+                <w:sz w:val="18"/>
               </w:rPr>
               <w:t>86.7% mean agreement; one condition 96.0%</w:t>
             </w:r>
@@ -980,11 +2207,30 @@
         <w:tc>
           <w:tcPr>
             <w:tcW w:type="dxa" w:w="3360"/>
+            <w:vAlign w:val="center"/>
+            <w:tcMar>
+              <w:top w:w="85" w:type="dxa"/>
+              <w:left w:w="85" w:type="dxa"/>
+              <w:bottom w:w="85" w:type="dxa"/>
+              <w:right w:w="85" w:type="dxa"/>
+            </w:tcMar>
+            <w:tcBorders>
+              <w:top w:val="nil" w:sz="4" w:color="A0A0A0"/>
+              <w:left w:val="nil" w:sz="4" w:color="A0A0A0"/>
+              <w:bottom w:val="single" w:sz="4" w:color="A0A0A0"/>
+              <w:right w:val="nil" w:sz="4" w:color="A0A0A0"/>
+            </w:tcBorders>
           </w:tcPr>
           <w:p>
+            <w:pPr>
+              <w:spacing w:after="60" w:before="60"/>
+            </w:pPr>
             <w:r>
               <w:rPr>
-                <w:sz w:val="15"/>
+                <w:rFonts w:ascii="Arial" w:hAnsi="Arial"/>
+                <w:b w:val="0"/>
+                <w:color w:val="000000"/>
+                <w:sz w:val="18"/>
               </w:rPr>
               <w:t>Specific rubric/model/evidence configuration on 50 instances with five UI/UX experts.</w:t>
             </w:r>
@@ -992,14 +2238,37 @@
         </w:tc>
       </w:tr>
       <w:tr>
+        <w:trPr>
+          <w:cantSplit/>
+          <w:cantSplit/>
+        </w:trPr>
         <w:tc>
           <w:tcPr>
             <w:tcW w:type="dxa" w:w="3360"/>
+            <w:vAlign w:val="center"/>
+            <w:tcMar>
+              <w:top w:w="85" w:type="dxa"/>
+              <w:left w:w="85" w:type="dxa"/>
+              <w:bottom w:w="85" w:type="dxa"/>
+              <w:right w:w="85" w:type="dxa"/>
+            </w:tcMar>
+            <w:tcBorders>
+              <w:top w:val="nil" w:sz="4" w:color="A0A0A0"/>
+              <w:left w:val="nil" w:sz="4" w:color="A0A0A0"/>
+              <w:bottom w:val="single" w:sz="4" w:color="A0A0A0"/>
+              <w:right w:val="nil" w:sz="4" w:color="A0A0A0"/>
+            </w:tcBorders>
           </w:tcPr>
           <w:p>
+            <w:pPr>
+              <w:spacing w:after="60" w:before="60"/>
+            </w:pPr>
             <w:r>
               <w:rPr>
-                <w:sz w:val="15"/>
+                <w:rFonts w:ascii="Arial" w:hAnsi="Arial"/>
+                <w:b w:val="0"/>
+                <w:color w:val="000000"/>
+                <w:sz w:val="18"/>
               </w:rPr>
               <w:t>Animation2Code</w:t>
             </w:r>
@@ -1008,11 +2277,30 @@
         <w:tc>
           <w:tcPr>
             <w:tcW w:type="dxa" w:w="3360"/>
+            <w:vAlign w:val="center"/>
+            <w:tcMar>
+              <w:top w:w="85" w:type="dxa"/>
+              <w:left w:w="85" w:type="dxa"/>
+              <w:bottom w:w="85" w:type="dxa"/>
+              <w:right w:w="85" w:type="dxa"/>
+            </w:tcMar>
+            <w:tcBorders>
+              <w:top w:val="nil" w:sz="4" w:color="A0A0A0"/>
+              <w:left w:val="nil" w:sz="4" w:color="A0A0A0"/>
+              <w:bottom w:val="single" w:sz="4" w:color="A0A0A0"/>
+              <w:right w:val="nil" w:sz="4" w:color="A0A0A0"/>
+            </w:tcBorders>
           </w:tcPr>
           <w:p>
+            <w:pPr>
+              <w:spacing w:after="60" w:before="60"/>
+            </w:pPr>
             <w:r>
               <w:rPr>
-                <w:sz w:val="15"/>
+                <w:rFonts w:ascii="Arial" w:hAnsi="Arial"/>
+                <w:b w:val="0"/>
+                <w:color w:val="000000"/>
+                <w:sz w:val="18"/>
               </w:rPr>
               <w:t>1,069 pairs; 600 human comparisons; 65 annotators</w:t>
             </w:r>
@@ -1021,11 +2309,30 @@
         <w:tc>
           <w:tcPr>
             <w:tcW w:type="dxa" w:w="3360"/>
+            <w:vAlign w:val="center"/>
+            <w:tcMar>
+              <w:top w:w="85" w:type="dxa"/>
+              <w:left w:w="85" w:type="dxa"/>
+              <w:bottom w:w="85" w:type="dxa"/>
+              <w:right w:w="85" w:type="dxa"/>
+            </w:tcMar>
+            <w:tcBorders>
+              <w:top w:val="nil" w:sz="4" w:color="A0A0A0"/>
+              <w:left w:val="nil" w:sz="4" w:color="A0A0A0"/>
+              <w:bottom w:val="single" w:sz="4" w:color="A0A0A0"/>
+              <w:right w:val="nil" w:sz="4" w:color="A0A0A0"/>
+            </w:tcBorders>
           </w:tcPr>
           <w:p>
+            <w:pPr>
+              <w:spacing w:after="60" w:before="60"/>
+            </w:pPr>
             <w:r>
               <w:rPr>
-                <w:sz w:val="15"/>
+                <w:rFonts w:ascii="Arial" w:hAnsi="Arial"/>
+                <w:b w:val="0"/>
+                <w:color w:val="000000"/>
+                <w:sz w:val="18"/>
               </w:rPr>
               <w:t>Dimension-specific validation; temporal similarity is not generic functionality.</w:t>
             </w:r>
@@ -1036,15 +2343,18 @@
     <w:p>
       <w:pPr>
         <w:pStyle w:val="Heading1"/>
+        <w:spacing w:before="160"/>
       </w:pPr>
       <w:r>
-        <w:t>S4. Reproducibility coding ladder</w:t>
+        <w:t>S4 Reproducibility evidence states</w:t>
       </w:r>
     </w:p>
     <w:tbl>
       <w:tblPr>
         <w:tblStyle w:val="TableGrid"/>
-        <w:tblW w:type="auto" w:w="0"/>
+        <w:tblW w:type="dxa" w:w="10080"/>
+        <w:jc w:val="left"/>
+        <w:tblLayout w:type="fixed"/>
         <w:tblLook w:firstColumn="1" w:firstRow="1" w:lastColumn="0" w:lastRow="0" w:noHBand="0" w:noVBand="1" w:val="04A0"/>
       </w:tblPr>
       <w:tblGrid>
@@ -1053,27 +2363,67 @@
         <w:gridCol w:w="3360"/>
       </w:tblGrid>
       <w:tr>
+        <w:trPr>
+          <w:tblHeader/>
+          <w:cantSplit/>
+          <w:tblHeader/>
+        </w:trPr>
         <w:tc>
           <w:tcPr>
             <w:tcW w:type="dxa" w:w="3360"/>
+            <w:vAlign w:val="center"/>
+            <w:tcMar>
+              <w:top w:w="85" w:type="dxa"/>
+              <w:left w:w="85" w:type="dxa"/>
+              <w:bottom w:w="85" w:type="dxa"/>
+              <w:right w:w="85" w:type="dxa"/>
+            </w:tcMar>
+            <w:tcBorders>
+              <w:top w:val="single" w:sz="4" w:color="A0A0A0"/>
+              <w:left w:val="nil" w:sz="4" w:color="A0A0A0"/>
+              <w:bottom w:val="single" w:sz="4" w:color="A0A0A0"/>
+              <w:right w:val="nil" w:sz="4" w:color="A0A0A0"/>
+            </w:tcBorders>
           </w:tcPr>
           <w:p>
+            <w:pPr>
+              <w:spacing w:after="60" w:before="60"/>
+            </w:pPr>
             <w:r>
               <w:rPr>
-                <w:b/>
+                <w:sz w:val="18"/>
               </w:rPr>
-              <w:t>Level</w:t>
+              <w:t>ID</w:t>
             </w:r>
           </w:p>
         </w:tc>
         <w:tc>
           <w:tcPr>
             <w:tcW w:type="dxa" w:w="3360"/>
+            <w:vAlign w:val="center"/>
+            <w:tcMar>
+              <w:top w:w="85" w:type="dxa"/>
+              <w:left w:w="85" w:type="dxa"/>
+              <w:bottom w:w="85" w:type="dxa"/>
+              <w:right w:w="85" w:type="dxa"/>
+            </w:tcMar>
+            <w:tcBorders>
+              <w:top w:val="single" w:sz="4" w:color="A0A0A0"/>
+              <w:left w:val="nil" w:sz="4" w:color="A0A0A0"/>
+              <w:bottom w:val="single" w:sz="4" w:color="A0A0A0"/>
+              <w:right w:val="nil" w:sz="4" w:color="A0A0A0"/>
+            </w:tcBorders>
           </w:tcPr>
           <w:p>
+            <w:pPr>
+              <w:spacing w:after="60" w:before="60"/>
+            </w:pPr>
             <w:r>
               <w:rPr>
+                <w:rFonts w:ascii="Arial" w:hAnsi="Arial"/>
                 <w:b/>
+                <w:color w:val="000000"/>
+                <w:sz w:val="18"/>
               </w:rPr>
               <w:t>State</w:t>
             </w:r>
@@ -1082,11 +2432,30 @@
         <w:tc>
           <w:tcPr>
             <w:tcW w:type="dxa" w:w="3360"/>
+            <w:vAlign w:val="center"/>
+            <w:tcMar>
+              <w:top w:w="85" w:type="dxa"/>
+              <w:left w:w="85" w:type="dxa"/>
+              <w:bottom w:w="85" w:type="dxa"/>
+              <w:right w:w="85" w:type="dxa"/>
+            </w:tcMar>
+            <w:tcBorders>
+              <w:top w:val="single" w:sz="4" w:color="A0A0A0"/>
+              <w:left w:val="nil" w:sz="4" w:color="A0A0A0"/>
+              <w:bottom w:val="single" w:sz="4" w:color="A0A0A0"/>
+              <w:right w:val="nil" w:sz="4" w:color="A0A0A0"/>
+            </w:tcBorders>
           </w:tcPr>
           <w:p>
+            <w:pPr>
+              <w:spacing w:after="60" w:before="60"/>
+            </w:pPr>
             <w:r>
               <w:rPr>
+                <w:rFonts w:ascii="Arial" w:hAnsi="Arial"/>
                 <w:b/>
+                <w:color w:val="000000"/>
+                <w:sz w:val="18"/>
               </w:rPr>
               <w:t>Meaning</w:t>
             </w:r>
@@ -1094,12 +2463,38 @@
         </w:tc>
       </w:tr>
       <w:tr>
+        <w:trPr>
+          <w:cantSplit/>
+          <w:cantSplit/>
+        </w:trPr>
         <w:tc>
           <w:tcPr>
             <w:tcW w:type="dxa" w:w="3360"/>
+            <w:vAlign w:val="center"/>
+            <w:tcMar>
+              <w:top w:w="85" w:type="dxa"/>
+              <w:left w:w="85" w:type="dxa"/>
+              <w:bottom w:w="85" w:type="dxa"/>
+              <w:right w:w="85" w:type="dxa"/>
+            </w:tcMar>
+            <w:tcBorders>
+              <w:top w:val="nil" w:sz="4" w:color="A0A0A0"/>
+              <w:left w:val="nil" w:sz="4" w:color="A0A0A0"/>
+              <w:bottom w:val="single" w:sz="4" w:color="A0A0A0"/>
+              <w:right w:val="nil" w:sz="4" w:color="A0A0A0"/>
+            </w:tcBorders>
           </w:tcPr>
           <w:p>
+            <w:pPr>
+              <w:spacing w:after="60" w:before="60"/>
+            </w:pPr>
             <w:r>
+              <w:rPr>
+                <w:rFonts w:ascii="Arial" w:hAnsi="Arial"/>
+                <w:b w:val="0"/>
+                <w:color w:val="000000"/>
+                <w:sz w:val="18"/>
+              </w:rPr>
               <w:t>1</w:t>
             </w:r>
           </w:p>
@@ -1107,9 +2502,31 @@
         <w:tc>
           <w:tcPr>
             <w:tcW w:type="dxa" w:w="3360"/>
+            <w:vAlign w:val="center"/>
+            <w:tcMar>
+              <w:top w:w="85" w:type="dxa"/>
+              <w:left w:w="85" w:type="dxa"/>
+              <w:bottom w:w="85" w:type="dxa"/>
+              <w:right w:w="85" w:type="dxa"/>
+            </w:tcMar>
+            <w:tcBorders>
+              <w:top w:val="nil" w:sz="4" w:color="A0A0A0"/>
+              <w:left w:val="nil" w:sz="4" w:color="A0A0A0"/>
+              <w:bottom w:val="single" w:sz="4" w:color="A0A0A0"/>
+              <w:right w:val="nil" w:sz="4" w:color="A0A0A0"/>
+            </w:tcBorders>
           </w:tcPr>
           <w:p>
+            <w:pPr>
+              <w:spacing w:after="60" w:before="60"/>
+            </w:pPr>
             <w:r>
+              <w:rPr>
+                <w:rFonts w:ascii="Arial" w:hAnsi="Arial"/>
+                <w:b w:val="0"/>
+                <w:color w:val="000000"/>
+                <w:sz w:val="18"/>
+              </w:rPr>
               <w:t>Environment described</w:t>
             </w:r>
           </w:p>
@@ -1117,21 +2534,69 @@
         <w:tc>
           <w:tcPr>
             <w:tcW w:type="dxa" w:w="3360"/>
+            <w:vAlign w:val="center"/>
+            <w:tcMar>
+              <w:top w:w="85" w:type="dxa"/>
+              <w:left w:w="85" w:type="dxa"/>
+              <w:bottom w:w="85" w:type="dxa"/>
+              <w:right w:w="85" w:type="dxa"/>
+            </w:tcMar>
+            <w:tcBorders>
+              <w:top w:val="nil" w:sz="4" w:color="A0A0A0"/>
+              <w:left w:val="nil" w:sz="4" w:color="A0A0A0"/>
+              <w:bottom w:val="single" w:sz="4" w:color="A0A0A0"/>
+              <w:right w:val="nil" w:sz="4" w:color="A0A0A0"/>
+            </w:tcBorders>
           </w:tcPr>
           <w:p>
+            <w:pPr>
+              <w:spacing w:after="60" w:before="60"/>
+            </w:pPr>
             <w:r>
+              <w:rPr>
+                <w:rFonts w:ascii="Arial" w:hAnsi="Arial"/>
+                <w:b w:val="0"/>
+                <w:color w:val="000000"/>
+                <w:sz w:val="18"/>
+              </w:rPr>
               <w:t>Relevant browser/runtime/viewport/dependency configuration reported.</w:t>
             </w:r>
           </w:p>
         </w:tc>
       </w:tr>
       <w:tr>
+        <w:trPr>
+          <w:cantSplit/>
+          <w:cantSplit/>
+        </w:trPr>
         <w:tc>
           <w:tcPr>
             <w:tcW w:type="dxa" w:w="3360"/>
+            <w:vAlign w:val="center"/>
+            <w:tcMar>
+              <w:top w:w="85" w:type="dxa"/>
+              <w:left w:w="85" w:type="dxa"/>
+              <w:bottom w:w="85" w:type="dxa"/>
+              <w:right w:w="85" w:type="dxa"/>
+            </w:tcMar>
+            <w:tcBorders>
+              <w:top w:val="nil" w:sz="4" w:color="A0A0A0"/>
+              <w:left w:val="nil" w:sz="4" w:color="A0A0A0"/>
+              <w:bottom w:val="single" w:sz="4" w:color="A0A0A0"/>
+              <w:right w:val="nil" w:sz="4" w:color="A0A0A0"/>
+            </w:tcBorders>
           </w:tcPr>
           <w:p>
+            <w:pPr>
+              <w:spacing w:after="60" w:before="60"/>
+            </w:pPr>
             <w:r>
+              <w:rPr>
+                <w:rFonts w:ascii="Arial" w:hAnsi="Arial"/>
+                <w:b w:val="0"/>
+                <w:color w:val="000000"/>
+                <w:sz w:val="18"/>
+              </w:rPr>
               <w:t>2</w:t>
             </w:r>
           </w:p>
@@ -1139,9 +2604,31 @@
         <w:tc>
           <w:tcPr>
             <w:tcW w:type="dxa" w:w="3360"/>
+            <w:vAlign w:val="center"/>
+            <w:tcMar>
+              <w:top w:w="85" w:type="dxa"/>
+              <w:left w:w="85" w:type="dxa"/>
+              <w:bottom w:w="85" w:type="dxa"/>
+              <w:right w:w="85" w:type="dxa"/>
+            </w:tcMar>
+            <w:tcBorders>
+              <w:top w:val="nil" w:sz="4" w:color="A0A0A0"/>
+              <w:left w:val="nil" w:sz="4" w:color="A0A0A0"/>
+              <w:bottom w:val="single" w:sz="4" w:color="A0A0A0"/>
+              <w:right w:val="nil" w:sz="4" w:color="A0A0A0"/>
+            </w:tcBorders>
           </w:tcPr>
           <w:p>
+            <w:pPr>
+              <w:spacing w:after="60" w:before="60"/>
+            </w:pPr>
             <w:r>
+              <w:rPr>
+                <w:rFonts w:ascii="Arial" w:hAnsi="Arial"/>
+                <w:b w:val="0"/>
+                <w:color w:val="000000"/>
+                <w:sz w:val="18"/>
+              </w:rPr>
               <w:t>Artifacts available</w:t>
             </w:r>
           </w:p>
@@ -1149,21 +2636,69 @@
         <w:tc>
           <w:tcPr>
             <w:tcW w:type="dxa" w:w="3360"/>
+            <w:vAlign w:val="center"/>
+            <w:tcMar>
+              <w:top w:w="85" w:type="dxa"/>
+              <w:left w:w="85" w:type="dxa"/>
+              <w:bottom w:w="85" w:type="dxa"/>
+              <w:right w:w="85" w:type="dxa"/>
+            </w:tcMar>
+            <w:tcBorders>
+              <w:top w:val="nil" w:sz="4" w:color="A0A0A0"/>
+              <w:left w:val="nil" w:sz="4" w:color="A0A0A0"/>
+              <w:bottom w:val="single" w:sz="4" w:color="A0A0A0"/>
+              <w:right w:val="nil" w:sz="4" w:color="A0A0A0"/>
+            </w:tcBorders>
           </w:tcPr>
           <w:p>
+            <w:pPr>
+              <w:spacing w:after="60" w:before="60"/>
+            </w:pPr>
             <w:r>
+              <w:rPr>
+                <w:rFonts w:ascii="Arial" w:hAnsi="Arial"/>
+                <w:b w:val="0"/>
+                <w:color w:val="000000"/>
+                <w:sz w:val="18"/>
+              </w:rPr>
               <w:t>Code, data, prompts, or evaluator artifacts released.</w:t>
             </w:r>
           </w:p>
         </w:tc>
       </w:tr>
       <w:tr>
+        <w:trPr>
+          <w:cantSplit/>
+          <w:cantSplit/>
+        </w:trPr>
         <w:tc>
           <w:tcPr>
             <w:tcW w:type="dxa" w:w="3360"/>
+            <w:vAlign w:val="center"/>
+            <w:tcMar>
+              <w:top w:w="85" w:type="dxa"/>
+              <w:left w:w="85" w:type="dxa"/>
+              <w:bottom w:w="85" w:type="dxa"/>
+              <w:right w:w="85" w:type="dxa"/>
+            </w:tcMar>
+            <w:tcBorders>
+              <w:top w:val="nil" w:sz="4" w:color="A0A0A0"/>
+              <w:left w:val="nil" w:sz="4" w:color="A0A0A0"/>
+              <w:bottom w:val="single" w:sz="4" w:color="A0A0A0"/>
+              <w:right w:val="nil" w:sz="4" w:color="A0A0A0"/>
+            </w:tcBorders>
           </w:tcPr>
           <w:p>
+            <w:pPr>
+              <w:spacing w:after="60" w:before="60"/>
+            </w:pPr>
             <w:r>
+              <w:rPr>
+                <w:rFonts w:ascii="Arial" w:hAnsi="Arial"/>
+                <w:b w:val="0"/>
+                <w:color w:val="000000"/>
+                <w:sz w:val="18"/>
+              </w:rPr>
               <w:t>3</w:t>
             </w:r>
           </w:p>
@@ -1171,9 +2706,31 @@
         <w:tc>
           <w:tcPr>
             <w:tcW w:type="dxa" w:w="3360"/>
+            <w:vAlign w:val="center"/>
+            <w:tcMar>
+              <w:top w:w="85" w:type="dxa"/>
+              <w:left w:w="85" w:type="dxa"/>
+              <w:bottom w:w="85" w:type="dxa"/>
+              <w:right w:w="85" w:type="dxa"/>
+            </w:tcMar>
+            <w:tcBorders>
+              <w:top w:val="nil" w:sz="4" w:color="A0A0A0"/>
+              <w:left w:val="nil" w:sz="4" w:color="A0A0A0"/>
+              <w:bottom w:val="single" w:sz="4" w:color="A0A0A0"/>
+              <w:right w:val="nil" w:sz="4" w:color="A0A0A0"/>
+            </w:tcBorders>
           </w:tcPr>
           <w:p>
+            <w:pPr>
+              <w:spacing w:after="60" w:before="60"/>
+            </w:pPr>
             <w:r>
+              <w:rPr>
+                <w:rFonts w:ascii="Arial" w:hAnsi="Arial"/>
+                <w:b w:val="0"/>
+                <w:color w:val="000000"/>
+                <w:sz w:val="18"/>
+              </w:rPr>
               <w:t>Artifact pinned</w:t>
             </w:r>
           </w:p>
@@ -1181,21 +2738,69 @@
         <w:tc>
           <w:tcPr>
             <w:tcW w:type="dxa" w:w="3360"/>
+            <w:vAlign w:val="center"/>
+            <w:tcMar>
+              <w:top w:w="85" w:type="dxa"/>
+              <w:left w:w="85" w:type="dxa"/>
+              <w:bottom w:w="85" w:type="dxa"/>
+              <w:right w:w="85" w:type="dxa"/>
+            </w:tcMar>
+            <w:tcBorders>
+              <w:top w:val="nil" w:sz="4" w:color="A0A0A0"/>
+              <w:left w:val="nil" w:sz="4" w:color="A0A0A0"/>
+              <w:bottom w:val="single" w:sz="4" w:color="A0A0A0"/>
+              <w:right w:val="nil" w:sz="4" w:color="A0A0A0"/>
+            </w:tcBorders>
           </w:tcPr>
           <w:p>
+            <w:pPr>
+              <w:spacing w:after="60" w:before="60"/>
+            </w:pPr>
             <w:r>
+              <w:rPr>
+                <w:rFonts w:ascii="Arial" w:hAnsi="Arial"/>
+                <w:b w:val="0"/>
+                <w:color w:val="000000"/>
+                <w:sz w:val="18"/>
+              </w:rPr>
               <w:t>Immutable version, commit, release, or hash identified.</w:t>
             </w:r>
           </w:p>
         </w:tc>
       </w:tr>
       <w:tr>
+        <w:trPr>
+          <w:cantSplit/>
+          <w:cantSplit/>
+        </w:trPr>
         <w:tc>
           <w:tcPr>
             <w:tcW w:type="dxa" w:w="3360"/>
+            <w:vAlign w:val="center"/>
+            <w:tcMar>
+              <w:top w:w="85" w:type="dxa"/>
+              <w:left w:w="85" w:type="dxa"/>
+              <w:bottom w:w="85" w:type="dxa"/>
+              <w:right w:w="85" w:type="dxa"/>
+            </w:tcMar>
+            <w:tcBorders>
+              <w:top w:val="nil" w:sz="4" w:color="A0A0A0"/>
+              <w:left w:val="nil" w:sz="4" w:color="A0A0A0"/>
+              <w:bottom w:val="single" w:sz="4" w:color="A0A0A0"/>
+              <w:right w:val="nil" w:sz="4" w:color="A0A0A0"/>
+            </w:tcBorders>
           </w:tcPr>
           <w:p>
+            <w:pPr>
+              <w:spacing w:after="60" w:before="60"/>
+            </w:pPr>
             <w:r>
+              <w:rPr>
+                <w:rFonts w:ascii="Arial" w:hAnsi="Arial"/>
+                <w:b w:val="0"/>
+                <w:color w:val="000000"/>
+                <w:sz w:val="18"/>
+              </w:rPr>
               <w:t>4</w:t>
             </w:r>
           </w:p>
@@ -1203,9 +2808,31 @@
         <w:tc>
           <w:tcPr>
             <w:tcW w:type="dxa" w:w="3360"/>
+            <w:vAlign w:val="center"/>
+            <w:tcMar>
+              <w:top w:w="85" w:type="dxa"/>
+              <w:left w:w="85" w:type="dxa"/>
+              <w:bottom w:w="85" w:type="dxa"/>
+              <w:right w:w="85" w:type="dxa"/>
+            </w:tcMar>
+            <w:tcBorders>
+              <w:top w:val="nil" w:sz="4" w:color="A0A0A0"/>
+              <w:left w:val="nil" w:sz="4" w:color="A0A0A0"/>
+              <w:bottom w:val="single" w:sz="4" w:color="A0A0A0"/>
+              <w:right w:val="nil" w:sz="4" w:color="A0A0A0"/>
+            </w:tcBorders>
           </w:tcPr>
           <w:p>
+            <w:pPr>
+              <w:spacing w:after="60" w:before="60"/>
+            </w:pPr>
             <w:r>
+              <w:rPr>
+                <w:rFonts w:ascii="Arial" w:hAnsi="Arial"/>
+                <w:b w:val="0"/>
+                <w:color w:val="000000"/>
+                <w:sz w:val="18"/>
+              </w:rPr>
               <w:t>Procedure inspectable</w:t>
             </w:r>
           </w:p>
@@ -1213,21 +2840,69 @@
         <w:tc>
           <w:tcPr>
             <w:tcW w:type="dxa" w:w="3360"/>
+            <w:vAlign w:val="center"/>
+            <w:tcMar>
+              <w:top w:w="85" w:type="dxa"/>
+              <w:left w:w="85" w:type="dxa"/>
+              <w:bottom w:w="85" w:type="dxa"/>
+              <w:right w:w="85" w:type="dxa"/>
+            </w:tcMar>
+            <w:tcBorders>
+              <w:top w:val="nil" w:sz="4" w:color="A0A0A0"/>
+              <w:left w:val="nil" w:sz="4" w:color="A0A0A0"/>
+              <w:bottom w:val="single" w:sz="4" w:color="A0A0A0"/>
+              <w:right w:val="nil" w:sz="4" w:color="A0A0A0"/>
+            </w:tcBorders>
           </w:tcPr>
           <w:p>
+            <w:pPr>
+              <w:spacing w:after="60" w:before="60"/>
+            </w:pPr>
             <w:r>
+              <w:rPr>
+                <w:rFonts w:ascii="Arial" w:hAnsi="Arial"/>
+                <w:b w:val="0"/>
+                <w:color w:val="000000"/>
+                <w:sz w:val="18"/>
+              </w:rPr>
               <w:t>Evaluator logic sufficiently inspectable to reconstruct operational rule.</w:t>
             </w:r>
           </w:p>
         </w:tc>
       </w:tr>
       <w:tr>
+        <w:trPr>
+          <w:cantSplit/>
+          <w:cantSplit/>
+        </w:trPr>
         <w:tc>
           <w:tcPr>
             <w:tcW w:type="dxa" w:w="3360"/>
+            <w:vAlign w:val="center"/>
+            <w:tcMar>
+              <w:top w:w="85" w:type="dxa"/>
+              <w:left w:w="85" w:type="dxa"/>
+              <w:bottom w:w="85" w:type="dxa"/>
+              <w:right w:w="85" w:type="dxa"/>
+            </w:tcMar>
+            <w:tcBorders>
+              <w:top w:val="nil" w:sz="4" w:color="A0A0A0"/>
+              <w:left w:val="nil" w:sz="4" w:color="A0A0A0"/>
+              <w:bottom w:val="single" w:sz="4" w:color="A0A0A0"/>
+              <w:right w:val="nil" w:sz="4" w:color="A0A0A0"/>
+            </w:tcBorders>
           </w:tcPr>
           <w:p>
+            <w:pPr>
+              <w:spacing w:after="60" w:before="60"/>
+            </w:pPr>
             <w:r>
+              <w:rPr>
+                <w:rFonts w:ascii="Arial" w:hAnsi="Arial"/>
+                <w:b w:val="0"/>
+                <w:color w:val="000000"/>
+                <w:sz w:val="18"/>
+              </w:rPr>
               <w:t>5</w:t>
             </w:r>
           </w:p>
@@ -1235,9 +2910,31 @@
         <w:tc>
           <w:tcPr>
             <w:tcW w:type="dxa" w:w="3360"/>
+            <w:vAlign w:val="center"/>
+            <w:tcMar>
+              <w:top w:w="85" w:type="dxa"/>
+              <w:left w:w="85" w:type="dxa"/>
+              <w:bottom w:w="85" w:type="dxa"/>
+              <w:right w:w="85" w:type="dxa"/>
+            </w:tcMar>
+            <w:tcBorders>
+              <w:top w:val="nil" w:sz="4" w:color="A0A0A0"/>
+              <w:left w:val="nil" w:sz="4" w:color="A0A0A0"/>
+              <w:bottom w:val="single" w:sz="4" w:color="A0A0A0"/>
+              <w:right w:val="nil" w:sz="4" w:color="A0A0A0"/>
+            </w:tcBorders>
           </w:tcPr>
           <w:p>
+            <w:pPr>
+              <w:spacing w:after="60" w:before="60"/>
+            </w:pPr>
             <w:r>
+              <w:rPr>
+                <w:rFonts w:ascii="Arial" w:hAnsi="Arial"/>
+                <w:b w:val="0"/>
+                <w:color w:val="000000"/>
+                <w:sz w:val="18"/>
+              </w:rPr>
               <w:t>Historical-run equivalence</w:t>
             </w:r>
           </w:p>
@@ -1245,21 +2942,69 @@
         <w:tc>
           <w:tcPr>
             <w:tcW w:type="dxa" w:w="3360"/>
+            <w:vAlign w:val="center"/>
+            <w:tcMar>
+              <w:top w:w="85" w:type="dxa"/>
+              <w:left w:w="85" w:type="dxa"/>
+              <w:bottom w:w="85" w:type="dxa"/>
+              <w:right w:w="85" w:type="dxa"/>
+            </w:tcMar>
+            <w:tcBorders>
+              <w:top w:val="nil" w:sz="4" w:color="A0A0A0"/>
+              <w:left w:val="nil" w:sz="4" w:color="A0A0A0"/>
+              <w:bottom w:val="single" w:sz="4" w:color="A0A0A0"/>
+              <w:right w:val="nil" w:sz="4" w:color="A0A0A0"/>
+            </w:tcBorders>
           </w:tcPr>
           <w:p>
+            <w:pPr>
+              <w:spacing w:after="60" w:before="60"/>
+            </w:pPr>
             <w:r>
+              <w:rPr>
+                <w:rFonts w:ascii="Arial" w:hAnsi="Arial"/>
+                <w:b w:val="0"/>
+                <w:color w:val="000000"/>
+                <w:sz w:val="18"/>
+              </w:rPr>
               <w:t>Available artifact demonstrably matches reported experimental run.</w:t>
             </w:r>
           </w:p>
         </w:tc>
       </w:tr>
       <w:tr>
+        <w:trPr>
+          <w:cantSplit/>
+          <w:cantSplit/>
+        </w:trPr>
         <w:tc>
           <w:tcPr>
             <w:tcW w:type="dxa" w:w="3360"/>
+            <w:vAlign w:val="center"/>
+            <w:tcMar>
+              <w:top w:w="85" w:type="dxa"/>
+              <w:left w:w="85" w:type="dxa"/>
+              <w:bottom w:w="85" w:type="dxa"/>
+              <w:right w:w="85" w:type="dxa"/>
+            </w:tcMar>
+            <w:tcBorders>
+              <w:top w:val="nil" w:sz="4" w:color="A0A0A0"/>
+              <w:left w:val="nil" w:sz="4" w:color="A0A0A0"/>
+              <w:bottom w:val="single" w:sz="4" w:color="A0A0A0"/>
+              <w:right w:val="nil" w:sz="4" w:color="A0A0A0"/>
+            </w:tcBorders>
           </w:tcPr>
           <w:p>
+            <w:pPr>
+              <w:spacing w:after="60" w:before="60"/>
+            </w:pPr>
             <w:r>
+              <w:rPr>
+                <w:rFonts w:ascii="Arial" w:hAnsi="Arial"/>
+                <w:b w:val="0"/>
+                <w:color w:val="000000"/>
+                <w:sz w:val="18"/>
+              </w:rPr>
               <w:t>6</w:t>
             </w:r>
           </w:p>
@@ -1267,9 +3012,31 @@
         <w:tc>
           <w:tcPr>
             <w:tcW w:type="dxa" w:w="3360"/>
+            <w:vAlign w:val="center"/>
+            <w:tcMar>
+              <w:top w:w="85" w:type="dxa"/>
+              <w:left w:w="85" w:type="dxa"/>
+              <w:bottom w:w="85" w:type="dxa"/>
+              <w:right w:w="85" w:type="dxa"/>
+            </w:tcMar>
+            <w:tcBorders>
+              <w:top w:val="nil" w:sz="4" w:color="A0A0A0"/>
+              <w:left w:val="nil" w:sz="4" w:color="A0A0A0"/>
+              <w:bottom w:val="single" w:sz="4" w:color="A0A0A0"/>
+              <w:right w:val="nil" w:sz="4" w:color="A0A0A0"/>
+            </w:tcBorders>
           </w:tcPr>
           <w:p>
+            <w:pPr>
+              <w:spacing w:after="60" w:before="60"/>
+            </w:pPr>
             <w:r>
+              <w:rPr>
+                <w:rFonts w:ascii="Arial" w:hAnsi="Arial"/>
+                <w:b w:val="0"/>
+                <w:color w:val="000000"/>
+                <w:sz w:val="18"/>
+              </w:rPr>
               <w:t>Independent reproduction</w:t>
             </w:r>
           </w:p>
@@ -1277,9 +3044,31 @@
         <w:tc>
           <w:tcPr>
             <w:tcW w:type="dxa" w:w="3360"/>
+            <w:vAlign w:val="center"/>
+            <w:tcMar>
+              <w:top w:w="85" w:type="dxa"/>
+              <w:left w:w="85" w:type="dxa"/>
+              <w:bottom w:w="85" w:type="dxa"/>
+              <w:right w:w="85" w:type="dxa"/>
+            </w:tcMar>
+            <w:tcBorders>
+              <w:top w:val="nil" w:sz="4" w:color="A0A0A0"/>
+              <w:left w:val="nil" w:sz="4" w:color="A0A0A0"/>
+              <w:bottom w:val="single" w:sz="4" w:color="A0A0A0"/>
+              <w:right w:val="nil" w:sz="4" w:color="A0A0A0"/>
+            </w:tcBorders>
           </w:tcPr>
           <w:p>
+            <w:pPr>
+              <w:spacing w:after="60" w:before="60"/>
+            </w:pPr>
             <w:r>
+              <w:rPr>
+                <w:rFonts w:ascii="Arial" w:hAnsi="Arial"/>
+                <w:b w:val="0"/>
+                <w:color w:val="000000"/>
+                <w:sz w:val="18"/>
+              </w:rPr>
               <w:t>Another execution independently reproduced or verified the result.</w:t>
             </w:r>
           </w:p>
@@ -1289,15 +3078,18 @@
     <w:p>
       <w:pPr>
         <w:pStyle w:val="Heading1"/>
+        <w:spacing w:before="160"/>
       </w:pPr>
       <w:r>
-        <w:t>S5. Dependency-aware study families</w:t>
+        <w:t>S5 Benchmark and evaluator relationships</w:t>
       </w:r>
     </w:p>
     <w:tbl>
       <w:tblPr>
         <w:tblStyle w:val="TableGrid"/>
-        <w:tblW w:type="auto" w:w="0"/>
+        <w:tblW w:type="dxa" w:w="10080"/>
+        <w:jc w:val="left"/>
+        <w:tblLayout w:type="fixed"/>
         <w:tblLook w:firstColumn="1" w:firstRow="1" w:lastColumn="0" w:lastRow="0" w:noHBand="0" w:noVBand="1" w:val="04A0"/>
       </w:tblPr>
       <w:tblGrid>
@@ -1307,189 +3099,606 @@
         <w:gridCol w:w="2520"/>
       </w:tblGrid>
       <w:tr>
+        <w:trPr>
+          <w:tblHeader/>
+          <w:cantSplit/>
+          <w:tblHeader/>
+        </w:trPr>
         <w:tc>
           <w:tcPr>
             <w:tcW w:type="dxa" w:w="2520"/>
+            <w:vAlign w:val="center"/>
+            <w:tcMar>
+              <w:top w:w="85" w:type="dxa"/>
+              <w:left w:w="85" w:type="dxa"/>
+              <w:bottom w:w="85" w:type="dxa"/>
+              <w:right w:w="85" w:type="dxa"/>
+            </w:tcMar>
+            <w:tcBorders>
+              <w:top w:val="single" w:sz="4" w:color="A0A0A0"/>
+              <w:left w:val="nil" w:sz="4" w:color="A0A0A0"/>
+              <w:bottom w:val="single" w:sz="4" w:color="A0A0A0"/>
+              <w:right w:val="nil" w:sz="4" w:color="A0A0A0"/>
+            </w:tcBorders>
           </w:tcPr>
           <w:p>
+            <w:pPr>
+              <w:spacing w:after="60" w:before="60"/>
+            </w:pPr>
             <w:r>
               <w:rPr>
+                <w:rFonts w:ascii="Arial" w:hAnsi="Arial"/>
                 <w:b/>
+                <w:color w:val="000000"/>
+                <w:sz w:val="18"/>
               </w:rPr>
-              <w:t>Family</w:t>
+              <w:t>Group</w:t>
             </w:r>
           </w:p>
         </w:tc>
         <w:tc>
           <w:tcPr>
             <w:tcW w:type="dxa" w:w="2520"/>
+            <w:vAlign w:val="center"/>
+            <w:tcMar>
+              <w:top w:w="85" w:type="dxa"/>
+              <w:left w:w="85" w:type="dxa"/>
+              <w:bottom w:w="85" w:type="dxa"/>
+              <w:right w:w="85" w:type="dxa"/>
+            </w:tcMar>
+            <w:tcBorders>
+              <w:top w:val="single" w:sz="4" w:color="A0A0A0"/>
+              <w:left w:val="nil" w:sz="4" w:color="A0A0A0"/>
+              <w:bottom w:val="single" w:sz="4" w:color="A0A0A0"/>
+              <w:right w:val="nil" w:sz="4" w:color="A0A0A0"/>
+            </w:tcBorders>
           </w:tcPr>
           <w:p>
+            <w:pPr>
+              <w:spacing w:after="60" w:before="60"/>
+            </w:pPr>
             <w:r>
               <w:rPr>
+                <w:rFonts w:ascii="Arial" w:hAnsi="Arial"/>
                 <w:b/>
+                <w:color w:val="000000"/>
+                <w:sz w:val="18"/>
               </w:rPr>
-              <w:t>Representative studies</w:t>
+              <w:t>Studies</w:t>
             </w:r>
           </w:p>
         </w:tc>
         <w:tc>
           <w:tcPr>
             <w:tcW w:type="dxa" w:w="2520"/>
+            <w:vAlign w:val="center"/>
+            <w:tcMar>
+              <w:top w:w="85" w:type="dxa"/>
+              <w:left w:w="85" w:type="dxa"/>
+              <w:bottom w:w="85" w:type="dxa"/>
+              <w:right w:w="85" w:type="dxa"/>
+            </w:tcMar>
+            <w:tcBorders>
+              <w:top w:val="single" w:sz="4" w:color="A0A0A0"/>
+              <w:left w:val="nil" w:sz="4" w:color="A0A0A0"/>
+              <w:bottom w:val="single" w:sz="4" w:color="A0A0A0"/>
+              <w:right w:val="nil" w:sz="4" w:color="A0A0A0"/>
+            </w:tcBorders>
           </w:tcPr>
           <w:p>
+            <w:pPr>
+              <w:spacing w:after="60" w:before="60"/>
+            </w:pPr>
             <w:r>
               <w:rPr>
+                <w:rFonts w:ascii="Arial" w:hAnsi="Arial"/>
                 <w:b/>
+                <w:color w:val="000000"/>
+                <w:sz w:val="18"/>
               </w:rPr>
-              <w:t>Shared dependence</w:t>
+              <w:t>Relationship</w:t>
             </w:r>
           </w:p>
         </w:tc>
         <w:tc>
           <w:tcPr>
             <w:tcW w:type="dxa" w:w="2520"/>
+            <w:vAlign w:val="center"/>
+            <w:tcMar>
+              <w:top w:w="85" w:type="dxa"/>
+              <w:left w:w="85" w:type="dxa"/>
+              <w:bottom w:w="85" w:type="dxa"/>
+              <w:right w:w="85" w:type="dxa"/>
+            </w:tcMar>
+            <w:tcBorders>
+              <w:top w:val="single" w:sz="4" w:color="A0A0A0"/>
+              <w:left w:val="nil" w:sz="4" w:color="A0A0A0"/>
+              <w:bottom w:val="single" w:sz="4" w:color="A0A0A0"/>
+              <w:right w:val="nil" w:sz="4" w:color="A0A0A0"/>
+            </w:tcBorders>
           </w:tcPr>
           <w:p>
+            <w:pPr>
+              <w:spacing w:after="60" w:before="60"/>
+            </w:pPr>
             <w:r>
               <w:rPr>
+                <w:rFonts w:ascii="Arial" w:hAnsi="Arial"/>
                 <w:b/>
+                <w:color w:val="000000"/>
+                <w:sz w:val="18"/>
               </w:rPr>
-              <w:t>Interpretation</w:t>
+              <w:t>Inference limit</w:t>
             </w:r>
           </w:p>
         </w:tc>
       </w:tr>
       <w:tr>
+        <w:trPr>
+          <w:cantSplit/>
+          <w:cantSplit/>
+        </w:trPr>
         <w:tc>
           <w:tcPr>
             <w:tcW w:type="dxa" w:w="2520"/>
+            <w:vAlign w:val="center"/>
+            <w:tcMar>
+              <w:top w:w="85" w:type="dxa"/>
+              <w:left w:w="85" w:type="dxa"/>
+              <w:bottom w:w="85" w:type="dxa"/>
+              <w:right w:w="85" w:type="dxa"/>
+            </w:tcMar>
+            <w:tcBorders>
+              <w:top w:val="nil" w:sz="4" w:color="A0A0A0"/>
+              <w:left w:val="nil" w:sz="4" w:color="A0A0A0"/>
+              <w:bottom w:val="single" w:sz="4" w:color="A0A0A0"/>
+              <w:right w:val="nil" w:sz="4" w:color="A0A0A0"/>
+            </w:tcBorders>
           </w:tcPr>
           <w:p>
+            <w:pPr>
+              <w:spacing w:after="60" w:before="60"/>
+            </w:pPr>
             <w:r>
               <w:rPr>
-                <w:sz w:val="15"/>
+                <w:rFonts w:ascii="Arial" w:hAnsi="Arial"/>
+                <w:b w:val="0"/>
+                <w:color w:val="000000"/>
+                <w:sz w:val="18"/>
               </w:rPr>
-              <w:t>Design2Code visual lineage</w:t>
+              <w:t>D01</w:t>
             </w:r>
           </w:p>
         </w:tc>
         <w:tc>
           <w:tcPr>
             <w:tcW w:type="dxa" w:w="2520"/>
+            <w:vAlign w:val="center"/>
+            <w:tcMar>
+              <w:top w:w="85" w:type="dxa"/>
+              <w:left w:w="85" w:type="dxa"/>
+              <w:bottom w:w="85" w:type="dxa"/>
+              <w:right w:w="85" w:type="dxa"/>
+            </w:tcMar>
+            <w:tcBorders>
+              <w:top w:val="nil" w:sz="4" w:color="A0A0A0"/>
+              <w:left w:val="nil" w:sz="4" w:color="A0A0A0"/>
+              <w:bottom w:val="single" w:sz="4" w:color="A0A0A0"/>
+              <w:right w:val="nil" w:sz="4" w:color="A0A0A0"/>
+            </w:tcBorders>
           </w:tcPr>
           <w:p>
+            <w:pPr>
+              <w:spacing w:after="60" w:before="60"/>
+            </w:pPr>
             <w:r>
               <w:rPr>
-                <w:sz w:val="15"/>
+                <w:rFonts w:ascii="Arial" w:hAnsi="Arial"/>
+                <w:b w:val="0"/>
+                <w:color w:val="000000"/>
+                <w:sz w:val="18"/>
               </w:rPr>
-              <w:t>P01, P05, P06, P24, P67; P07 has derived source-page ancestry</w:t>
+              <w:t>P01, P05, P06, P07, P09, P24, P67, P69, P25, P33, P49</w:t>
             </w:r>
           </w:p>
         </w:tc>
         <w:tc>
           <w:tcPr>
             <w:tcW w:type="dxa" w:w="2520"/>
+            <w:vAlign w:val="center"/>
+            <w:tcMar>
+              <w:top w:w="85" w:type="dxa"/>
+              <w:left w:w="85" w:type="dxa"/>
+              <w:bottom w:w="85" w:type="dxa"/>
+              <w:right w:w="85" w:type="dxa"/>
+            </w:tcMar>
+            <w:tcBorders>
+              <w:top w:val="nil" w:sz="4" w:color="A0A0A0"/>
+              <w:left w:val="nil" w:sz="4" w:color="A0A0A0"/>
+              <w:bottom w:val="single" w:sz="4" w:color="A0A0A0"/>
+              <w:right w:val="nil" w:sz="4" w:color="A0A0A0"/>
+            </w:tcBorders>
           </w:tcPr>
           <w:p>
+            <w:pPr>
+              <w:spacing w:after="60" w:before="60"/>
+            </w:pPr>
             <w:r>
               <w:rPr>
-                <w:sz w:val="15"/>
+                <w:rFonts w:ascii="Arial" w:hAnsi="Arial"/>
+                <w:b w:val="0"/>
+                <w:color w:val="000000"/>
+                <w:sz w:val="18"/>
               </w:rPr>
-              <w:t>Benchmark and/or fine-grained visual metric reuse</w:t>
+              <w:t>Design2Code-related benchmark/evaluator lineage; edges differ</w:t>
             </w:r>
           </w:p>
         </w:tc>
         <w:tc>
           <w:tcPr>
             <w:tcW w:type="dxa" w:w="2520"/>
+            <w:vAlign w:val="center"/>
+            <w:tcMar>
+              <w:top w:w="85" w:type="dxa"/>
+              <w:left w:w="85" w:type="dxa"/>
+              <w:bottom w:w="85" w:type="dxa"/>
+              <w:right w:w="85" w:type="dxa"/>
+            </w:tcMar>
+            <w:tcBorders>
+              <w:top w:val="nil" w:sz="4" w:color="A0A0A0"/>
+              <w:left w:val="nil" w:sz="4" w:color="A0A0A0"/>
+              <w:bottom w:val="single" w:sz="4" w:color="A0A0A0"/>
+              <w:right w:val="nil" w:sz="4" w:color="A0A0A0"/>
+            </w:tcBorders>
           </w:tcPr>
           <w:p>
+            <w:pPr>
+              <w:spacing w:after="60" w:before="60"/>
+            </w:pPr>
             <w:r>
               <w:rPr>
-                <w:sz w:val="15"/>
+                <w:rFonts w:ascii="Arial" w:hAnsi="Arial"/>
+                <w:b w:val="0"/>
+                <w:color w:val="000000"/>
+                <w:sz w:val="18"/>
               </w:rPr>
-              <w:t>Adoption/reuse; independent evidence only where a new criterion/construct is introduced.</w:t>
+              <w:t>Not one shared sample; no complete historical implementation equivalence</w:t>
             </w:r>
           </w:p>
         </w:tc>
       </w:tr>
       <w:tr>
+        <w:trPr>
+          <w:cantSplit/>
+          <w:cantSplit/>
+        </w:trPr>
         <w:tc>
           <w:tcPr>
             <w:tcW w:type="dxa" w:w="2520"/>
+            <w:vAlign w:val="center"/>
+            <w:tcMar>
+              <w:top w:w="85" w:type="dxa"/>
+              <w:left w:w="85" w:type="dxa"/>
+              <w:bottom w:w="85" w:type="dxa"/>
+              <w:right w:w="85" w:type="dxa"/>
+            </w:tcMar>
+            <w:tcBorders>
+              <w:top w:val="nil" w:sz="4" w:color="A0A0A0"/>
+              <w:left w:val="nil" w:sz="4" w:color="A0A0A0"/>
+              <w:bottom w:val="single" w:sz="4" w:color="A0A0A0"/>
+              <w:right w:val="nil" w:sz="4" w:color="A0A0A0"/>
+            </w:tcBorders>
           </w:tcPr>
           <w:p>
+            <w:pPr>
+              <w:spacing w:after="60" w:before="60"/>
+            </w:pPr>
             <w:r>
               <w:rPr>
-                <w:sz w:val="15"/>
+                <w:rFonts w:ascii="Arial" w:hAnsi="Arial"/>
+                <w:b w:val="0"/>
+                <w:color w:val="000000"/>
+                <w:sz w:val="18"/>
               </w:rPr>
-              <w:t>WebCode2M lineage</w:t>
+              <w:t>D02</w:t>
             </w:r>
           </w:p>
         </w:tc>
         <w:tc>
           <w:tcPr>
             <w:tcW w:type="dxa" w:w="2520"/>
+            <w:vAlign w:val="center"/>
+            <w:tcMar>
+              <w:top w:w="85" w:type="dxa"/>
+              <w:left w:w="85" w:type="dxa"/>
+              <w:bottom w:w="85" w:type="dxa"/>
+              <w:right w:w="85" w:type="dxa"/>
+            </w:tcMar>
+            <w:tcBorders>
+              <w:top w:val="nil" w:sz="4" w:color="A0A0A0"/>
+              <w:left w:val="nil" w:sz="4" w:color="A0A0A0"/>
+              <w:bottom w:val="single" w:sz="4" w:color="A0A0A0"/>
+              <w:right w:val="nil" w:sz="4" w:color="A0A0A0"/>
+            </w:tcBorders>
           </w:tcPr>
           <w:p>
+            <w:pPr>
+              <w:spacing w:after="60" w:before="60"/>
+            </w:pPr>
             <w:r>
               <w:rPr>
-                <w:sz w:val="15"/>
+                <w:rFonts w:ascii="Arial" w:hAnsi="Arial"/>
+                <w:b w:val="0"/>
+                <w:color w:val="000000"/>
+                <w:sz w:val="18"/>
               </w:rPr>
-              <w:t>P03, P09</w:t>
+              <w:t>P03, P09, P25</w:t>
             </w:r>
           </w:p>
         </w:tc>
         <w:tc>
           <w:tcPr>
             <w:tcW w:type="dxa" w:w="2520"/>
+            <w:vAlign w:val="center"/>
+            <w:tcMar>
+              <w:top w:w="85" w:type="dxa"/>
+              <w:left w:w="85" w:type="dxa"/>
+              <w:bottom w:w="85" w:type="dxa"/>
+              <w:right w:w="85" w:type="dxa"/>
+            </w:tcMar>
+            <w:tcBorders>
+              <w:top w:val="nil" w:sz="4" w:color="A0A0A0"/>
+              <w:left w:val="nil" w:sz="4" w:color="A0A0A0"/>
+              <w:bottom w:val="single" w:sz="4" w:color="A0A0A0"/>
+              <w:right w:val="nil" w:sz="4" w:color="A0A0A0"/>
+            </w:tcBorders>
           </w:tcPr>
           <w:p>
+            <w:pPr>
+              <w:spacing w:after="60" w:before="60"/>
+            </w:pPr>
             <w:r>
               <w:rPr>
-                <w:sz w:val="15"/>
+                <w:rFonts w:ascii="Arial" w:hAnsi="Arial"/>
+                <w:b w:val="0"/>
+                <w:color w:val="000000"/>
+                <w:sz w:val="18"/>
               </w:rPr>
-              <w:t>Dataset/reference family</w:t>
+              <w:t>WebCode2M dataset lineage</w:t>
             </w:r>
           </w:p>
         </w:tc>
         <w:tc>
           <w:tcPr>
             <w:tcW w:type="dxa" w:w="2520"/>
+            <w:vAlign w:val="center"/>
+            <w:tcMar>
+              <w:top w:w="85" w:type="dxa"/>
+              <w:left w:w="85" w:type="dxa"/>
+              <w:bottom w:w="85" w:type="dxa"/>
+              <w:right w:w="85" w:type="dxa"/>
+            </w:tcMar>
+            <w:tcBorders>
+              <w:top w:val="nil" w:sz="4" w:color="A0A0A0"/>
+              <w:left w:val="nil" w:sz="4" w:color="A0A0A0"/>
+              <w:bottom w:val="single" w:sz="4" w:color="A0A0A0"/>
+              <w:right w:val="nil" w:sz="4" w:color="A0A0A0"/>
+            </w:tcBorders>
           </w:tcPr>
           <w:p>
+            <w:pPr>
+              <w:spacing w:after="60" w:before="60"/>
+            </w:pPr>
             <w:r>
               <w:rPr>
-                <w:sz w:val="15"/>
+                <w:rFonts w:ascii="Arial" w:hAnsi="Arial"/>
+                <w:b w:val="0"/>
+                <w:color w:val="000000"/>
+                <w:sz w:val="18"/>
               </w:rPr>
-              <w:t>Method and human outcome evidence can remain distinct; inherited benchmark validity is not multiplied.</w:t>
+              <w:t>Do not multiply inherited validity by reuse</w:t>
             </w:r>
           </w:p>
         </w:tc>
       </w:tr>
       <w:tr>
+        <w:trPr>
+          <w:cantSplit/>
+          <w:cantSplit/>
+        </w:trPr>
         <w:tc>
           <w:tcPr>
             <w:tcW w:type="dxa" w:w="2520"/>
+            <w:vAlign w:val="center"/>
+            <w:tcMar>
+              <w:top w:w="85" w:type="dxa"/>
+              <w:left w:w="85" w:type="dxa"/>
+              <w:bottom w:w="85" w:type="dxa"/>
+              <w:right w:w="85" w:type="dxa"/>
+            </w:tcMar>
+            <w:tcBorders>
+              <w:top w:val="nil" w:sz="4" w:color="A0A0A0"/>
+              <w:left w:val="nil" w:sz="4" w:color="A0A0A0"/>
+              <w:bottom w:val="single" w:sz="4" w:color="A0A0A0"/>
+              <w:right w:val="nil" w:sz="4" w:color="A0A0A0"/>
+            </w:tcBorders>
           </w:tcPr>
           <w:p>
+            <w:pPr>
+              <w:spacing w:after="60" w:before="60"/>
+            </w:pPr>
             <w:r>
               <w:rPr>
-                <w:sz w:val="15"/>
+                <w:rFonts w:ascii="Arial" w:hAnsi="Arial"/>
+                <w:b w:val="0"/>
+                <w:color w:val="000000"/>
+                <w:sz w:val="18"/>
               </w:rPr>
-              <w:t>Multi-benchmark optimization/reward</w:t>
+              <w:t>D03</w:t>
             </w:r>
           </w:p>
         </w:tc>
         <w:tc>
           <w:tcPr>
             <w:tcW w:type="dxa" w:w="2520"/>
+            <w:vAlign w:val="center"/>
+            <w:tcMar>
+              <w:top w:w="85" w:type="dxa"/>
+              <w:left w:w="85" w:type="dxa"/>
+              <w:bottom w:w="85" w:type="dxa"/>
+              <w:right w:w="85" w:type="dxa"/>
+            </w:tcMar>
+            <w:tcBorders>
+              <w:top w:val="nil" w:sz="4" w:color="A0A0A0"/>
+              <w:left w:val="nil" w:sz="4" w:color="A0A0A0"/>
+              <w:bottom w:val="single" w:sz="4" w:color="A0A0A0"/>
+              <w:right w:val="nil" w:sz="4" w:color="A0A0A0"/>
+            </w:tcBorders>
           </w:tcPr>
           <w:p>
+            <w:pPr>
+              <w:spacing w:after="60" w:before="60"/>
+            </w:pPr>
             <w:r>
               <w:rPr>
-                <w:sz w:val="15"/>
+                <w:rFonts w:ascii="Arial" w:hAnsi="Arial"/>
+                <w:b w:val="0"/>
+                <w:color w:val="000000"/>
+                <w:sz w:val="18"/>
+              </w:rPr>
+              <w:t>P67, P69</w:t>
+            </w:r>
+          </w:p>
+        </w:tc>
+        <w:tc>
+          <w:tcPr>
+            <w:tcW w:type="dxa" w:w="2520"/>
+            <w:vAlign w:val="center"/>
+            <w:tcMar>
+              <w:top w:w="85" w:type="dxa"/>
+              <w:left w:w="85" w:type="dxa"/>
+              <w:bottom w:w="85" w:type="dxa"/>
+              <w:right w:w="85" w:type="dxa"/>
+            </w:tcMar>
+            <w:tcBorders>
+              <w:top w:val="nil" w:sz="4" w:color="A0A0A0"/>
+              <w:left w:val="nil" w:sz="4" w:color="A0A0A0"/>
+              <w:bottom w:val="single" w:sz="4" w:color="A0A0A0"/>
+              <w:right w:val="nil" w:sz="4" w:color="A0A0A0"/>
+            </w:tcBorders>
+          </w:tcPr>
+          <w:p>
+            <w:pPr>
+              <w:spacing w:after="60" w:before="60"/>
+            </w:pPr>
+            <w:r>
+              <w:rPr>
+                <w:rFonts w:ascii="Arial" w:hAnsi="Arial"/>
+                <w:b w:val="0"/>
+                <w:color w:val="000000"/>
+                <w:sz w:val="18"/>
+              </w:rPr>
+              <w:t>ScreenBench-labelled evaluation lineage</w:t>
+            </w:r>
+          </w:p>
+        </w:tc>
+        <w:tc>
+          <w:tcPr>
+            <w:tcW w:type="dxa" w:w="2520"/>
+            <w:vAlign w:val="center"/>
+            <w:tcMar>
+              <w:top w:w="85" w:type="dxa"/>
+              <w:left w:w="85" w:type="dxa"/>
+              <w:bottom w:w="85" w:type="dxa"/>
+              <w:right w:w="85" w:type="dxa"/>
+            </w:tcMar>
+            <w:tcBorders>
+              <w:top w:val="nil" w:sz="4" w:color="A0A0A0"/>
+              <w:left w:val="nil" w:sz="4" w:color="A0A0A0"/>
+              <w:bottom w:val="single" w:sz="4" w:color="A0A0A0"/>
+              <w:right w:val="nil" w:sz="4" w:color="A0A0A0"/>
+            </w:tcBorders>
+          </w:tcPr>
+          <w:p>
+            <w:pPr>
+              <w:spacing w:after="60" w:before="60"/>
+            </w:pPr>
+            <w:r>
+              <w:rPr>
+                <w:rFonts w:ascii="Arial" w:hAnsi="Arial"/>
+                <w:b w:val="0"/>
+                <w:color w:val="000000"/>
+                <w:sz w:val="18"/>
+              </w:rPr>
+              <w:t>P69 Screen-10K/ScreenBench naming unresolved</w:t>
+            </w:r>
+          </w:p>
+        </w:tc>
+      </w:tr>
+      <w:tr>
+        <w:trPr>
+          <w:cantSplit/>
+          <w:cantSplit/>
+        </w:trPr>
+        <w:tc>
+          <w:tcPr>
+            <w:tcW w:type="dxa" w:w="2520"/>
+            <w:vAlign w:val="center"/>
+            <w:tcMar>
+              <w:top w:w="85" w:type="dxa"/>
+              <w:left w:w="85" w:type="dxa"/>
+              <w:bottom w:w="85" w:type="dxa"/>
+              <w:right w:w="85" w:type="dxa"/>
+            </w:tcMar>
+            <w:tcBorders>
+              <w:top w:val="nil" w:sz="4" w:color="A0A0A0"/>
+              <w:left w:val="nil" w:sz="4" w:color="A0A0A0"/>
+              <w:bottom w:val="single" w:sz="4" w:color="A0A0A0"/>
+              <w:right w:val="nil" w:sz="4" w:color="A0A0A0"/>
+            </w:tcBorders>
+          </w:tcPr>
+          <w:p>
+            <w:pPr>
+              <w:spacing w:after="60" w:before="60"/>
+            </w:pPr>
+            <w:r>
+              <w:rPr>
+                <w:rFonts w:ascii="Arial" w:hAnsi="Arial"/>
+                <w:b w:val="0"/>
+                <w:color w:val="000000"/>
+                <w:sz w:val="18"/>
+              </w:rPr>
+              <w:t>D04</w:t>
+            </w:r>
+          </w:p>
+        </w:tc>
+        <w:tc>
+          <w:tcPr>
+            <w:tcW w:type="dxa" w:w="2520"/>
+            <w:vAlign w:val="center"/>
+            <w:tcMar>
+              <w:top w:w="85" w:type="dxa"/>
+              <w:left w:w="85" w:type="dxa"/>
+              <w:bottom w:w="85" w:type="dxa"/>
+              <w:right w:w="85" w:type="dxa"/>
+            </w:tcMar>
+            <w:tcBorders>
+              <w:top w:val="nil" w:sz="4" w:color="A0A0A0"/>
+              <w:left w:val="nil" w:sz="4" w:color="A0A0A0"/>
+              <w:bottom w:val="single" w:sz="4" w:color="A0A0A0"/>
+              <w:right w:val="nil" w:sz="4" w:color="A0A0A0"/>
+            </w:tcBorders>
+          </w:tcPr>
+          <w:p>
+            <w:pPr>
+              <w:spacing w:after="60" w:before="60"/>
+            </w:pPr>
+            <w:r>
+              <w:rPr>
+                <w:rFonts w:ascii="Arial" w:hAnsi="Arial"/>
+                <w:b w:val="0"/>
+                <w:color w:val="000000"/>
+                <w:sz w:val="18"/>
               </w:rPr>
               <w:t>P19, P69</w:t>
             </w:r>
@@ -1498,39 +3707,164 @@
         <w:tc>
           <w:tcPr>
             <w:tcW w:type="dxa" w:w="2520"/>
+            <w:vAlign w:val="center"/>
+            <w:tcMar>
+              <w:top w:w="85" w:type="dxa"/>
+              <w:left w:w="85" w:type="dxa"/>
+              <w:bottom w:w="85" w:type="dxa"/>
+              <w:right w:w="85" w:type="dxa"/>
+            </w:tcMar>
+            <w:tcBorders>
+              <w:top w:val="nil" w:sz="4" w:color="A0A0A0"/>
+              <w:left w:val="nil" w:sz="4" w:color="A0A0A0"/>
+              <w:bottom w:val="single" w:sz="4" w:color="A0A0A0"/>
+              <w:right w:val="nil" w:sz="4" w:color="A0A0A0"/>
+            </w:tcBorders>
           </w:tcPr>
           <w:p>
+            <w:pPr>
+              <w:spacing w:after="60" w:before="60"/>
+            </w:pPr>
             <w:r>
               <w:rPr>
-                <w:sz w:val="15"/>
+                <w:rFonts w:ascii="Arial" w:hAnsi="Arial"/>
+                <w:b w:val="0"/>
+                <w:color w:val="000000"/>
+                <w:sz w:val="18"/>
               </w:rPr>
-              <w:t>Reuse of Design2Code/Web2Code/ScreenBench-style resources</w:t>
+              <w:t>Multi-benchmark optimization/reward role family</w:t>
             </w:r>
           </w:p>
         </w:tc>
         <w:tc>
           <w:tcPr>
             <w:tcW w:type="dxa" w:w="2520"/>
+            <w:vAlign w:val="center"/>
+            <w:tcMar>
+              <w:top w:w="85" w:type="dxa"/>
+              <w:left w:w="85" w:type="dxa"/>
+              <w:bottom w:w="85" w:type="dxa"/>
+              <w:right w:w="85" w:type="dxa"/>
+            </w:tcMar>
+            <w:tcBorders>
+              <w:top w:val="nil" w:sz="4" w:color="A0A0A0"/>
+              <w:left w:val="nil" w:sz="4" w:color="A0A0A0"/>
+              <w:bottom w:val="single" w:sz="4" w:color="A0A0A0"/>
+              <w:right w:val="nil" w:sz="4" w:color="A0A0A0"/>
+            </w:tcBorders>
           </w:tcPr>
           <w:p>
+            <w:pPr>
+              <w:spacing w:after="60" w:before="60"/>
+            </w:pPr>
             <w:r>
               <w:rPr>
-                <w:sz w:val="15"/>
+                <w:rFonts w:ascii="Arial" w:hAnsi="Arial"/>
+                <w:b w:val="0"/>
+                <w:color w:val="000000"/>
+                <w:sz w:val="18"/>
               </w:rPr>
-              <w:t>Strong for metric-role/optimization analysis, not automatically new validation of inherited metrics.</w:t>
+              <w:t>Conceptual grouping; not proof of identical observations</w:t>
             </w:r>
           </w:p>
         </w:tc>
       </w:tr>
       <w:tr>
+        <w:trPr>
+          <w:cantSplit/>
+          <w:cantSplit/>
+        </w:trPr>
         <w:tc>
           <w:tcPr>
             <w:tcW w:type="dxa" w:w="2520"/>
+            <w:vAlign w:val="center"/>
+            <w:tcMar>
+              <w:top w:w="85" w:type="dxa"/>
+              <w:left w:w="85" w:type="dxa"/>
+              <w:bottom w:w="85" w:type="dxa"/>
+              <w:right w:w="85" w:type="dxa"/>
+            </w:tcMar>
+            <w:tcBorders>
+              <w:top w:val="nil" w:sz="4" w:color="A0A0A0"/>
+              <w:left w:val="nil" w:sz="4" w:color="A0A0A0"/>
+              <w:bottom w:val="single" w:sz="4" w:color="A0A0A0"/>
+              <w:right w:val="nil" w:sz="4" w:color="A0A0A0"/>
+            </w:tcBorders>
           </w:tcPr>
           <w:p>
+            <w:pPr>
+              <w:spacing w:after="60" w:before="60"/>
+            </w:pPr>
             <w:r>
               <w:rPr>
-                <w:sz w:val="15"/>
+                <w:rFonts w:ascii="Arial" w:hAnsi="Arial"/>
+                <w:b w:val="0"/>
+                <w:color w:val="000000"/>
+                <w:sz w:val="18"/>
+              </w:rPr>
+              <w:t>D05</w:t>
+            </w:r>
+          </w:p>
+        </w:tc>
+        <w:tc>
+          <w:tcPr>
+            <w:tcW w:type="dxa" w:w="2520"/>
+            <w:vAlign w:val="center"/>
+            <w:tcMar>
+              <w:top w:w="85" w:type="dxa"/>
+              <w:left w:w="85" w:type="dxa"/>
+              <w:bottom w:w="85" w:type="dxa"/>
+              <w:right w:w="85" w:type="dxa"/>
+            </w:tcMar>
+            <w:tcBorders>
+              <w:top w:val="nil" w:sz="4" w:color="A0A0A0"/>
+              <w:left w:val="nil" w:sz="4" w:color="A0A0A0"/>
+              <w:bottom w:val="single" w:sz="4" w:color="A0A0A0"/>
+              <w:right w:val="nil" w:sz="4" w:color="A0A0A0"/>
+            </w:tcBorders>
+          </w:tcPr>
+          <w:p>
+            <w:pPr>
+              <w:spacing w:after="60" w:before="60"/>
+            </w:pPr>
+            <w:r>
+              <w:rPr>
+                <w:rFonts w:ascii="Arial" w:hAnsi="Arial"/>
+                <w:b w:val="0"/>
+                <w:color w:val="000000"/>
+                <w:sz w:val="18"/>
+              </w:rPr>
+              <w:t>P20, P21</w:t>
+            </w:r>
+          </w:p>
+        </w:tc>
+        <w:tc>
+          <w:tcPr>
+            <w:tcW w:type="dxa" w:w="2520"/>
+            <w:vAlign w:val="center"/>
+            <w:tcMar>
+              <w:top w:w="85" w:type="dxa"/>
+              <w:left w:w="85" w:type="dxa"/>
+              <w:bottom w:w="85" w:type="dxa"/>
+              <w:right w:w="85" w:type="dxa"/>
+            </w:tcMar>
+            <w:tcBorders>
+              <w:top w:val="nil" w:sz="4" w:color="A0A0A0"/>
+              <w:left w:val="nil" w:sz="4" w:color="A0A0A0"/>
+              <w:bottom w:val="single" w:sz="4" w:color="A0A0A0"/>
+              <w:right w:val="nil" w:sz="4" w:color="A0A0A0"/>
+            </w:tcBorders>
+          </w:tcPr>
+          <w:p>
+            <w:pPr>
+              <w:spacing w:after="60" w:before="60"/>
+            </w:pPr>
+            <w:r>
+              <w:rPr>
+                <w:rFonts w:ascii="Arial" w:hAnsi="Arial"/>
+                <w:b w:val="0"/>
+                <w:color w:val="000000"/>
+                <w:sz w:val="18"/>
               </w:rPr>
               <w:t>Critic/checklist role family</w:t>
             </w:r>
@@ -1539,93 +3873,1372 @@
         <w:tc>
           <w:tcPr>
             <w:tcW w:type="dxa" w:w="2520"/>
+            <w:vAlign w:val="center"/>
+            <w:tcMar>
+              <w:top w:w="85" w:type="dxa"/>
+              <w:left w:w="85" w:type="dxa"/>
+              <w:bottom w:w="85" w:type="dxa"/>
+              <w:right w:w="85" w:type="dxa"/>
+            </w:tcMar>
+            <w:tcBorders>
+              <w:top w:val="nil" w:sz="4" w:color="A0A0A0"/>
+              <w:left w:val="nil" w:sz="4" w:color="A0A0A0"/>
+              <w:bottom w:val="single" w:sz="4" w:color="A0A0A0"/>
+              <w:right w:val="nil" w:sz="4" w:color="A0A0A0"/>
+            </w:tcBorders>
           </w:tcPr>
           <w:p>
+            <w:pPr>
+              <w:spacing w:after="60" w:before="60"/>
+            </w:pPr>
             <w:r>
               <w:rPr>
-                <w:sz w:val="15"/>
+                <w:rFonts w:ascii="Arial" w:hAnsi="Arial"/>
+                <w:b w:val="0"/>
+                <w:color w:val="000000"/>
+                <w:sz w:val="18"/>
               </w:rPr>
-              <w:t>P20, P21</w:t>
+              <w:t>Conceptual grouping, not sample dependence</w:t>
+            </w:r>
+          </w:p>
+        </w:tc>
+      </w:tr>
+      <w:tr>
+        <w:trPr>
+          <w:cantSplit/>
+          <w:cantSplit/>
+        </w:trPr>
+        <w:tc>
+          <w:tcPr>
+            <w:tcW w:type="dxa" w:w="2520"/>
+            <w:vAlign w:val="center"/>
+            <w:tcMar>
+              <w:top w:w="85" w:type="dxa"/>
+              <w:left w:w="85" w:type="dxa"/>
+              <w:bottom w:w="85" w:type="dxa"/>
+              <w:right w:w="85" w:type="dxa"/>
+            </w:tcMar>
+            <w:tcBorders>
+              <w:top w:val="nil" w:sz="4" w:color="A0A0A0"/>
+              <w:left w:val="nil" w:sz="4" w:color="A0A0A0"/>
+              <w:bottom w:val="single" w:sz="4" w:color="A0A0A0"/>
+              <w:right w:val="nil" w:sz="4" w:color="A0A0A0"/>
+            </w:tcBorders>
+          </w:tcPr>
+          <w:p>
+            <w:pPr>
+              <w:spacing w:after="60" w:before="60"/>
+            </w:pPr>
+            <w:r>
+              <w:rPr>
+                <w:rFonts w:ascii="Arial" w:hAnsi="Arial"/>
+                <w:b w:val="0"/>
+                <w:color w:val="000000"/>
+                <w:sz w:val="18"/>
+              </w:rPr>
+              <w:t>D06</w:t>
             </w:r>
           </w:p>
         </w:tc>
         <w:tc>
           <w:tcPr>
             <w:tcW w:type="dxa" w:w="2520"/>
+            <w:vAlign w:val="center"/>
+            <w:tcMar>
+              <w:top w:w="85" w:type="dxa"/>
+              <w:left w:w="85" w:type="dxa"/>
+              <w:bottom w:w="85" w:type="dxa"/>
+              <w:right w:w="85" w:type="dxa"/>
+            </w:tcMar>
+            <w:tcBorders>
+              <w:top w:val="nil" w:sz="4" w:color="A0A0A0"/>
+              <w:left w:val="nil" w:sz="4" w:color="A0A0A0"/>
+              <w:bottom w:val="single" w:sz="4" w:color="A0A0A0"/>
+              <w:right w:val="nil" w:sz="4" w:color="A0A0A0"/>
+            </w:tcBorders>
           </w:tcPr>
           <w:p>
+            <w:pPr>
+              <w:spacing w:after="60" w:before="60"/>
+            </w:pPr>
             <w:r>
               <w:rPr>
-                <w:sz w:val="15"/>
+                <w:rFonts w:ascii="Arial" w:hAnsi="Arial"/>
+                <w:b w:val="0"/>
+                <w:color w:val="000000"/>
+                <w:sz w:val="18"/>
               </w:rPr>
-              <w:t>Evaluator/reward paradigm</w:t>
+              <w:t>P23, P01, P05</w:t>
             </w:r>
           </w:p>
         </w:tc>
         <w:tc>
           <w:tcPr>
             <w:tcW w:type="dxa" w:w="2520"/>
+            <w:vAlign w:val="center"/>
+            <w:tcMar>
+              <w:top w:w="85" w:type="dxa"/>
+              <w:left w:w="85" w:type="dxa"/>
+              <w:bottom w:w="85" w:type="dxa"/>
+              <w:right w:w="85" w:type="dxa"/>
+            </w:tcMar>
+            <w:tcBorders>
+              <w:top w:val="nil" w:sz="4" w:color="A0A0A0"/>
+              <w:left w:val="nil" w:sz="4" w:color="A0A0A0"/>
+              <w:bottom w:val="single" w:sz="4" w:color="A0A0A0"/>
+              <w:right w:val="nil" w:sz="4" w:color="A0A0A0"/>
+            </w:tcBorders>
           </w:tcPr>
           <w:p>
+            <w:pPr>
+              <w:spacing w:after="60" w:before="60"/>
+            </w:pPr>
             <w:r>
               <w:rPr>
-                <w:sz w:val="15"/>
+                <w:rFonts w:ascii="Arial" w:hAnsi="Arial"/>
+                <w:b w:val="0"/>
+                <w:color w:val="000000"/>
+                <w:sz w:val="18"/>
               </w:rPr>
-              <w:t>Shows why evaluator role matters.</w:t>
-            </w:r>
-          </w:p>
-        </w:tc>
-      </w:tr>
-      <w:tr>
-        <w:tc>
-          <w:tcPr>
-            <w:tcW w:type="dxa" w:w="2520"/>
-          </w:tcPr>
-          <w:p>
-            <w:r>
-              <w:rPr>
-                <w:sz w:val="15"/>
-              </w:rPr>
-              <w:t>Cross-environment extension</w:t>
+              <w:t>Reported source-design ancestry with cross-environment extension</w:t>
             </w:r>
           </w:p>
         </w:tc>
         <w:tc>
           <w:tcPr>
             <w:tcW w:type="dxa" w:w="2520"/>
+            <w:vAlign w:val="center"/>
+            <w:tcMar>
+              <w:top w:w="85" w:type="dxa"/>
+              <w:left w:w="85" w:type="dxa"/>
+              <w:bottom w:w="85" w:type="dxa"/>
+              <w:right w:w="85" w:type="dxa"/>
+            </w:tcMar>
+            <w:tcBorders>
+              <w:top w:val="nil" w:sz="4" w:color="A0A0A0"/>
+              <w:left w:val="nil" w:sz="4" w:color="A0A0A0"/>
+              <w:bottom w:val="single" w:sz="4" w:color="A0A0A0"/>
+              <w:right w:val="nil" w:sz="4" w:color="A0A0A0"/>
+            </w:tcBorders>
           </w:tcPr>
           <w:p>
+            <w:pPr>
+              <w:spacing w:after="60" w:before="60"/>
+            </w:pPr>
             <w:r>
               <w:rPr>
-                <w:sz w:val="15"/>
+                <w:rFonts w:ascii="Arial" w:hAnsi="Arial"/>
+                <w:b w:val="0"/>
+                <w:color w:val="000000"/>
+                <w:sz w:val="18"/>
               </w:rPr>
-              <w:t>P23</w:t>
+              <w:t>Compatibility adds a different construct; do not collapse its detector study into visual validation</w:t>
+            </w:r>
+          </w:p>
+        </w:tc>
+      </w:tr>
+      <w:tr>
+        <w:trPr>
+          <w:cantSplit/>
+          <w:cantSplit/>
+        </w:trPr>
+        <w:tc>
+          <w:tcPr>
+            <w:tcW w:type="dxa" w:w="2520"/>
+            <w:vAlign w:val="center"/>
+            <w:tcMar>
+              <w:top w:w="85" w:type="dxa"/>
+              <w:left w:w="85" w:type="dxa"/>
+              <w:bottom w:w="85" w:type="dxa"/>
+              <w:right w:w="85" w:type="dxa"/>
+            </w:tcMar>
+            <w:tcBorders>
+              <w:top w:val="nil" w:sz="4" w:color="A0A0A0"/>
+              <w:left w:val="nil" w:sz="4" w:color="A0A0A0"/>
+              <w:bottom w:val="single" w:sz="4" w:color="A0A0A0"/>
+              <w:right w:val="nil" w:sz="4" w:color="A0A0A0"/>
+            </w:tcBorders>
+          </w:tcPr>
+          <w:p>
+            <w:pPr>
+              <w:spacing w:after="60" w:before="60"/>
+            </w:pPr>
+            <w:r>
+              <w:rPr>
+                <w:rFonts w:ascii="Arial" w:hAnsi="Arial"/>
+                <w:b w:val="0"/>
+                <w:color w:val="000000"/>
+                <w:sz w:val="18"/>
+              </w:rPr>
+              <w:t>S12</w:t>
             </w:r>
           </w:p>
         </w:tc>
         <w:tc>
           <w:tcPr>
             <w:tcW w:type="dxa" w:w="2520"/>
+            <w:vAlign w:val="center"/>
+            <w:tcMar>
+              <w:top w:w="85" w:type="dxa"/>
+              <w:left w:w="85" w:type="dxa"/>
+              <w:bottom w:w="85" w:type="dxa"/>
+              <w:right w:w="85" w:type="dxa"/>
+            </w:tcMar>
+            <w:tcBorders>
+              <w:top w:val="nil" w:sz="4" w:color="A0A0A0"/>
+              <w:left w:val="nil" w:sz="4" w:color="A0A0A0"/>
+              <w:bottom w:val="single" w:sz="4" w:color="A0A0A0"/>
+              <w:right w:val="nil" w:sz="4" w:color="A0A0A0"/>
+            </w:tcBorders>
           </w:tcPr>
           <w:p>
+            <w:pPr>
+              <w:spacing w:after="60" w:before="60"/>
+            </w:pPr>
             <w:r>
               <w:rPr>
-                <w:sz w:val="15"/>
+                <w:rFonts w:ascii="Arial" w:hAnsi="Arial"/>
+                <w:b w:val="0"/>
+                <w:color w:val="000000"/>
+                <w:sz w:val="18"/>
               </w:rPr>
-              <w:t>Design2Code/DCGen-derived source-design ancestry</w:t>
+              <w:t>P12</w:t>
             </w:r>
           </w:p>
         </w:tc>
         <w:tc>
           <w:tcPr>
             <w:tcW w:type="dxa" w:w="2520"/>
+            <w:vAlign w:val="center"/>
+            <w:tcMar>
+              <w:top w:w="85" w:type="dxa"/>
+              <w:left w:w="85" w:type="dxa"/>
+              <w:bottom w:w="85" w:type="dxa"/>
+              <w:right w:w="85" w:type="dxa"/>
+            </w:tcMar>
+            <w:tcBorders>
+              <w:top w:val="nil" w:sz="4" w:color="A0A0A0"/>
+              <w:left w:val="nil" w:sz="4" w:color="A0A0A0"/>
+              <w:bottom w:val="single" w:sz="4" w:color="A0A0A0"/>
+              <w:right w:val="nil" w:sz="4" w:color="A0A0A0"/>
+            </w:tcBorders>
           </w:tcPr>
           <w:p>
+            <w:pPr>
+              <w:spacing w:after="60" w:before="60"/>
+            </w:pPr>
             <w:r>
               <w:rPr>
-                <w:sz w:val="15"/>
+                <w:rFonts w:ascii="Arial" w:hAnsi="Arial"/>
+                <w:b w:val="0"/>
+                <w:color w:val="000000"/>
+                <w:sz w:val="18"/>
               </w:rPr>
-              <w:t>Adds an orthogonal compatibility construct, annotation protocol, and detector validation.</w:t>
+              <w:t>Six metric associations share one 600-pair human sample</w:t>
+            </w:r>
+          </w:p>
+        </w:tc>
+        <w:tc>
+          <w:tcPr>
+            <w:tcW w:type="dxa" w:w="2520"/>
+            <w:vAlign w:val="center"/>
+            <w:tcMar>
+              <w:top w:w="85" w:type="dxa"/>
+              <w:left w:w="85" w:type="dxa"/>
+              <w:bottom w:w="85" w:type="dxa"/>
+              <w:right w:w="85" w:type="dxa"/>
+            </w:tcMar>
+            <w:tcBorders>
+              <w:top w:val="nil" w:sz="4" w:color="A0A0A0"/>
+              <w:left w:val="nil" w:sz="4" w:color="A0A0A0"/>
+              <w:bottom w:val="single" w:sz="4" w:color="A0A0A0"/>
+              <w:right w:val="nil" w:sz="4" w:color="A0A0A0"/>
+            </w:tcBorders>
+          </w:tcPr>
+          <w:p>
+            <w:pPr>
+              <w:spacing w:after="60" w:before="60"/>
+            </w:pPr>
+            <w:r>
+              <w:rPr>
+                <w:rFonts w:ascii="Arial" w:hAnsi="Arial"/>
+                <w:b w:val="0"/>
+                <w:color w:val="000000"/>
+                <w:sz w:val="18"/>
+              </w:rPr>
+              <w:t>Human consistency remains separate from automatic metrics</w:t>
+            </w:r>
+          </w:p>
+        </w:tc>
+      </w:tr>
+      <w:tr>
+        <w:trPr>
+          <w:cantSplit/>
+          <w:cantSplit/>
+        </w:trPr>
+        <w:tc>
+          <w:tcPr>
+            <w:tcW w:type="dxa" w:w="2520"/>
+            <w:vAlign w:val="center"/>
+            <w:tcMar>
+              <w:top w:w="85" w:type="dxa"/>
+              <w:left w:w="85" w:type="dxa"/>
+              <w:bottom w:w="85" w:type="dxa"/>
+              <w:right w:w="85" w:type="dxa"/>
+            </w:tcMar>
+            <w:tcBorders>
+              <w:top w:val="nil" w:sz="4" w:color="A0A0A0"/>
+              <w:left w:val="nil" w:sz="4" w:color="A0A0A0"/>
+              <w:bottom w:val="single" w:sz="4" w:color="A0A0A0"/>
+              <w:right w:val="nil" w:sz="4" w:color="A0A0A0"/>
+            </w:tcBorders>
+          </w:tcPr>
+          <w:p>
+            <w:pPr>
+              <w:spacing w:after="60" w:before="60"/>
+            </w:pPr>
+            <w:r>
+              <w:rPr>
+                <w:rFonts w:ascii="Arial" w:hAnsi="Arial"/>
+                <w:b w:val="0"/>
+                <w:color w:val="000000"/>
+                <w:sz w:val="18"/>
+              </w:rPr>
+              <w:t>S08</w:t>
+            </w:r>
+          </w:p>
+        </w:tc>
+        <w:tc>
+          <w:tcPr>
+            <w:tcW w:type="dxa" w:w="2520"/>
+            <w:vAlign w:val="center"/>
+            <w:tcMar>
+              <w:top w:w="85" w:type="dxa"/>
+              <w:left w:w="85" w:type="dxa"/>
+              <w:bottom w:w="85" w:type="dxa"/>
+              <w:right w:w="85" w:type="dxa"/>
+            </w:tcMar>
+            <w:tcBorders>
+              <w:top w:val="nil" w:sz="4" w:color="A0A0A0"/>
+              <w:left w:val="nil" w:sz="4" w:color="A0A0A0"/>
+              <w:bottom w:val="single" w:sz="4" w:color="A0A0A0"/>
+              <w:right w:val="nil" w:sz="4" w:color="A0A0A0"/>
+            </w:tcBorders>
+          </w:tcPr>
+          <w:p>
+            <w:pPr>
+              <w:spacing w:after="60" w:before="60"/>
+            </w:pPr>
+            <w:r>
+              <w:rPr>
+                <w:rFonts w:ascii="Arial" w:hAnsi="Arial"/>
+                <w:b w:val="0"/>
+                <w:color w:val="000000"/>
+                <w:sz w:val="18"/>
+              </w:rPr>
+              <w:t>P08</w:t>
+            </w:r>
+          </w:p>
+        </w:tc>
+        <w:tc>
+          <w:tcPr>
+            <w:tcW w:type="dxa" w:w="2520"/>
+            <w:vAlign w:val="center"/>
+            <w:tcMar>
+              <w:top w:w="85" w:type="dxa"/>
+              <w:left w:w="85" w:type="dxa"/>
+              <w:bottom w:w="85" w:type="dxa"/>
+              <w:right w:w="85" w:type="dxa"/>
+            </w:tcMar>
+            <w:tcBorders>
+              <w:top w:val="nil" w:sz="4" w:color="A0A0A0"/>
+              <w:left w:val="nil" w:sz="4" w:color="A0A0A0"/>
+              <w:bottom w:val="single" w:sz="4" w:color="A0A0A0"/>
+              <w:right w:val="nil" w:sz="4" w:color="A0A0A0"/>
+            </w:tcBorders>
+          </w:tcPr>
+          <w:p>
+            <w:pPr>
+              <w:spacing w:after="60" w:before="60"/>
+            </w:pPr>
+            <w:r>
+              <w:rPr>
+                <w:rFonts w:ascii="Arial" w:hAnsi="Arial"/>
+                <w:b w:val="0"/>
+                <w:color w:val="000000"/>
+                <w:sz w:val="18"/>
+              </w:rPr>
+              <w:t>Framework/ablations share expert-ranking study</w:t>
+            </w:r>
+          </w:p>
+        </w:tc>
+        <w:tc>
+          <w:tcPr>
+            <w:tcW w:type="dxa" w:w="2520"/>
+            <w:vAlign w:val="center"/>
+            <w:tcMar>
+              <w:top w:w="85" w:type="dxa"/>
+              <w:left w:w="85" w:type="dxa"/>
+              <w:bottom w:w="85" w:type="dxa"/>
+              <w:right w:w="85" w:type="dxa"/>
+            </w:tcMar>
+            <w:tcBorders>
+              <w:top w:val="nil" w:sz="4" w:color="A0A0A0"/>
+              <w:left w:val="nil" w:sz="4" w:color="A0A0A0"/>
+              <w:bottom w:val="single" w:sz="4" w:color="A0A0A0"/>
+              <w:right w:val="nil" w:sz="4" w:color="A0A0A0"/>
+            </w:tcBorders>
+          </w:tcPr>
+          <w:p>
+            <w:pPr>
+              <w:spacing w:after="60" w:before="60"/>
+            </w:pPr>
+            <w:r>
+              <w:rPr>
+                <w:rFonts w:ascii="Arial" w:hAnsi="Arial"/>
+                <w:b w:val="0"/>
+                <w:color w:val="000000"/>
+                <w:sz w:val="18"/>
+              </w:rPr>
+              <w:t>Not four independent validations</w:t>
+            </w:r>
+          </w:p>
+        </w:tc>
+      </w:tr>
+      <w:tr>
+        <w:trPr>
+          <w:cantSplit/>
+          <w:cantSplit/>
+        </w:trPr>
+        <w:tc>
+          <w:tcPr>
+            <w:tcW w:type="dxa" w:w="2520"/>
+            <w:vAlign w:val="center"/>
+            <w:tcMar>
+              <w:top w:w="85" w:type="dxa"/>
+              <w:left w:w="85" w:type="dxa"/>
+              <w:bottom w:w="85" w:type="dxa"/>
+              <w:right w:w="85" w:type="dxa"/>
+            </w:tcMar>
+            <w:tcBorders>
+              <w:top w:val="nil" w:sz="4" w:color="A0A0A0"/>
+              <w:left w:val="nil" w:sz="4" w:color="A0A0A0"/>
+              <w:bottom w:val="single" w:sz="4" w:color="A0A0A0"/>
+              <w:right w:val="nil" w:sz="4" w:color="A0A0A0"/>
+            </w:tcBorders>
+          </w:tcPr>
+          <w:p>
+            <w:pPr>
+              <w:spacing w:after="60" w:before="60"/>
+            </w:pPr>
+            <w:r>
+              <w:rPr>
+                <w:rFonts w:ascii="Arial" w:hAnsi="Arial"/>
+                <w:b w:val="0"/>
+                <w:color w:val="000000"/>
+                <w:sz w:val="18"/>
+              </w:rPr>
+              <w:t>S17</w:t>
+            </w:r>
+          </w:p>
+        </w:tc>
+        <w:tc>
+          <w:tcPr>
+            <w:tcW w:type="dxa" w:w="2520"/>
+            <w:vAlign w:val="center"/>
+            <w:tcMar>
+              <w:top w:w="85" w:type="dxa"/>
+              <w:left w:w="85" w:type="dxa"/>
+              <w:bottom w:w="85" w:type="dxa"/>
+              <w:right w:w="85" w:type="dxa"/>
+            </w:tcMar>
+            <w:tcBorders>
+              <w:top w:val="nil" w:sz="4" w:color="A0A0A0"/>
+              <w:left w:val="nil" w:sz="4" w:color="A0A0A0"/>
+              <w:bottom w:val="single" w:sz="4" w:color="A0A0A0"/>
+              <w:right w:val="nil" w:sz="4" w:color="A0A0A0"/>
+            </w:tcBorders>
+          </w:tcPr>
+          <w:p>
+            <w:pPr>
+              <w:spacing w:after="60" w:before="60"/>
+            </w:pPr>
+            <w:r>
+              <w:rPr>
+                <w:rFonts w:ascii="Arial" w:hAnsi="Arial"/>
+                <w:b w:val="0"/>
+                <w:color w:val="000000"/>
+                <w:sz w:val="18"/>
+              </w:rPr>
+              <w:t>P17</w:t>
+            </w:r>
+          </w:p>
+        </w:tc>
+        <w:tc>
+          <w:tcPr>
+            <w:tcW w:type="dxa" w:w="2520"/>
+            <w:vAlign w:val="center"/>
+            <w:tcMar>
+              <w:top w:w="85" w:type="dxa"/>
+              <w:left w:w="85" w:type="dxa"/>
+              <w:bottom w:w="85" w:type="dxa"/>
+              <w:right w:w="85" w:type="dxa"/>
+            </w:tcMar>
+            <w:tcBorders>
+              <w:top w:val="nil" w:sz="4" w:color="A0A0A0"/>
+              <w:left w:val="nil" w:sz="4" w:color="A0A0A0"/>
+              <w:bottom w:val="single" w:sz="4" w:color="A0A0A0"/>
+              <w:right w:val="nil" w:sz="4" w:color="A0A0A0"/>
+            </w:tcBorders>
+          </w:tcPr>
+          <w:p>
+            <w:pPr>
+              <w:spacing w:after="60" w:before="60"/>
+            </w:pPr>
+            <w:r>
+              <w:rPr>
+                <w:rFonts w:ascii="Arial" w:hAnsi="Arial"/>
+                <w:b w:val="0"/>
+                <w:color w:val="000000"/>
+                <w:sz w:val="18"/>
+              </w:rPr>
+              <w:t>Visual and final-score weight tuning use the same 60-instance human sample</w:t>
+            </w:r>
+          </w:p>
+        </w:tc>
+        <w:tc>
+          <w:tcPr>
+            <w:tcW w:type="dxa" w:w="2520"/>
+            <w:vAlign w:val="center"/>
+            <w:tcMar>
+              <w:top w:w="85" w:type="dxa"/>
+              <w:left w:w="85" w:type="dxa"/>
+              <w:bottom w:w="85" w:type="dxa"/>
+              <w:right w:w="85" w:type="dxa"/>
+            </w:tcMar>
+            <w:tcBorders>
+              <w:top w:val="nil" w:sz="4" w:color="A0A0A0"/>
+              <w:left w:val="nil" w:sz="4" w:color="A0A0A0"/>
+              <w:bottom w:val="single" w:sz="4" w:color="A0A0A0"/>
+              <w:right w:val="nil" w:sz="4" w:color="A0A0A0"/>
+            </w:tcBorders>
+          </w:tcPr>
+          <w:p>
+            <w:pPr>
+              <w:spacing w:after="60" w:before="60"/>
+            </w:pPr>
+            <w:r>
+              <w:rPr>
+                <w:rFonts w:ascii="Arial" w:hAnsi="Arial"/>
+                <w:b w:val="0"/>
+                <w:color w:val="000000"/>
+                <w:sz w:val="18"/>
+              </w:rPr>
+              <w:t>Optimized correlations are not independent held-out validation; manual execution inspection is a distinct check</w:t>
+            </w:r>
+          </w:p>
+        </w:tc>
+      </w:tr>
+      <w:tr>
+        <w:trPr>
+          <w:cantSplit/>
+          <w:cantSplit/>
+        </w:trPr>
+        <w:tc>
+          <w:tcPr>
+            <w:tcW w:type="dxa" w:w="2520"/>
+            <w:vAlign w:val="center"/>
+            <w:tcMar>
+              <w:top w:w="85" w:type="dxa"/>
+              <w:left w:w="85" w:type="dxa"/>
+              <w:bottom w:w="85" w:type="dxa"/>
+              <w:right w:w="85" w:type="dxa"/>
+            </w:tcMar>
+            <w:tcBorders>
+              <w:top w:val="nil" w:sz="4" w:color="A0A0A0"/>
+              <w:left w:val="nil" w:sz="4" w:color="A0A0A0"/>
+              <w:bottom w:val="single" w:sz="4" w:color="A0A0A0"/>
+              <w:right w:val="nil" w:sz="4" w:color="A0A0A0"/>
+            </w:tcBorders>
+          </w:tcPr>
+          <w:p>
+            <w:pPr>
+              <w:spacing w:after="60" w:before="60"/>
+            </w:pPr>
+            <w:r>
+              <w:rPr>
+                <w:rFonts w:ascii="Arial" w:hAnsi="Arial"/>
+                <w:b w:val="0"/>
+                <w:color w:val="000000"/>
+                <w:sz w:val="18"/>
+              </w:rPr>
+              <w:t>S70</w:t>
+            </w:r>
+          </w:p>
+        </w:tc>
+        <w:tc>
+          <w:tcPr>
+            <w:tcW w:type="dxa" w:w="2520"/>
+            <w:vAlign w:val="center"/>
+            <w:tcMar>
+              <w:top w:w="85" w:type="dxa"/>
+              <w:left w:w="85" w:type="dxa"/>
+              <w:bottom w:w="85" w:type="dxa"/>
+              <w:right w:w="85" w:type="dxa"/>
+            </w:tcMar>
+            <w:tcBorders>
+              <w:top w:val="nil" w:sz="4" w:color="A0A0A0"/>
+              <w:left w:val="nil" w:sz="4" w:color="A0A0A0"/>
+              <w:bottom w:val="single" w:sz="4" w:color="A0A0A0"/>
+              <w:right w:val="nil" w:sz="4" w:color="A0A0A0"/>
+            </w:tcBorders>
+          </w:tcPr>
+          <w:p>
+            <w:pPr>
+              <w:spacing w:after="60" w:before="60"/>
+            </w:pPr>
+            <w:r>
+              <w:rPr>
+                <w:rFonts w:ascii="Arial" w:hAnsi="Arial"/>
+                <w:b w:val="0"/>
+                <w:color w:val="000000"/>
+                <w:sz w:val="18"/>
+              </w:rPr>
+              <w:t>P70</w:t>
+            </w:r>
+          </w:p>
+        </w:tc>
+        <w:tc>
+          <w:tcPr>
+            <w:tcW w:type="dxa" w:w="2520"/>
+            <w:vAlign w:val="center"/>
+            <w:tcMar>
+              <w:top w:w="85" w:type="dxa"/>
+              <w:left w:w="85" w:type="dxa"/>
+              <w:bottom w:w="85" w:type="dxa"/>
+              <w:right w:w="85" w:type="dxa"/>
+            </w:tcMar>
+            <w:tcBorders>
+              <w:top w:val="nil" w:sz="4" w:color="A0A0A0"/>
+              <w:left w:val="nil" w:sz="4" w:color="A0A0A0"/>
+              <w:bottom w:val="single" w:sz="4" w:color="A0A0A0"/>
+              <w:right w:val="nil" w:sz="4" w:color="A0A0A0"/>
+            </w:tcBorders>
+          </w:tcPr>
+          <w:p>
+            <w:pPr>
+              <w:spacing w:after="60" w:before="60"/>
+            </w:pPr>
+            <w:r>
+              <w:rPr>
+                <w:rFonts w:ascii="Arial" w:hAnsi="Arial"/>
+                <w:b w:val="0"/>
+                <w:color w:val="000000"/>
+                <w:sz w:val="18"/>
+              </w:rPr>
+              <w:t>Selection, agreement, reliability and repeated splits linked to human protocol</w:t>
+            </w:r>
+          </w:p>
+        </w:tc>
+        <w:tc>
+          <w:tcPr>
+            <w:tcW w:type="dxa" w:w="2520"/>
+            <w:vAlign w:val="center"/>
+            <w:tcMar>
+              <w:top w:w="85" w:type="dxa"/>
+              <w:left w:w="85" w:type="dxa"/>
+              <w:bottom w:w="85" w:type="dxa"/>
+              <w:right w:w="85" w:type="dxa"/>
+            </w:tcMar>
+            <w:tcBorders>
+              <w:top w:val="nil" w:sz="4" w:color="A0A0A0"/>
+              <w:left w:val="nil" w:sz="4" w:color="A0A0A0"/>
+              <w:bottom w:val="single" w:sz="4" w:color="A0A0A0"/>
+              <w:right w:val="nil" w:sz="4" w:color="A0A0A0"/>
+            </w:tcBorders>
+          </w:tcPr>
+          <w:p>
+            <w:pPr>
+              <w:spacing w:after="60" w:before="60"/>
+            </w:pPr>
+            <w:r>
+              <w:rPr>
+                <w:rFonts w:ascii="Arial" w:hAnsi="Arial"/>
+                <w:b w:val="0"/>
+                <w:color w:val="000000"/>
+                <w:sz w:val="18"/>
+              </w:rPr>
+              <w:t>Nested selection independence not established</w:t>
+            </w:r>
+          </w:p>
+        </w:tc>
+      </w:tr>
+      <w:tr>
+        <w:trPr>
+          <w:cantSplit/>
+          <w:cantSplit/>
+        </w:trPr>
+        <w:tc>
+          <w:tcPr>
+            <w:tcW w:type="dxa" w:w="2520"/>
+            <w:vAlign w:val="center"/>
+            <w:tcMar>
+              <w:top w:w="85" w:type="dxa"/>
+              <w:left w:w="85" w:type="dxa"/>
+              <w:bottom w:w="85" w:type="dxa"/>
+              <w:right w:w="85" w:type="dxa"/>
+            </w:tcMar>
+            <w:tcBorders>
+              <w:top w:val="nil" w:sz="4" w:color="A0A0A0"/>
+              <w:left w:val="nil" w:sz="4" w:color="A0A0A0"/>
+              <w:bottom w:val="single" w:sz="4" w:color="A0A0A0"/>
+              <w:right w:val="nil" w:sz="4" w:color="A0A0A0"/>
+            </w:tcBorders>
+          </w:tcPr>
+          <w:p>
+            <w:pPr>
+              <w:spacing w:after="60" w:before="60"/>
+            </w:pPr>
+            <w:r>
+              <w:rPr>
+                <w:rFonts w:ascii="Arial" w:hAnsi="Arial"/>
+                <w:b w:val="0"/>
+                <w:color w:val="000000"/>
+                <w:sz w:val="18"/>
+              </w:rPr>
+              <w:t>S71</w:t>
+            </w:r>
+          </w:p>
+        </w:tc>
+        <w:tc>
+          <w:tcPr>
+            <w:tcW w:type="dxa" w:w="2520"/>
+            <w:vAlign w:val="center"/>
+            <w:tcMar>
+              <w:top w:w="85" w:type="dxa"/>
+              <w:left w:w="85" w:type="dxa"/>
+              <w:bottom w:w="85" w:type="dxa"/>
+              <w:right w:w="85" w:type="dxa"/>
+            </w:tcMar>
+            <w:tcBorders>
+              <w:top w:val="nil" w:sz="4" w:color="A0A0A0"/>
+              <w:left w:val="nil" w:sz="4" w:color="A0A0A0"/>
+              <w:bottom w:val="single" w:sz="4" w:color="A0A0A0"/>
+              <w:right w:val="nil" w:sz="4" w:color="A0A0A0"/>
+            </w:tcBorders>
+          </w:tcPr>
+          <w:p>
+            <w:pPr>
+              <w:spacing w:after="60" w:before="60"/>
+            </w:pPr>
+            <w:r>
+              <w:rPr>
+                <w:rFonts w:ascii="Arial" w:hAnsi="Arial"/>
+                <w:b w:val="0"/>
+                <w:color w:val="000000"/>
+                <w:sz w:val="18"/>
+              </w:rPr>
+              <w:t>P71</w:t>
+            </w:r>
+          </w:p>
+        </w:tc>
+        <w:tc>
+          <w:tcPr>
+            <w:tcW w:type="dxa" w:w="2520"/>
+            <w:vAlign w:val="center"/>
+            <w:tcMar>
+              <w:top w:w="85" w:type="dxa"/>
+              <w:left w:w="85" w:type="dxa"/>
+              <w:bottom w:w="85" w:type="dxa"/>
+              <w:right w:w="85" w:type="dxa"/>
+            </w:tcMar>
+            <w:tcBorders>
+              <w:top w:val="nil" w:sz="4" w:color="A0A0A0"/>
+              <w:left w:val="nil" w:sz="4" w:color="A0A0A0"/>
+              <w:bottom w:val="single" w:sz="4" w:color="A0A0A0"/>
+              <w:right w:val="nil" w:sz="4" w:color="A0A0A0"/>
+            </w:tcBorders>
+          </w:tcPr>
+          <w:p>
+            <w:pPr>
+              <w:spacing w:after="60" w:before="60"/>
+            </w:pPr>
+            <w:r>
+              <w:rPr>
+                <w:rFonts w:ascii="Arial" w:hAnsi="Arial"/>
+                <w:b w:val="0"/>
+                <w:color w:val="000000"/>
+                <w:sz w:val="18"/>
+              </w:rPr>
+              <w:t>Judge comparisons and repeat runs share tested subset</w:t>
+            </w:r>
+          </w:p>
+        </w:tc>
+        <w:tc>
+          <w:tcPr>
+            <w:tcW w:type="dxa" w:w="2520"/>
+            <w:vAlign w:val="center"/>
+            <w:tcMar>
+              <w:top w:w="85" w:type="dxa"/>
+              <w:left w:w="85" w:type="dxa"/>
+              <w:bottom w:w="85" w:type="dxa"/>
+              <w:right w:w="85" w:type="dxa"/>
+            </w:tcMar>
+            <w:tcBorders>
+              <w:top w:val="nil" w:sz="4" w:color="A0A0A0"/>
+              <w:left w:val="nil" w:sz="4" w:color="A0A0A0"/>
+              <w:bottom w:val="single" w:sz="4" w:color="A0A0A0"/>
+              <w:right w:val="nil" w:sz="4" w:color="A0A0A0"/>
+            </w:tcBorders>
+          </w:tcPr>
+          <w:p>
+            <w:pPr>
+              <w:spacing w:after="60" w:before="60"/>
+            </w:pPr>
+            <w:r>
+              <w:rPr>
+                <w:rFonts w:ascii="Arial" w:hAnsi="Arial"/>
+                <w:b w:val="0"/>
+                <w:color w:val="000000"/>
+                <w:sz w:val="18"/>
+              </w:rPr>
+              <w:t>Not separate independent human samples</w:t>
+            </w:r>
+          </w:p>
+        </w:tc>
+      </w:tr>
+      <w:tr>
+        <w:trPr>
+          <w:cantSplit/>
+          <w:cantSplit/>
+        </w:trPr>
+        <w:tc>
+          <w:tcPr>
+            <w:tcW w:type="dxa" w:w="2520"/>
+            <w:vAlign w:val="center"/>
+            <w:tcMar>
+              <w:top w:w="85" w:type="dxa"/>
+              <w:left w:w="85" w:type="dxa"/>
+              <w:bottom w:w="85" w:type="dxa"/>
+              <w:right w:w="85" w:type="dxa"/>
+            </w:tcMar>
+            <w:tcBorders>
+              <w:top w:val="nil" w:sz="4" w:color="A0A0A0"/>
+              <w:left w:val="nil" w:sz="4" w:color="A0A0A0"/>
+              <w:bottom w:val="single" w:sz="4" w:color="A0A0A0"/>
+              <w:right w:val="nil" w:sz="4" w:color="A0A0A0"/>
+            </w:tcBorders>
+          </w:tcPr>
+          <w:p>
+            <w:pPr>
+              <w:spacing w:after="60" w:before="60"/>
+            </w:pPr>
+            <w:r>
+              <w:rPr>
+                <w:rFonts w:ascii="Arial" w:hAnsi="Arial"/>
+                <w:b w:val="0"/>
+                <w:color w:val="000000"/>
+                <w:sz w:val="18"/>
+              </w:rPr>
+              <w:t>D07</w:t>
+            </w:r>
+          </w:p>
+        </w:tc>
+        <w:tc>
+          <w:tcPr>
+            <w:tcW w:type="dxa" w:w="2520"/>
+            <w:vAlign w:val="center"/>
+            <w:tcMar>
+              <w:top w:w="85" w:type="dxa"/>
+              <w:left w:w="85" w:type="dxa"/>
+              <w:bottom w:w="85" w:type="dxa"/>
+              <w:right w:w="85" w:type="dxa"/>
+            </w:tcMar>
+            <w:tcBorders>
+              <w:top w:val="nil" w:sz="4" w:color="A0A0A0"/>
+              <w:left w:val="nil" w:sz="4" w:color="A0A0A0"/>
+              <w:bottom w:val="single" w:sz="4" w:color="A0A0A0"/>
+              <w:right w:val="nil" w:sz="4" w:color="A0A0A0"/>
+            </w:tcBorders>
+          </w:tcPr>
+          <w:p>
+            <w:pPr>
+              <w:spacing w:after="60" w:before="60"/>
+            </w:pPr>
+            <w:r>
+              <w:rPr>
+                <w:rFonts w:ascii="Arial" w:hAnsi="Arial"/>
+                <w:b w:val="0"/>
+                <w:color w:val="000000"/>
+                <w:sz w:val="18"/>
+              </w:rPr>
+              <w:t>P57, P17, P11</w:t>
+            </w:r>
+          </w:p>
+        </w:tc>
+        <w:tc>
+          <w:tcPr>
+            <w:tcW w:type="dxa" w:w="2520"/>
+            <w:vAlign w:val="center"/>
+            <w:tcMar>
+              <w:top w:w="85" w:type="dxa"/>
+              <w:left w:w="85" w:type="dxa"/>
+              <w:bottom w:w="85" w:type="dxa"/>
+              <w:right w:w="85" w:type="dxa"/>
+            </w:tcMar>
+            <w:tcBorders>
+              <w:top w:val="nil" w:sz="4" w:color="A0A0A0"/>
+              <w:left w:val="nil" w:sz="4" w:color="A0A0A0"/>
+              <w:bottom w:val="single" w:sz="4" w:color="A0A0A0"/>
+              <w:right w:val="nil" w:sz="4" w:color="A0A0A0"/>
+            </w:tcBorders>
+          </w:tcPr>
+          <w:p>
+            <w:pPr>
+              <w:spacing w:after="60" w:before="60"/>
+            </w:pPr>
+            <w:r>
+              <w:rPr>
+                <w:rFonts w:ascii="Arial" w:hAnsi="Arial"/>
+                <w:b w:val="0"/>
+                <w:color w:val="000000"/>
+                <w:sz w:val="18"/>
+              </w:rPr>
+              <w:t>Inherited interactive benchmark evaluation</w:t>
+            </w:r>
+          </w:p>
+        </w:tc>
+        <w:tc>
+          <w:tcPr>
+            <w:tcW w:type="dxa" w:w="2520"/>
+            <w:vAlign w:val="center"/>
+            <w:tcMar>
+              <w:top w:w="85" w:type="dxa"/>
+              <w:left w:w="85" w:type="dxa"/>
+              <w:bottom w:w="85" w:type="dxa"/>
+              <w:right w:w="85" w:type="dxa"/>
+            </w:tcMar>
+            <w:tcBorders>
+              <w:top w:val="nil" w:sz="4" w:color="A0A0A0"/>
+              <w:left w:val="nil" w:sz="4" w:color="A0A0A0"/>
+              <w:bottom w:val="single" w:sz="4" w:color="A0A0A0"/>
+              <w:right w:val="nil" w:sz="4" w:color="A0A0A0"/>
+            </w:tcBorders>
+          </w:tcPr>
+          <w:p>
+            <w:pPr>
+              <w:spacing w:after="60" w:before="60"/>
+            </w:pPr>
+            <w:r>
+              <w:rPr>
+                <w:rFonts w:ascii="Arial" w:hAnsi="Arial"/>
+                <w:b w:val="0"/>
+                <w:color w:val="000000"/>
+                <w:sz w:val="18"/>
+              </w:rPr>
+              <w:t>Selection, interaction-rate and conditional visual denominators differ; no new independent instrument validation</w:t>
+            </w:r>
+          </w:p>
+        </w:tc>
+      </w:tr>
+      <w:tr>
+        <w:trPr>
+          <w:cantSplit/>
+          <w:cantSplit/>
+        </w:trPr>
+        <w:tc>
+          <w:tcPr>
+            <w:tcW w:type="dxa" w:w="2520"/>
+            <w:vAlign w:val="center"/>
+            <w:tcMar>
+              <w:top w:w="85" w:type="dxa"/>
+              <w:left w:w="85" w:type="dxa"/>
+              <w:bottom w:w="85" w:type="dxa"/>
+              <w:right w:w="85" w:type="dxa"/>
+            </w:tcMar>
+            <w:tcBorders>
+              <w:top w:val="nil" w:sz="4" w:color="A0A0A0"/>
+              <w:left w:val="nil" w:sz="4" w:color="A0A0A0"/>
+              <w:bottom w:val="single" w:sz="4" w:color="A0A0A0"/>
+              <w:right w:val="nil" w:sz="4" w:color="A0A0A0"/>
+            </w:tcBorders>
+          </w:tcPr>
+          <w:p>
+            <w:pPr>
+              <w:spacing w:after="60" w:before="60"/>
+            </w:pPr>
+            <w:r>
+              <w:rPr>
+                <w:rFonts w:ascii="Arial" w:hAnsi="Arial"/>
+                <w:b w:val="0"/>
+                <w:color w:val="000000"/>
+                <w:sz w:val="18"/>
+              </w:rPr>
+              <w:t>S32</w:t>
+            </w:r>
+          </w:p>
+        </w:tc>
+        <w:tc>
+          <w:tcPr>
+            <w:tcW w:type="dxa" w:w="2520"/>
+            <w:vAlign w:val="center"/>
+            <w:tcMar>
+              <w:top w:w="85" w:type="dxa"/>
+              <w:left w:w="85" w:type="dxa"/>
+              <w:bottom w:w="85" w:type="dxa"/>
+              <w:right w:w="85" w:type="dxa"/>
+            </w:tcMar>
+            <w:tcBorders>
+              <w:top w:val="nil" w:sz="4" w:color="A0A0A0"/>
+              <w:left w:val="nil" w:sz="4" w:color="A0A0A0"/>
+              <w:bottom w:val="single" w:sz="4" w:color="A0A0A0"/>
+              <w:right w:val="nil" w:sz="4" w:color="A0A0A0"/>
+            </w:tcBorders>
+          </w:tcPr>
+          <w:p>
+            <w:pPr>
+              <w:spacing w:after="60" w:before="60"/>
+            </w:pPr>
+            <w:r>
+              <w:rPr>
+                <w:rFonts w:ascii="Arial" w:hAnsi="Arial"/>
+                <w:b w:val="0"/>
+                <w:color w:val="000000"/>
+                <w:sz w:val="18"/>
+              </w:rPr>
+              <w:t>P32</w:t>
+            </w:r>
+          </w:p>
+        </w:tc>
+        <w:tc>
+          <w:tcPr>
+            <w:tcW w:type="dxa" w:w="2520"/>
+            <w:vAlign w:val="center"/>
+            <w:tcMar>
+              <w:top w:w="85" w:type="dxa"/>
+              <w:left w:w="85" w:type="dxa"/>
+              <w:bottom w:w="85" w:type="dxa"/>
+              <w:right w:w="85" w:type="dxa"/>
+            </w:tcMar>
+            <w:tcBorders>
+              <w:top w:val="nil" w:sz="4" w:color="A0A0A0"/>
+              <w:left w:val="nil" w:sz="4" w:color="A0A0A0"/>
+              <w:bottom w:val="single" w:sz="4" w:color="A0A0A0"/>
+              <w:right w:val="nil" w:sz="4" w:color="A0A0A0"/>
+            </w:tcBorders>
+          </w:tcPr>
+          <w:p>
+            <w:pPr>
+              <w:spacing w:after="60" w:before="60"/>
+            </w:pPr>
+            <w:r>
+              <w:rPr>
+                <w:rFonts w:ascii="Arial" w:hAnsi="Arial"/>
+                <w:b w:val="0"/>
+                <w:color w:val="000000"/>
+                <w:sz w:val="18"/>
+              </w:rPr>
+              <w:t>Functional nodes clustered within workflows and tasks</w:t>
+            </w:r>
+          </w:p>
+        </w:tc>
+        <w:tc>
+          <w:tcPr>
+            <w:tcW w:type="dxa" w:w="2520"/>
+            <w:vAlign w:val="center"/>
+            <w:tcMar>
+              <w:top w:w="85" w:type="dxa"/>
+              <w:left w:w="85" w:type="dxa"/>
+              <w:bottom w:w="85" w:type="dxa"/>
+              <w:right w:w="85" w:type="dxa"/>
+            </w:tcMar>
+            <w:tcBorders>
+              <w:top w:val="nil" w:sz="4" w:color="A0A0A0"/>
+              <w:left w:val="nil" w:sz="4" w:color="A0A0A0"/>
+              <w:bottom w:val="single" w:sz="4" w:color="A0A0A0"/>
+              <w:right w:val="nil" w:sz="4" w:color="A0A0A0"/>
+            </w:tcBorders>
+          </w:tcPr>
+          <w:p>
+            <w:pPr>
+              <w:spacing w:after="60" w:before="60"/>
+            </w:pPr>
+            <w:r>
+              <w:rPr>
+                <w:rFonts w:ascii="Arial" w:hAnsi="Arial"/>
+                <w:b w:val="0"/>
+                <w:color w:val="000000"/>
+                <w:sz w:val="18"/>
+              </w:rPr>
+              <w:t>250 nodes are not 250 independent tasks; visual ranking is a separate criterion</w:t>
+            </w:r>
+          </w:p>
+        </w:tc>
+      </w:tr>
+      <w:tr>
+        <w:trPr>
+          <w:cantSplit/>
+          <w:cantSplit/>
+        </w:trPr>
+        <w:tc>
+          <w:tcPr>
+            <w:tcW w:type="dxa" w:w="2520"/>
+            <w:vAlign w:val="center"/>
+            <w:tcMar>
+              <w:top w:w="85" w:type="dxa"/>
+              <w:left w:w="85" w:type="dxa"/>
+              <w:bottom w:w="85" w:type="dxa"/>
+              <w:right w:w="85" w:type="dxa"/>
+            </w:tcMar>
+            <w:tcBorders>
+              <w:top w:val="nil" w:sz="4" w:color="A0A0A0"/>
+              <w:left w:val="nil" w:sz="4" w:color="A0A0A0"/>
+              <w:bottom w:val="single" w:sz="4" w:color="A0A0A0"/>
+              <w:right w:val="nil" w:sz="4" w:color="A0A0A0"/>
+            </w:tcBorders>
+          </w:tcPr>
+          <w:p>
+            <w:pPr>
+              <w:spacing w:after="60" w:before="60"/>
+            </w:pPr>
+            <w:r>
+              <w:rPr>
+                <w:rFonts w:ascii="Arial" w:hAnsi="Arial"/>
+                <w:b w:val="0"/>
+                <w:color w:val="000000"/>
+                <w:sz w:val="18"/>
+              </w:rPr>
+              <w:t>S52</w:t>
+            </w:r>
+          </w:p>
+        </w:tc>
+        <w:tc>
+          <w:tcPr>
+            <w:tcW w:type="dxa" w:w="2520"/>
+            <w:vAlign w:val="center"/>
+            <w:tcMar>
+              <w:top w:w="85" w:type="dxa"/>
+              <w:left w:w="85" w:type="dxa"/>
+              <w:bottom w:w="85" w:type="dxa"/>
+              <w:right w:w="85" w:type="dxa"/>
+            </w:tcMar>
+            <w:tcBorders>
+              <w:top w:val="nil" w:sz="4" w:color="A0A0A0"/>
+              <w:left w:val="nil" w:sz="4" w:color="A0A0A0"/>
+              <w:bottom w:val="single" w:sz="4" w:color="A0A0A0"/>
+              <w:right w:val="nil" w:sz="4" w:color="A0A0A0"/>
+            </w:tcBorders>
+          </w:tcPr>
+          <w:p>
+            <w:pPr>
+              <w:spacing w:after="60" w:before="60"/>
+            </w:pPr>
+            <w:r>
+              <w:rPr>
+                <w:rFonts w:ascii="Arial" w:hAnsi="Arial"/>
+                <w:b w:val="0"/>
+                <w:color w:val="000000"/>
+                <w:sz w:val="18"/>
+              </w:rPr>
+              <w:t>P52</w:t>
+            </w:r>
+          </w:p>
+        </w:tc>
+        <w:tc>
+          <w:tcPr>
+            <w:tcW w:type="dxa" w:w="2520"/>
+            <w:vAlign w:val="center"/>
+            <w:tcMar>
+              <w:top w:w="85" w:type="dxa"/>
+              <w:left w:w="85" w:type="dxa"/>
+              <w:bottom w:w="85" w:type="dxa"/>
+              <w:right w:w="85" w:type="dxa"/>
+            </w:tcMar>
+            <w:tcBorders>
+              <w:top w:val="nil" w:sz="4" w:color="A0A0A0"/>
+              <w:left w:val="nil" w:sz="4" w:color="A0A0A0"/>
+              <w:bottom w:val="single" w:sz="4" w:color="A0A0A0"/>
+              <w:right w:val="nil" w:sz="4" w:color="A0A0A0"/>
+            </w:tcBorders>
+          </w:tcPr>
+          <w:p>
+            <w:pPr>
+              <w:spacing w:after="60" w:before="60"/>
+            </w:pPr>
+            <w:r>
+              <w:rPr>
+                <w:rFonts w:ascii="Arial" w:hAnsi="Arial"/>
+                <w:b w:val="0"/>
+                <w:color w:val="000000"/>
+                <w:sz w:val="18"/>
+              </w:rPr>
+              <w:t>Repeated judge configurations and matching checks on shared webpages</w:t>
+            </w:r>
+          </w:p>
+        </w:tc>
+        <w:tc>
+          <w:tcPr>
+            <w:tcW w:type="dxa" w:w="2520"/>
+            <w:vAlign w:val="center"/>
+            <w:tcMar>
+              <w:top w:w="85" w:type="dxa"/>
+              <w:left w:w="85" w:type="dxa"/>
+              <w:bottom w:w="85" w:type="dxa"/>
+              <w:right w:w="85" w:type="dxa"/>
+            </w:tcMar>
+            <w:tcBorders>
+              <w:top w:val="nil" w:sz="4" w:color="A0A0A0"/>
+              <w:left w:val="nil" w:sz="4" w:color="A0A0A0"/>
+              <w:bottom w:val="single" w:sz="4" w:color="A0A0A0"/>
+              <w:right w:val="nil" w:sz="4" w:color="A0A0A0"/>
+            </w:tcBorders>
+          </w:tcPr>
+          <w:p>
+            <w:pPr>
+              <w:spacing w:after="60" w:before="60"/>
+            </w:pPr>
+            <w:r>
+              <w:rPr>
+                <w:rFonts w:ascii="Arial" w:hAnsi="Arial"/>
+                <w:b w:val="0"/>
+                <w:color w:val="000000"/>
+                <w:sz w:val="18"/>
+              </w:rPr>
+              <w:t>Extraction annotation, matching agreement and cross-LLM stability are distinct evidence types</w:t>
+            </w:r>
+          </w:p>
+        </w:tc>
+      </w:tr>
+      <w:tr>
+        <w:trPr>
+          <w:cantSplit/>
+          <w:cantSplit/>
+        </w:trPr>
+        <w:tc>
+          <w:tcPr>
+            <w:tcW w:type="dxa" w:w="2520"/>
+            <w:vAlign w:val="center"/>
+            <w:tcMar>
+              <w:top w:w="85" w:type="dxa"/>
+              <w:left w:w="85" w:type="dxa"/>
+              <w:bottom w:w="85" w:type="dxa"/>
+              <w:right w:w="85" w:type="dxa"/>
+            </w:tcMar>
+            <w:tcBorders>
+              <w:top w:val="nil" w:sz="4" w:color="A0A0A0"/>
+              <w:left w:val="nil" w:sz="4" w:color="A0A0A0"/>
+              <w:bottom w:val="single" w:sz="4" w:color="A0A0A0"/>
+              <w:right w:val="nil" w:sz="4" w:color="A0A0A0"/>
+            </w:tcBorders>
+          </w:tcPr>
+          <w:p>
+            <w:pPr>
+              <w:spacing w:after="60" w:before="60"/>
+            </w:pPr>
+            <w:r>
+              <w:rPr>
+                <w:rFonts w:ascii="Arial" w:hAnsi="Arial"/>
+                <w:b w:val="0"/>
+                <w:color w:val="000000"/>
+                <w:sz w:val="18"/>
+              </w:rPr>
+              <w:t>S33</w:t>
+            </w:r>
+          </w:p>
+        </w:tc>
+        <w:tc>
+          <w:tcPr>
+            <w:tcW w:type="dxa" w:w="2520"/>
+            <w:vAlign w:val="center"/>
+            <w:tcMar>
+              <w:top w:w="85" w:type="dxa"/>
+              <w:left w:w="85" w:type="dxa"/>
+              <w:bottom w:w="85" w:type="dxa"/>
+              <w:right w:w="85" w:type="dxa"/>
+            </w:tcMar>
+            <w:tcBorders>
+              <w:top w:val="nil" w:sz="4" w:color="A0A0A0"/>
+              <w:left w:val="nil" w:sz="4" w:color="A0A0A0"/>
+              <w:bottom w:val="single" w:sz="4" w:color="A0A0A0"/>
+              <w:right w:val="nil" w:sz="4" w:color="A0A0A0"/>
+            </w:tcBorders>
+          </w:tcPr>
+          <w:p>
+            <w:pPr>
+              <w:spacing w:after="60" w:before="60"/>
+            </w:pPr>
+            <w:r>
+              <w:rPr>
+                <w:rFonts w:ascii="Arial" w:hAnsi="Arial"/>
+                <w:b w:val="0"/>
+                <w:color w:val="000000"/>
+                <w:sz w:val="18"/>
+              </w:rPr>
+              <w:t>P33</w:t>
+            </w:r>
+          </w:p>
+        </w:tc>
+        <w:tc>
+          <w:tcPr>
+            <w:tcW w:type="dxa" w:w="2520"/>
+            <w:vAlign w:val="center"/>
+            <w:tcMar>
+              <w:top w:w="85" w:type="dxa"/>
+              <w:left w:w="85" w:type="dxa"/>
+              <w:bottom w:w="85" w:type="dxa"/>
+              <w:right w:w="85" w:type="dxa"/>
+            </w:tcMar>
+            <w:tcBorders>
+              <w:top w:val="nil" w:sz="4" w:color="A0A0A0"/>
+              <w:left w:val="nil" w:sz="4" w:color="A0A0A0"/>
+              <w:bottom w:val="single" w:sz="4" w:color="A0A0A0"/>
+              <w:right w:val="nil" w:sz="4" w:color="A0A0A0"/>
+            </w:tcBorders>
+          </w:tcPr>
+          <w:p>
+            <w:pPr>
+              <w:spacing w:after="60" w:before="60"/>
+            </w:pPr>
+            <w:r>
+              <w:rPr>
+                <w:rFonts w:ascii="Arial" w:hAnsi="Arial"/>
+                <w:b w:val="0"/>
+                <w:color w:val="000000"/>
+                <w:sz w:val="18"/>
+              </w:rPr>
+              <w:t>Checkpoint selection and headline score share validation split</w:t>
+            </w:r>
+          </w:p>
+        </w:tc>
+        <w:tc>
+          <w:tcPr>
+            <w:tcW w:type="dxa" w:w="2520"/>
+            <w:vAlign w:val="center"/>
+            <w:tcMar>
+              <w:top w:w="85" w:type="dxa"/>
+              <w:left w:w="85" w:type="dxa"/>
+              <w:bottom w:w="85" w:type="dxa"/>
+              <w:right w:w="85" w:type="dxa"/>
+            </w:tcMar>
+            <w:tcBorders>
+              <w:top w:val="nil" w:sz="4" w:color="A0A0A0"/>
+              <w:left w:val="nil" w:sz="4" w:color="A0A0A0"/>
+              <w:bottom w:val="single" w:sz="4" w:color="A0A0A0"/>
+              <w:right w:val="nil" w:sz="4" w:color="A0A0A0"/>
+            </w:tcBorders>
+          </w:tcPr>
+          <w:p>
+            <w:pPr>
+              <w:spacing w:after="60" w:before="60"/>
+            </w:pPr>
+            <w:r>
+              <w:rPr>
+                <w:rFonts w:ascii="Arial" w:hAnsi="Arial"/>
+                <w:b w:val="0"/>
+                <w:color w:val="000000"/>
+                <w:sz w:val="18"/>
+              </w:rPr>
+              <w:t>Not independent held-out confirmation</w:t>
             </w:r>
           </w:p>
         </w:tc>
@@ -1634,15 +5247,18 @@
     <w:p>
       <w:pPr>
         <w:pStyle w:val="Heading1"/>
+        <w:spacing w:before="160"/>
       </w:pPr>
       <w:r>
-        <w:t>S6. Late-update studies retained before evidence freeze</w:t>
+        <w:t>S6 Late update studies</w:t>
       </w:r>
     </w:p>
     <w:tbl>
       <w:tblPr>
         <w:tblStyle w:val="TableGrid"/>
-        <w:tblW w:type="auto" w:w="0"/>
+        <w:tblW w:type="dxa" w:w="10080"/>
+        <w:jc w:val="left"/>
+        <w:tblLayout w:type="fixed"/>
         <w:tblLook w:firstColumn="1" w:firstRow="1" w:lastColumn="0" w:lastRow="0" w:noHBand="0" w:noVBand="1" w:val="04A0"/>
       </w:tblPr>
       <w:tblGrid>
@@ -1651,14 +5267,38 @@
         <w:gridCol w:w="3360"/>
       </w:tblGrid>
       <w:tr>
+        <w:trPr>
+          <w:tblHeader/>
+          <w:cantSplit/>
+          <w:tblHeader/>
+        </w:trPr>
         <w:tc>
           <w:tcPr>
             <w:tcW w:type="dxa" w:w="3360"/>
+            <w:vAlign w:val="center"/>
+            <w:tcMar>
+              <w:top w:w="85" w:type="dxa"/>
+              <w:left w:w="85" w:type="dxa"/>
+              <w:bottom w:w="85" w:type="dxa"/>
+              <w:right w:w="85" w:type="dxa"/>
+            </w:tcMar>
+            <w:tcBorders>
+              <w:top w:val="single" w:sz="4" w:color="A0A0A0"/>
+              <w:left w:val="nil" w:sz="4" w:color="A0A0A0"/>
+              <w:bottom w:val="single" w:sz="4" w:color="A0A0A0"/>
+              <w:right w:val="nil" w:sz="4" w:color="A0A0A0"/>
+            </w:tcBorders>
           </w:tcPr>
           <w:p>
+            <w:pPr>
+              <w:spacing w:after="60" w:before="60"/>
+            </w:pPr>
             <w:r>
               <w:rPr>
+                <w:rFonts w:ascii="Arial" w:hAnsi="Arial"/>
                 <w:b/>
+                <w:color w:val="000000"/>
+                <w:sz w:val="18"/>
               </w:rPr>
               <w:t>Study</w:t>
             </w:r>
@@ -1667,11 +5307,30 @@
         <w:tc>
           <w:tcPr>
             <w:tcW w:type="dxa" w:w="3360"/>
+            <w:vAlign w:val="center"/>
+            <w:tcMar>
+              <w:top w:w="85" w:type="dxa"/>
+              <w:left w:w="85" w:type="dxa"/>
+              <w:bottom w:w="85" w:type="dxa"/>
+              <w:right w:w="85" w:type="dxa"/>
+            </w:tcMar>
+            <w:tcBorders>
+              <w:top w:val="single" w:sz="4" w:color="A0A0A0"/>
+              <w:left w:val="nil" w:sz="4" w:color="A0A0A0"/>
+              <w:bottom w:val="single" w:sz="4" w:color="A0A0A0"/>
+              <w:right w:val="nil" w:sz="4" w:color="A0A0A0"/>
+            </w:tcBorders>
           </w:tcPr>
           <w:p>
+            <w:pPr>
+              <w:spacing w:after="60" w:before="60"/>
+            </w:pPr>
             <w:r>
               <w:rPr>
+                <w:rFonts w:ascii="Arial" w:hAnsi="Arial"/>
                 <w:b/>
+                <w:color w:val="000000"/>
+                <w:sz w:val="18"/>
               </w:rPr>
               <w:t>Disposition</w:t>
             </w:r>
@@ -1680,11 +5339,30 @@
         <w:tc>
           <w:tcPr>
             <w:tcW w:type="dxa" w:w="3360"/>
+            <w:vAlign w:val="center"/>
+            <w:tcMar>
+              <w:top w:w="85" w:type="dxa"/>
+              <w:left w:w="85" w:type="dxa"/>
+              <w:bottom w:w="85" w:type="dxa"/>
+              <w:right w:w="85" w:type="dxa"/>
+            </w:tcMar>
+            <w:tcBorders>
+              <w:top w:val="single" w:sz="4" w:color="A0A0A0"/>
+              <w:left w:val="nil" w:sz="4" w:color="A0A0A0"/>
+              <w:bottom w:val="single" w:sz="4" w:color="A0A0A0"/>
+              <w:right w:val="nil" w:sz="4" w:color="A0A0A0"/>
+            </w:tcBorders>
           </w:tcPr>
           <w:p>
+            <w:pPr>
+              <w:spacing w:after="60" w:before="60"/>
+            </w:pPr>
             <w:r>
               <w:rPr>
+                <w:rFonts w:ascii="Arial" w:hAnsi="Arial"/>
                 <w:b/>
+                <w:color w:val="000000"/>
+                <w:sz w:val="18"/>
               </w:rPr>
               <w:t>Reason for retention</w:t>
             </w:r>
@@ -1692,12 +5370,38 @@
         </w:tc>
       </w:tr>
       <w:tr>
+        <w:trPr>
+          <w:cantSplit/>
+          <w:cantSplit/>
+        </w:trPr>
         <w:tc>
           <w:tcPr>
             <w:tcW w:type="dxa" w:w="3360"/>
+            <w:vAlign w:val="center"/>
+            <w:tcMar>
+              <w:top w:w="85" w:type="dxa"/>
+              <w:left w:w="85" w:type="dxa"/>
+              <w:bottom w:w="85" w:type="dxa"/>
+              <w:right w:w="85" w:type="dxa"/>
+            </w:tcMar>
+            <w:tcBorders>
+              <w:top w:val="nil" w:sz="4" w:color="A0A0A0"/>
+              <w:left w:val="nil" w:sz="4" w:color="A0A0A0"/>
+              <w:bottom w:val="single" w:sz="4" w:color="A0A0A0"/>
+              <w:right w:val="nil" w:sz="4" w:color="A0A0A0"/>
+            </w:tcBorders>
           </w:tcPr>
           <w:p>
+            <w:pPr>
+              <w:spacing w:after="60" w:before="60"/>
+            </w:pPr>
             <w:r>
+              <w:rPr>
+                <w:rFonts w:ascii="Arial" w:hAnsi="Arial"/>
+                <w:b w:val="0"/>
+                <w:color w:val="000000"/>
+                <w:sz w:val="18"/>
+              </w:rPr>
               <w:t>P67 ScreenCoder</w:t>
             </w:r>
           </w:p>
@@ -1705,9 +5409,31 @@
         <w:tc>
           <w:tcPr>
             <w:tcW w:type="dxa" w:w="3360"/>
+            <w:vAlign w:val="center"/>
+            <w:tcMar>
+              <w:top w:w="85" w:type="dxa"/>
+              <w:left w:w="85" w:type="dxa"/>
+              <w:bottom w:w="85" w:type="dxa"/>
+              <w:right w:w="85" w:type="dxa"/>
+            </w:tcMar>
+            <w:tcBorders>
+              <w:top w:val="nil" w:sz="4" w:color="A0A0A0"/>
+              <w:left w:val="nil" w:sz="4" w:color="A0A0A0"/>
+              <w:bottom w:val="single" w:sz="4" w:color="A0A0A0"/>
+              <w:right w:val="nil" w:sz="4" w:color="A0A0A0"/>
+            </w:tcBorders>
           </w:tcPr>
           <w:p>
+            <w:pPr>
+              <w:spacing w:after="60" w:before="60"/>
+            </w:pPr>
             <w:r>
+              <w:rPr>
+                <w:rFonts w:ascii="Arial" w:hAnsi="Arial"/>
+                <w:b w:val="0"/>
+                <w:color w:val="000000"/>
+                <w:sz w:val="18"/>
+              </w:rPr>
               <w:t>Core visual-to-code</w:t>
             </w:r>
           </w:p>
@@ -1715,21 +5441,69 @@
         <w:tc>
           <w:tcPr>
             <w:tcW w:type="dxa" w:w="3360"/>
+            <w:vAlign w:val="center"/>
+            <w:tcMar>
+              <w:top w:w="85" w:type="dxa"/>
+              <w:left w:w="85" w:type="dxa"/>
+              <w:bottom w:w="85" w:type="dxa"/>
+              <w:right w:w="85" w:type="dxa"/>
+            </w:tcMar>
+            <w:tcBorders>
+              <w:top w:val="nil" w:sz="4" w:color="A0A0A0"/>
+              <w:left w:val="nil" w:sz="4" w:color="A0A0A0"/>
+              <w:bottom w:val="single" w:sz="4" w:color="A0A0A0"/>
+              <w:right w:val="nil" w:sz="4" w:color="A0A0A0"/>
+            </w:tcBorders>
           </w:tcPr>
           <w:p>
+            <w:pPr>
+              <w:spacing w:after="60" w:before="60"/>
+            </w:pPr>
             <w:r>
+              <w:rPr>
+                <w:rFonts w:ascii="Arial" w:hAnsi="Arial"/>
+                <w:b w:val="0"/>
+                <w:color w:val="000000"/>
+                <w:sz w:val="18"/>
+              </w:rPr>
               <w:t>ScreenBench and comparative/workflow evidence; provenance/retry limitations retained.</w:t>
             </w:r>
           </w:p>
         </w:tc>
       </w:tr>
       <w:tr>
+        <w:trPr>
+          <w:cantSplit/>
+          <w:cantSplit/>
+        </w:trPr>
         <w:tc>
           <w:tcPr>
             <w:tcW w:type="dxa" w:w="3360"/>
+            <w:vAlign w:val="center"/>
+            <w:tcMar>
+              <w:top w:w="85" w:type="dxa"/>
+              <w:left w:w="85" w:type="dxa"/>
+              <w:bottom w:w="85" w:type="dxa"/>
+              <w:right w:w="85" w:type="dxa"/>
+            </w:tcMar>
+            <w:tcBorders>
+              <w:top w:val="nil" w:sz="4" w:color="A0A0A0"/>
+              <w:left w:val="nil" w:sz="4" w:color="A0A0A0"/>
+              <w:bottom w:val="single" w:sz="4" w:color="A0A0A0"/>
+              <w:right w:val="nil" w:sz="4" w:color="A0A0A0"/>
+            </w:tcBorders>
           </w:tcPr>
           <w:p>
+            <w:pPr>
+              <w:spacing w:after="60" w:before="60"/>
+            </w:pPr>
             <w:r>
+              <w:rPr>
+                <w:rFonts w:ascii="Arial" w:hAnsi="Arial"/>
+                <w:b w:val="0"/>
+                <w:color w:val="000000"/>
+                <w:sz w:val="18"/>
+              </w:rPr>
               <w:t>P69 UniCoder</w:t>
             </w:r>
           </w:p>
@@ -1737,31 +5511,101 @@
         <w:tc>
           <w:tcPr>
             <w:tcW w:type="dxa" w:w="3360"/>
+            <w:vAlign w:val="center"/>
+            <w:tcMar>
+              <w:top w:w="85" w:type="dxa"/>
+              <w:left w:w="85" w:type="dxa"/>
+              <w:bottom w:w="85" w:type="dxa"/>
+              <w:right w:w="85" w:type="dxa"/>
+            </w:tcMar>
+            <w:tcBorders>
+              <w:top w:val="nil" w:sz="4" w:color="A0A0A0"/>
+              <w:left w:val="nil" w:sz="4" w:color="A0A0A0"/>
+              <w:bottom w:val="single" w:sz="4" w:color="A0A0A0"/>
+              <w:right w:val="nil" w:sz="4" w:color="A0A0A0"/>
+            </w:tcBorders>
           </w:tcPr>
           <w:p>
+            <w:pPr>
+              <w:spacing w:after="60" w:before="60"/>
+            </w:pPr>
             <w:r>
-              <w:t>Boundary/reward-design</w:t>
+              <w:rPr>
+                <w:rFonts w:ascii="Arial" w:hAnsi="Arial"/>
+                <w:b w:val="0"/>
+                <w:color w:val="000000"/>
+                <w:sz w:val="18"/>
+              </w:rPr>
+              <w:t>Webpage subset only</w:t>
             </w:r>
           </w:p>
         </w:tc>
         <w:tc>
           <w:tcPr>
             <w:tcW w:type="dxa" w:w="3360"/>
+            <w:vAlign w:val="center"/>
+            <w:tcMar>
+              <w:top w:w="85" w:type="dxa"/>
+              <w:left w:w="85" w:type="dxa"/>
+              <w:bottom w:w="85" w:type="dxa"/>
+              <w:right w:w="85" w:type="dxa"/>
+            </w:tcMar>
+            <w:tcBorders>
+              <w:top w:val="nil" w:sz="4" w:color="A0A0A0"/>
+              <w:left w:val="nil" w:sz="4" w:color="A0A0A0"/>
+              <w:bottom w:val="single" w:sz="4" w:color="A0A0A0"/>
+              <w:right w:val="nil" w:sz="4" w:color="A0A0A0"/>
+            </w:tcBorders>
           </w:tcPr>
           <w:p>
+            <w:pPr>
+              <w:spacing w:after="60" w:before="60"/>
+            </w:pPr>
             <w:r>
-              <w:t>Uses existing benchmark families; contributes primarily to reward-role analysis.</w:t>
+              <w:rPr>
+                <w:rFonts w:ascii="Arial" w:hAnsi="Arial"/>
+                <w:b w:val="0"/>
+                <w:color w:val="000000"/>
+                <w:sz w:val="18"/>
+              </w:rPr>
+              <w:t>External visual-target webpage tasks are retained within scope; other domains are not pooled. Benchmark and reward-role dependencies remain.</w:t>
             </w:r>
           </w:p>
         </w:tc>
       </w:tr>
       <w:tr>
+        <w:trPr>
+          <w:cantSplit/>
+          <w:cantSplit/>
+        </w:trPr>
         <w:tc>
           <w:tcPr>
             <w:tcW w:type="dxa" w:w="3360"/>
+            <w:vAlign w:val="center"/>
+            <w:tcMar>
+              <w:top w:w="85" w:type="dxa"/>
+              <w:left w:w="85" w:type="dxa"/>
+              <w:bottom w:w="85" w:type="dxa"/>
+              <w:right w:w="85" w:type="dxa"/>
+            </w:tcMar>
+            <w:tcBorders>
+              <w:top w:val="nil" w:sz="4" w:color="A0A0A0"/>
+              <w:left w:val="nil" w:sz="4" w:color="A0A0A0"/>
+              <w:bottom w:val="single" w:sz="4" w:color="A0A0A0"/>
+              <w:right w:val="nil" w:sz="4" w:color="A0A0A0"/>
+            </w:tcBorders>
           </w:tcPr>
           <w:p>
+            <w:pPr>
+              <w:spacing w:after="60" w:before="60"/>
+            </w:pPr>
             <w:r>
+              <w:rPr>
+                <w:rFonts w:ascii="Arial" w:hAnsi="Arial"/>
+                <w:b w:val="0"/>
+                <w:color w:val="000000"/>
+                <w:sz w:val="18"/>
+              </w:rPr>
               <w:t>P70 Animation2Code</w:t>
             </w:r>
           </w:p>
@@ -1769,9 +5613,31 @@
         <w:tc>
           <w:tcPr>
             <w:tcW w:type="dxa" w:w="3360"/>
+            <w:vAlign w:val="center"/>
+            <w:tcMar>
+              <w:top w:w="85" w:type="dxa"/>
+              <w:left w:w="85" w:type="dxa"/>
+              <w:bottom w:w="85" w:type="dxa"/>
+              <w:right w:w="85" w:type="dxa"/>
+            </w:tcMar>
+            <w:tcBorders>
+              <w:top w:val="nil" w:sz="4" w:color="A0A0A0"/>
+              <w:left w:val="nil" w:sz="4" w:color="A0A0A0"/>
+              <w:bottom w:val="single" w:sz="4" w:color="A0A0A0"/>
+              <w:right w:val="nil" w:sz="4" w:color="A0A0A0"/>
+            </w:tcBorders>
           </w:tcPr>
           <w:p>
+            <w:pPr>
+              <w:spacing w:after="60" w:before="60"/>
+            </w:pPr>
             <w:r>
+              <w:rPr>
+                <w:rFonts w:ascii="Arial" w:hAnsi="Arial"/>
+                <w:b w:val="0"/>
+                <w:color w:val="000000"/>
+                <w:sz w:val="18"/>
+              </w:rPr>
               <w:t>Core dynamic/temporal</w:t>
             </w:r>
           </w:p>
@@ -1779,21 +5645,69 @@
         <w:tc>
           <w:tcPr>
             <w:tcW w:type="dxa" w:w="3360"/>
+            <w:vAlign w:val="center"/>
+            <w:tcMar>
+              <w:top w:w="85" w:type="dxa"/>
+              <w:left w:w="85" w:type="dxa"/>
+              <w:bottom w:w="85" w:type="dxa"/>
+              <w:right w:w="85" w:type="dxa"/>
+            </w:tcMar>
+            <w:tcBorders>
+              <w:top w:val="nil" w:sz="4" w:color="A0A0A0"/>
+              <w:left w:val="nil" w:sz="4" w:color="A0A0A0"/>
+              <w:bottom w:val="single" w:sz="4" w:color="A0A0A0"/>
+              <w:right w:val="nil" w:sz="4" w:color="A0A0A0"/>
+            </w:tcBorders>
           </w:tcPr>
           <w:p>
+            <w:pPr>
+              <w:spacing w:after="60" w:before="60"/>
+            </w:pPr>
             <w:r>
+              <w:rPr>
+                <w:rFonts w:ascii="Arial" w:hAnsi="Arial"/>
+                <w:b w:val="0"/>
+                <w:color w:val="000000"/>
+                <w:sz w:val="18"/>
+              </w:rPr>
               <w:t>Separates appearance and temporal similarity; positive human criterion evidence.</w:t>
             </w:r>
           </w:p>
         </w:tc>
       </w:tr>
       <w:tr>
+        <w:trPr>
+          <w:cantSplit/>
+          <w:cantSplit/>
+        </w:trPr>
         <w:tc>
           <w:tcPr>
             <w:tcW w:type="dxa" w:w="3360"/>
+            <w:vAlign w:val="center"/>
+            <w:tcMar>
+              <w:top w:w="85" w:type="dxa"/>
+              <w:left w:w="85" w:type="dxa"/>
+              <w:bottom w:w="85" w:type="dxa"/>
+              <w:right w:w="85" w:type="dxa"/>
+            </w:tcMar>
+            <w:tcBorders>
+              <w:top w:val="nil" w:sz="4" w:color="A0A0A0"/>
+              <w:left w:val="nil" w:sz="4" w:color="A0A0A0"/>
+              <w:bottom w:val="single" w:sz="4" w:color="A0A0A0"/>
+              <w:right w:val="nil" w:sz="4" w:color="A0A0A0"/>
+            </w:tcBorders>
           </w:tcPr>
           <w:p>
+            <w:pPr>
+              <w:spacing w:after="60" w:before="60"/>
+            </w:pPr>
             <w:r>
+              <w:rPr>
+                <w:rFonts w:ascii="Arial" w:hAnsi="Arial"/>
+                <w:b w:val="0"/>
+                <w:color w:val="000000"/>
+                <w:sz w:val="18"/>
+              </w:rPr>
               <w:t>P71 WebVR</w:t>
             </w:r>
           </w:p>
@@ -1801,9 +5715,31 @@
         <w:tc>
           <w:tcPr>
             <w:tcW w:type="dxa" w:w="3360"/>
+            <w:vAlign w:val="center"/>
+            <w:tcMar>
+              <w:top w:w="85" w:type="dxa"/>
+              <w:left w:w="85" w:type="dxa"/>
+              <w:bottom w:w="85" w:type="dxa"/>
+              <w:right w:w="85" w:type="dxa"/>
+            </w:tcMar>
+            <w:tcBorders>
+              <w:top w:val="nil" w:sz="4" w:color="A0A0A0"/>
+              <w:left w:val="nil" w:sz="4" w:color="A0A0A0"/>
+              <w:bottom w:val="single" w:sz="4" w:color="A0A0A0"/>
+              <w:right w:val="nil" w:sz="4" w:color="A0A0A0"/>
+            </w:tcBorders>
           </w:tcPr>
           <w:p>
+            <w:pPr>
+              <w:spacing w:after="60" w:before="60"/>
+            </w:pPr>
             <w:r>
+              <w:rPr>
+                <w:rFonts w:ascii="Arial" w:hAnsi="Arial"/>
+                <w:b w:val="0"/>
+                <w:color w:val="000000"/>
+                <w:sz w:val="18"/>
+              </w:rPr>
               <w:t>Core video-conditioned</w:t>
             </w:r>
           </w:p>
@@ -1811,9 +5747,31 @@
         <w:tc>
           <w:tcPr>
             <w:tcW w:type="dxa" w:w="3360"/>
+            <w:vAlign w:val="center"/>
+            <w:tcMar>
+              <w:top w:w="85" w:type="dxa"/>
+              <w:left w:w="85" w:type="dxa"/>
+              <w:bottom w:w="85" w:type="dxa"/>
+              <w:right w:w="85" w:type="dxa"/>
+            </w:tcMar>
+            <w:tcBorders>
+              <w:top w:val="nil" w:sz="4" w:color="A0A0A0"/>
+              <w:left w:val="nil" w:sz="4" w:color="A0A0A0"/>
+              <w:bottom w:val="single" w:sz="4" w:color="A0A0A0"/>
+              <w:right w:val="nil" w:sz="4" w:color="A0A0A0"/>
+            </w:tcBorders>
           </w:tcPr>
           <w:p>
+            <w:pPr>
+              <w:spacing w:after="60" w:before="60"/>
+            </w:pPr>
             <w:r>
+              <w:rPr>
+                <w:rFonts w:ascii="Arial" w:hAnsi="Arial"/>
+                <w:b w:val="0"/>
+                <w:color w:val="000000"/>
+                <w:sz w:val="18"/>
+              </w:rPr>
               <w:t>Rubric/evidence-modality learned-judge validation with expert criterion.</w:t>
             </w:r>
           </w:p>
@@ -1823,15 +5781,18 @@
     <w:p>
       <w:pPr>
         <w:pStyle w:val="Heading1"/>
+        <w:spacing w:before="160"/>
       </w:pPr>
       <w:r>
-        <w:t>S7. Evidence-derived reporting checklist</w:t>
+        <w:t>S7 Evidence derived reporting checklist</w:t>
       </w:r>
     </w:p>
     <w:tbl>
       <w:tblPr>
         <w:tblStyle w:val="TableGrid"/>
-        <w:tblW w:type="auto" w:w="0"/>
+        <w:tblW w:type="dxa" w:w="10080"/>
+        <w:jc w:val="left"/>
+        <w:tblLayout w:type="fixed"/>
         <w:tblLook w:firstColumn="1" w:firstRow="1" w:lastColumn="0" w:lastRow="0" w:noHBand="0" w:noVBand="1" w:val="04A0"/>
       </w:tblPr>
       <w:tblGrid>
@@ -1839,14 +5800,38 @@
         <w:gridCol w:w="5040"/>
       </w:tblGrid>
       <w:tr>
+        <w:trPr>
+          <w:tblHeader/>
+          <w:cantSplit/>
+          <w:tblHeader/>
+        </w:trPr>
         <w:tc>
           <w:tcPr>
             <w:tcW w:type="dxa" w:w="5040"/>
+            <w:vAlign w:val="center"/>
+            <w:tcMar>
+              <w:top w:w="85" w:type="dxa"/>
+              <w:left w:w="85" w:type="dxa"/>
+              <w:bottom w:w="85" w:type="dxa"/>
+              <w:right w:w="85" w:type="dxa"/>
+            </w:tcMar>
+            <w:tcBorders>
+              <w:top w:val="single" w:sz="4" w:color="A0A0A0"/>
+              <w:left w:val="nil" w:sz="4" w:color="A0A0A0"/>
+              <w:bottom w:val="single" w:sz="4" w:color="A0A0A0"/>
+              <w:right w:val="nil" w:sz="4" w:color="A0A0A0"/>
+            </w:tcBorders>
           </w:tcPr>
           <w:p>
+            <w:pPr>
+              <w:spacing w:after="60" w:before="60"/>
+            </w:pPr>
             <w:r>
               <w:rPr>
+                <w:rFonts w:ascii="Arial" w:hAnsi="Arial"/>
                 <w:b/>
+                <w:color w:val="000000"/>
+                <w:sz w:val="18"/>
               </w:rPr>
               <w:t>Domain</w:t>
             </w:r>
@@ -1855,11 +5840,30 @@
         <w:tc>
           <w:tcPr>
             <w:tcW w:type="dxa" w:w="5040"/>
+            <w:vAlign w:val="center"/>
+            <w:tcMar>
+              <w:top w:w="85" w:type="dxa"/>
+              <w:left w:w="85" w:type="dxa"/>
+              <w:bottom w:w="85" w:type="dxa"/>
+              <w:right w:w="85" w:type="dxa"/>
+            </w:tcMar>
+            <w:tcBorders>
+              <w:top w:val="single" w:sz="4" w:color="A0A0A0"/>
+              <w:left w:val="nil" w:sz="4" w:color="A0A0A0"/>
+              <w:bottom w:val="single" w:sz="4" w:color="A0A0A0"/>
+              <w:right w:val="nil" w:sz="4" w:color="A0A0A0"/>
+            </w:tcBorders>
           </w:tcPr>
           <w:p>
+            <w:pPr>
+              <w:spacing w:after="60" w:before="60"/>
+            </w:pPr>
             <w:r>
               <w:rPr>
+                <w:rFonts w:ascii="Arial" w:hAnsi="Arial"/>
                 <w:b/>
+                <w:color w:val="000000"/>
+                <w:sz w:val="18"/>
               </w:rPr>
               <w:t>Minimum reporting elements</w:t>
             </w:r>
@@ -1867,12 +5871,38 @@
         </w:tc>
       </w:tr>
       <w:tr>
+        <w:trPr>
+          <w:cantSplit/>
+          <w:cantSplit/>
+        </w:trPr>
         <w:tc>
           <w:tcPr>
             <w:tcW w:type="dxa" w:w="5040"/>
+            <w:vAlign w:val="center"/>
+            <w:tcMar>
+              <w:top w:w="85" w:type="dxa"/>
+              <w:left w:w="85" w:type="dxa"/>
+              <w:bottom w:w="85" w:type="dxa"/>
+              <w:right w:w="85" w:type="dxa"/>
+            </w:tcMar>
+            <w:tcBorders>
+              <w:top w:val="nil" w:sz="4" w:color="A0A0A0"/>
+              <w:left w:val="nil" w:sz="4" w:color="A0A0A0"/>
+              <w:bottom w:val="single" w:sz="4" w:color="A0A0A0"/>
+              <w:right w:val="nil" w:sz="4" w:color="A0A0A0"/>
+            </w:tcBorders>
           </w:tcPr>
           <w:p>
+            <w:pPr>
+              <w:spacing w:after="60" w:before="60"/>
+            </w:pPr>
             <w:r>
+              <w:rPr>
+                <w:rFonts w:ascii="Arial" w:hAnsi="Arial"/>
+                <w:b w:val="0"/>
+                <w:color w:val="000000"/>
+                <w:sz w:val="18"/>
+              </w:rPr>
               <w:t>Claim &amp; task scope</w:t>
             </w:r>
           </w:p>
@@ -1880,21 +5910,69 @@
         <w:tc>
           <w:tcPr>
             <w:tcW w:type="dxa" w:w="5040"/>
+            <w:vAlign w:val="center"/>
+            <w:tcMar>
+              <w:top w:w="85" w:type="dxa"/>
+              <w:left w:w="85" w:type="dxa"/>
+              <w:bottom w:w="85" w:type="dxa"/>
+              <w:right w:w="85" w:type="dxa"/>
+            </w:tcMar>
+            <w:tcBorders>
+              <w:top w:val="nil" w:sz="4" w:color="A0A0A0"/>
+              <w:left w:val="nil" w:sz="4" w:color="A0A0A0"/>
+              <w:bottom w:val="single" w:sz="4" w:color="A0A0A0"/>
+              <w:right w:val="nil" w:sz="4" w:color="A0A0A0"/>
+            </w:tcBorders>
           </w:tcPr>
           <w:p>
+            <w:pPr>
+              <w:spacing w:after="60" w:before="60"/>
+            </w:pPr>
             <w:r>
+              <w:rPr>
+                <w:rFonts w:ascii="Arial" w:hAnsi="Arial"/>
+                <w:b w:val="0"/>
+                <w:color w:val="000000"/>
+                <w:sz w:val="18"/>
+              </w:rPr>
               <w:t>Construct; input evidence; output framework; generation/edit/repair mode; human/tool intervention.</w:t>
             </w:r>
           </w:p>
         </w:tc>
       </w:tr>
       <w:tr>
+        <w:trPr>
+          <w:cantSplit/>
+          <w:cantSplit/>
+        </w:trPr>
         <w:tc>
           <w:tcPr>
             <w:tcW w:type="dxa" w:w="5040"/>
+            <w:vAlign w:val="center"/>
+            <w:tcMar>
+              <w:top w:w="85" w:type="dxa"/>
+              <w:left w:w="85" w:type="dxa"/>
+              <w:bottom w:w="85" w:type="dxa"/>
+              <w:right w:w="85" w:type="dxa"/>
+            </w:tcMar>
+            <w:tcBorders>
+              <w:top w:val="nil" w:sz="4" w:color="A0A0A0"/>
+              <w:left w:val="nil" w:sz="4" w:color="A0A0A0"/>
+              <w:bottom w:val="single" w:sz="4" w:color="A0A0A0"/>
+              <w:right w:val="nil" w:sz="4" w:color="A0A0A0"/>
+            </w:tcBorders>
           </w:tcPr>
           <w:p>
+            <w:pPr>
+              <w:spacing w:after="60" w:before="60"/>
+            </w:pPr>
             <w:r>
+              <w:rPr>
+                <w:rFonts w:ascii="Arial" w:hAnsi="Arial"/>
+                <w:b w:val="0"/>
+                <w:color w:val="000000"/>
+                <w:sz w:val="18"/>
+              </w:rPr>
               <w:t>Instrument &amp; role</w:t>
             </w:r>
           </w:p>
@@ -1902,21 +5980,69 @@
         <w:tc>
           <w:tcPr>
             <w:tcW w:type="dxa" w:w="5040"/>
+            <w:vAlign w:val="center"/>
+            <w:tcMar>
+              <w:top w:w="85" w:type="dxa"/>
+              <w:left w:w="85" w:type="dxa"/>
+              <w:bottom w:w="85" w:type="dxa"/>
+              <w:right w:w="85" w:type="dxa"/>
+            </w:tcMar>
+            <w:tcBorders>
+              <w:top w:val="nil" w:sz="4" w:color="A0A0A0"/>
+              <w:left w:val="nil" w:sz="4" w:color="A0A0A0"/>
+              <w:bottom w:val="single" w:sz="4" w:color="A0A0A0"/>
+              <w:right w:val="nil" w:sz="4" w:color="A0A0A0"/>
+            </w:tcBorders>
           </w:tcPr>
           <w:p>
+            <w:pPr>
+              <w:spacing w:after="60" w:before="60"/>
+            </w:pPr>
             <w:r>
+              <w:rPr>
+                <w:rFonts w:ascii="Arial" w:hAnsi="Arial"/>
+                <w:b w:val="0"/>
+                <w:color w:val="000000"/>
+                <w:sz w:val="18"/>
+              </w:rPr>
               <w:t>Formula/implementation/version; reference; thresholds; learned-judge prompt/model; aggregation; role.</w:t>
             </w:r>
           </w:p>
         </w:tc>
       </w:tr>
       <w:tr>
+        <w:trPr>
+          <w:cantSplit/>
+          <w:cantSplit/>
+        </w:trPr>
         <w:tc>
           <w:tcPr>
             <w:tcW w:type="dxa" w:w="5040"/>
+            <w:vAlign w:val="center"/>
+            <w:tcMar>
+              <w:top w:w="85" w:type="dxa"/>
+              <w:left w:w="85" w:type="dxa"/>
+              <w:bottom w:w="85" w:type="dxa"/>
+              <w:right w:w="85" w:type="dxa"/>
+            </w:tcMar>
+            <w:tcBorders>
+              <w:top w:val="nil" w:sz="4" w:color="A0A0A0"/>
+              <w:left w:val="nil" w:sz="4" w:color="A0A0A0"/>
+              <w:bottom w:val="single" w:sz="4" w:color="A0A0A0"/>
+              <w:right w:val="nil" w:sz="4" w:color="A0A0A0"/>
+            </w:tcBorders>
           </w:tcPr>
           <w:p>
+            <w:pPr>
+              <w:spacing w:after="60" w:before="60"/>
+            </w:pPr>
             <w:r>
+              <w:rPr>
+                <w:rFonts w:ascii="Arial" w:hAnsi="Arial"/>
+                <w:b w:val="0"/>
+                <w:color w:val="000000"/>
+                <w:sz w:val="18"/>
+              </w:rPr>
               <w:t>Population &amp; denominator</w:t>
             </w:r>
           </w:p>
@@ -1924,21 +6050,69 @@
         <w:tc>
           <w:tcPr>
             <w:tcW w:type="dxa" w:w="5040"/>
+            <w:vAlign w:val="center"/>
+            <w:tcMar>
+              <w:top w:w="85" w:type="dxa"/>
+              <w:left w:w="85" w:type="dxa"/>
+              <w:bottom w:w="85" w:type="dxa"/>
+              <w:right w:w="85" w:type="dxa"/>
+            </w:tcMar>
+            <w:tcBorders>
+              <w:top w:val="nil" w:sz="4" w:color="A0A0A0"/>
+              <w:left w:val="nil" w:sz="4" w:color="A0A0A0"/>
+              <w:bottom w:val="single" w:sz="4" w:color="A0A0A0"/>
+              <w:right w:val="nil" w:sz="4" w:color="A0A0A0"/>
+            </w:tcBorders>
           </w:tcPr>
           <w:p>
+            <w:pPr>
+              <w:spacing w:after="60" w:before="60"/>
+            </w:pPr>
             <w:r>
+              <w:rPr>
+                <w:rFonts w:ascii="Arial" w:hAnsi="Arial"/>
+                <w:b w:val="0"/>
+                <w:color w:val="000000"/>
+                <w:sz w:val="18"/>
+              </w:rPr>
               <w:t>Attempted N; failures; exclusions; retries; selected/evaluable N; observation unit.</w:t>
             </w:r>
           </w:p>
         </w:tc>
       </w:tr>
       <w:tr>
+        <w:trPr>
+          <w:cantSplit/>
+          <w:cantSplit/>
+        </w:trPr>
         <w:tc>
           <w:tcPr>
             <w:tcW w:type="dxa" w:w="5040"/>
+            <w:vAlign w:val="center"/>
+            <w:tcMar>
+              <w:top w:w="85" w:type="dxa"/>
+              <w:left w:w="85" w:type="dxa"/>
+              <w:bottom w:w="85" w:type="dxa"/>
+              <w:right w:w="85" w:type="dxa"/>
+            </w:tcMar>
+            <w:tcBorders>
+              <w:top w:val="nil" w:sz="4" w:color="A0A0A0"/>
+              <w:left w:val="nil" w:sz="4" w:color="A0A0A0"/>
+              <w:bottom w:val="single" w:sz="4" w:color="A0A0A0"/>
+              <w:right w:val="nil" w:sz="4" w:color="A0A0A0"/>
+            </w:tcBorders>
           </w:tcPr>
           <w:p>
+            <w:pPr>
+              <w:spacing w:after="60" w:before="60"/>
+            </w:pPr>
             <w:r>
+              <w:rPr>
+                <w:rFonts w:ascii="Arial" w:hAnsi="Arial"/>
+                <w:b w:val="0"/>
+                <w:color w:val="000000"/>
+                <w:sz w:val="18"/>
+              </w:rPr>
               <w:t>Validation &amp; reliability</w:t>
             </w:r>
           </w:p>
@@ -1946,21 +6120,69 @@
         <w:tc>
           <w:tcPr>
             <w:tcW w:type="dxa" w:w="5040"/>
+            <w:vAlign w:val="center"/>
+            <w:tcMar>
+              <w:top w:w="85" w:type="dxa"/>
+              <w:left w:w="85" w:type="dxa"/>
+              <w:bottom w:w="85" w:type="dxa"/>
+              <w:right w:w="85" w:type="dxa"/>
+            </w:tcMar>
+            <w:tcBorders>
+              <w:top w:val="nil" w:sz="4" w:color="A0A0A0"/>
+              <w:left w:val="nil" w:sz="4" w:color="A0A0A0"/>
+              <w:bottom w:val="single" w:sz="4" w:color="A0A0A0"/>
+              <w:right w:val="nil" w:sz="4" w:color="A0A0A0"/>
+            </w:tcBorders>
           </w:tcPr>
           <w:p>
+            <w:pPr>
+              <w:spacing w:after="60" w:before="60"/>
+            </w:pPr>
             <w:r>
+              <w:rPr>
+                <w:rFonts w:ascii="Arial" w:hAnsi="Arial"/>
+                <w:b w:val="0"/>
+                <w:color w:val="000000"/>
+                <w:sz w:val="18"/>
+              </w:rPr>
               <w:t>Criterion; sample; estimator; uncertainty; rater protocol; tuning vs confirmation.</w:t>
             </w:r>
           </w:p>
         </w:tc>
       </w:tr>
       <w:tr>
+        <w:trPr>
+          <w:cantSplit/>
+          <w:cantSplit/>
+        </w:trPr>
         <w:tc>
           <w:tcPr>
             <w:tcW w:type="dxa" w:w="5040"/>
+            <w:vAlign w:val="center"/>
+            <w:tcMar>
+              <w:top w:w="85" w:type="dxa"/>
+              <w:left w:w="85" w:type="dxa"/>
+              <w:bottom w:w="85" w:type="dxa"/>
+              <w:right w:w="85" w:type="dxa"/>
+            </w:tcMar>
+            <w:tcBorders>
+              <w:top w:val="nil" w:sz="4" w:color="A0A0A0"/>
+              <w:left w:val="nil" w:sz="4" w:color="A0A0A0"/>
+              <w:bottom w:val="single" w:sz="4" w:color="A0A0A0"/>
+              <w:right w:val="nil" w:sz="4" w:color="A0A0A0"/>
+            </w:tcBorders>
           </w:tcPr>
           <w:p>
+            <w:pPr>
+              <w:spacing w:after="60" w:before="60"/>
+            </w:pPr>
             <w:r>
+              <w:rPr>
+                <w:rFonts w:ascii="Arial" w:hAnsi="Arial"/>
+                <w:b w:val="0"/>
+                <w:color w:val="000000"/>
+                <w:sz w:val="18"/>
+              </w:rPr>
               <w:t>Environment &amp; direct tests</w:t>
             </w:r>
           </w:p>
@@ -1968,21 +6190,69 @@
         <w:tc>
           <w:tcPr>
             <w:tcW w:type="dxa" w:w="5040"/>
+            <w:vAlign w:val="center"/>
+            <w:tcMar>
+              <w:top w:w="85" w:type="dxa"/>
+              <w:left w:w="85" w:type="dxa"/>
+              <w:bottom w:w="85" w:type="dxa"/>
+              <w:right w:w="85" w:type="dxa"/>
+            </w:tcMar>
+            <w:tcBorders>
+              <w:top w:val="nil" w:sz="4" w:color="A0A0A0"/>
+              <w:left w:val="nil" w:sz="4" w:color="A0A0A0"/>
+              <w:bottom w:val="single" w:sz="4" w:color="A0A0A0"/>
+              <w:right w:val="nil" w:sz="4" w:color="A0A0A0"/>
+            </w:tcBorders>
           </w:tcPr>
           <w:p>
+            <w:pPr>
+              <w:spacing w:after="60" w:before="60"/>
+            </w:pPr>
             <w:r>
+              <w:rPr>
+                <w:rFonts w:ascii="Arial" w:hAnsi="Arial"/>
+                <w:b w:val="0"/>
+                <w:color w:val="000000"/>
+                <w:sz w:val="18"/>
+              </w:rPr>
               <w:t>Browser/runtime/viewport/assets/timing; action/assertion or wider-condition tests when claimed.</w:t>
             </w:r>
           </w:p>
         </w:tc>
       </w:tr>
       <w:tr>
+        <w:trPr>
+          <w:cantSplit/>
+          <w:cantSplit/>
+        </w:trPr>
         <w:tc>
           <w:tcPr>
             <w:tcW w:type="dxa" w:w="5040"/>
+            <w:vAlign w:val="center"/>
+            <w:tcMar>
+              <w:top w:w="85" w:type="dxa"/>
+              <w:left w:w="85" w:type="dxa"/>
+              <w:bottom w:w="85" w:type="dxa"/>
+              <w:right w:w="85" w:type="dxa"/>
+            </w:tcMar>
+            <w:tcBorders>
+              <w:top w:val="nil" w:sz="4" w:color="A0A0A0"/>
+              <w:left w:val="nil" w:sz="4" w:color="A0A0A0"/>
+              <w:bottom w:val="single" w:sz="4" w:color="A0A0A0"/>
+              <w:right w:val="nil" w:sz="4" w:color="A0A0A0"/>
+            </w:tcBorders>
           </w:tcPr>
           <w:p>
+            <w:pPr>
+              <w:spacing w:after="60" w:before="60"/>
+            </w:pPr>
             <w:r>
+              <w:rPr>
+                <w:rFonts w:ascii="Arial" w:hAnsi="Arial"/>
+                <w:b w:val="0"/>
+                <w:color w:val="000000"/>
+                <w:sz w:val="18"/>
+              </w:rPr>
               <w:t>Dependence &amp; reproducibility</w:t>
             </w:r>
           </w:p>
@@ -1990,9 +6260,31 @@
         <w:tc>
           <w:tcPr>
             <w:tcW w:type="dxa" w:w="5040"/>
+            <w:vAlign w:val="center"/>
+            <w:tcMar>
+              <w:top w:w="85" w:type="dxa"/>
+              <w:left w:w="85" w:type="dxa"/>
+              <w:bottom w:w="85" w:type="dxa"/>
+              <w:right w:w="85" w:type="dxa"/>
+            </w:tcMar>
+            <w:tcBorders>
+              <w:top w:val="nil" w:sz="4" w:color="A0A0A0"/>
+              <w:left w:val="nil" w:sz="4" w:color="A0A0A0"/>
+              <w:bottom w:val="single" w:sz="4" w:color="A0A0A0"/>
+              <w:right w:val="nil" w:sz="4" w:color="A0A0A0"/>
+            </w:tcBorders>
           </w:tcPr>
           <w:p>
+            <w:pPr>
+              <w:spacing w:after="60" w:before="60"/>
+            </w:pPr>
             <w:r>
+              <w:rPr>
+                <w:rFonts w:ascii="Arial" w:hAnsi="Arial"/>
+                <w:b w:val="0"/>
+                <w:color w:val="000000"/>
+                <w:sz w:val="18"/>
+              </w:rPr>
               <w:t>Benchmark lineage; shared samples/raters; artifacts; hashes/commits; historical-run equivalence; inference limit.</w:t>
             </w:r>
           </w:p>
@@ -2002,17 +6294,817 @@
     <w:p>
       <w:pPr>
         <w:pStyle w:val="Heading1"/>
+        <w:spacing w:before="160"/>
       </w:pPr>
       <w:r>
-        <w:t>S8. Search-accounting note</w:t>
+        <w:t>S8 Search accounting note</w:t>
       </w:r>
     </w:p>
     <w:p>
       <w:r>
-        <w:t>The retained project record does not contain a complete native-database export and global deduplication trail from Scopus, Web of Science, ACM Digital Library, and IEEE Xplore. The review therefore does not reconstruct unsupported PRISMA identification counts and does not treat public-web site-restricted searches as native database searches. A bounded final update search was performed before freeze; newly identified eligible studies were logged explicitly.</w:t>
+        <w:t>The retained record does not contain a complete native-database export and global deduplication trail from Scopus, Web of Science, ACM Digital Library and IEEE Xplore. We therefore do not reconstruct unsupported PRISMA identification counts or equate public-web searches with native database searches. The recorded bounded update used the 14 September 2026 cutoff. The final manuscript-linked release remains pending.</w:t>
+      </w:r>
+    </w:p>
+    <w:p>
+      <w:pPr>
+        <w:pStyle w:val="Heading1"/>
+      </w:pPr>
+      <w:r>
+        <w:t>S9 Retrospective sensitivity analysis</w:t>
+      </w:r>
+    </w:p>
+    <w:p>
+      <w:r>
+        <w:t>The reconstruction assigns scoped decisions to 35 cited study families: 33 within task-specific scopes and two boundary comparators. Eight have checked publication-linked claims; 25 rely on inspected preprints or archived records without the required publication anchor. The latter category does not imply that all 25 studies are unpublished. These are audit membership counts, not field publication rates or PRISMA inclusion counts.</w:t>
+      </w:r>
+    </w:p>
+    <w:p>
+      <w:pPr>
+        <w:pStyle w:val="Heading2"/>
+      </w:pPr>
+      <w:r>
+        <w:t>Publication restriction</w:t>
+      </w:r>
+    </w:p>
+    <w:p>
+      <w:r>
+        <w:t>Retain P01, P04, P05, P06, P07, P08, P16 and P17 only within their checked scopes. Examples of preference prediction, ranking, calibration, workflow outcomes and engineering proxies remain. Temporal, deployment and judge evidence coverage is reduced. Publication existence does not establish equivalence to the inspected version.</w:t>
+      </w:r>
+    </w:p>
+    <w:p>
+      <w:pPr>
+        <w:pStyle w:val="Heading2"/>
+      </w:pPr>
+      <w:r>
+        <w:t>Source assessment restriction</w:t>
+      </w:r>
+    </w:p>
+    <w:p>
+      <w:r>
+        <w:t>Retain seven archived extraction decisions, 23 targeted claim decisions and three scoped human decisions, with P20 and P21 boundary-only. P26 is retained only in the supplied-fault-state repair stratum and excluded from screenshot-reconstruction counts. Its existing project, rendered state and design constraints define the repair task. A study-level scope decision does not verify every instrument or claim in that study.</w:t>
+      </w:r>
+    </w:p>
+    <w:p>
+      <w:pPr>
+        <w:pStyle w:val="Heading2"/>
+      </w:pPr>
+      <w:r>
+        <w:t>Dependency restriction</w:t>
+      </w:r>
+    </w:p>
+    <w:p>
+      <w:r>
+        <w:t>Use the typed relationships in S5. Shared data, calibration samples and repeated judge configurations limit independence. Conceptual role families are not assumed to be identical samples. No effective sample size or pooled regrouped result is computed.</w:t>
+      </w:r>
+    </w:p>
+    <w:p>
+      <w:pPr>
+        <w:pStyle w:val="Heading2"/>
+      </w:pPr>
+      <w:r>
+        <w:t>Task separation</w:t>
+      </w:r>
+    </w:p>
+    <w:p>
+      <w:r>
+        <w:t>Keep static, interactive, temporal, repair, engineering and deployment interpretations distinct. Internal rendered feedback alone does not establish an external visual-target task. Narrow static tasks are not required to support every production-quality construct.</w:t>
+      </w:r>
+    </w:p>
+    <w:p>
+      <w:r>
+        <w:t>This retrospective analysis replaces the earlier assertions that all four prespecified restrictions left the conclusions unchanged. Retained examples support bounded measurement distinctions; they do not demonstrate invariance of every principal conclusion. The detailed replacement matrix is Supplementary_Sensitivity_Matrix_v2.md in the accompanying audit.</w:t>
+      </w:r>
+    </w:p>
+    <w:p>
+      <w:pPr>
+        <w:pStyle w:val="Heading1"/>
+      </w:pPr>
+      <w:r>
+        <w:t>S10 Detailed record reconciliation</w:t>
+      </w:r>
+    </w:p>
+    <w:p>
+      <w:r>
+        <w:t>The original queue rows are preserved alongside separate reconciliation fields. Membership in the cited study set, an exact instrument ID link and source-level certification are different states. Rows outside the cited set remain in the discovery record and are not automatically excluded as ineligible.</w:t>
+      </w:r>
+    </w:p>
+    <w:tbl>
+      <w:tblPr>
+        <w:tblW w:type="dxa" w:w="10080"/>
+        <w:jc w:val="left"/>
+        <w:tblLayout w:type="fixed"/>
+        <w:tblLook w:firstColumn="1" w:firstRow="1" w:lastColumn="0" w:lastRow="0" w:noHBand="0" w:noVBand="1" w:val="04A0"/>
+      </w:tblPr>
+      <w:tblGrid>
+        <w:gridCol w:w="2520"/>
+        <w:gridCol w:w="2520"/>
+        <w:gridCol w:w="2520"/>
+        <w:gridCol w:w="2520"/>
+      </w:tblGrid>
+      <w:tr>
+        <w:trPr>
+          <w:tblHeader/>
+          <w:cantSplit/>
+          <w:tblHeader/>
+        </w:trPr>
+        <w:tc>
+          <w:tcPr>
+            <w:tcW w:type="dxa" w:w="2520"/>
+            <w:vAlign w:val="center"/>
+            <w:tcMar>
+              <w:top w:w="85" w:type="dxa"/>
+              <w:left w:w="85" w:type="dxa"/>
+              <w:bottom w:w="85" w:type="dxa"/>
+              <w:right w:w="85" w:type="dxa"/>
+            </w:tcMar>
+            <w:tcBorders>
+              <w:top w:val="single" w:sz="4" w:color="A0A0A0"/>
+              <w:left w:val="nil" w:sz="4" w:color="A0A0A0"/>
+              <w:bottom w:val="single" w:sz="4" w:color="A0A0A0"/>
+              <w:right w:val="nil" w:sz="4" w:color="A0A0A0"/>
+            </w:tcBorders>
+          </w:tcPr>
+          <w:p>
+            <w:pPr>
+              <w:spacing w:after="60" w:before="60"/>
+            </w:pPr>
+            <w:r>
+              <w:rPr>
+                <w:rFonts w:ascii="Arial" w:hAnsi="Arial"/>
+                <w:b/>
+                <w:color w:val="000000"/>
+                <w:sz w:val="18"/>
+              </w:rPr>
+              <w:t>Register</w:t>
+            </w:r>
+          </w:p>
+        </w:tc>
+        <w:tc>
+          <w:tcPr>
+            <w:tcW w:type="dxa" w:w="2520"/>
+            <w:vAlign w:val="center"/>
+            <w:tcMar>
+              <w:top w:w="85" w:type="dxa"/>
+              <w:left w:w="85" w:type="dxa"/>
+              <w:bottom w:w="85" w:type="dxa"/>
+              <w:right w:w="85" w:type="dxa"/>
+            </w:tcMar>
+            <w:tcBorders>
+              <w:top w:val="single" w:sz="4" w:color="A0A0A0"/>
+              <w:left w:val="nil" w:sz="4" w:color="A0A0A0"/>
+              <w:bottom w:val="single" w:sz="4" w:color="A0A0A0"/>
+              <w:right w:val="nil" w:sz="4" w:color="A0A0A0"/>
+            </w:tcBorders>
+          </w:tcPr>
+          <w:p>
+            <w:pPr>
+              <w:spacing w:after="60" w:before="60"/>
+            </w:pPr>
+            <w:r>
+              <w:rPr>
+                <w:rFonts w:ascii="Arial" w:hAnsi="Arial"/>
+                <w:b/>
+                <w:color w:val="000000"/>
+                <w:sz w:val="18"/>
+              </w:rPr>
+              <w:t>Original rows</w:t>
+            </w:r>
+          </w:p>
+        </w:tc>
+        <w:tc>
+          <w:tcPr>
+            <w:tcW w:type="dxa" w:w="2520"/>
+            <w:vAlign w:val="center"/>
+            <w:tcMar>
+              <w:top w:w="85" w:type="dxa"/>
+              <w:left w:w="85" w:type="dxa"/>
+              <w:bottom w:w="85" w:type="dxa"/>
+              <w:right w:w="85" w:type="dxa"/>
+            </w:tcMar>
+            <w:tcBorders>
+              <w:top w:val="single" w:sz="4" w:color="A0A0A0"/>
+              <w:left w:val="nil" w:sz="4" w:color="A0A0A0"/>
+              <w:bottom w:val="single" w:sz="4" w:color="A0A0A0"/>
+              <w:right w:val="nil" w:sz="4" w:color="A0A0A0"/>
+            </w:tcBorders>
+          </w:tcPr>
+          <w:p>
+            <w:pPr>
+              <w:spacing w:after="60" w:before="60"/>
+            </w:pPr>
+            <w:r>
+              <w:rPr>
+                <w:sz w:val="18"/>
+              </w:rPr>
+              <w:t>Rows in cited set</w:t>
+            </w:r>
+          </w:p>
+        </w:tc>
+        <w:tc>
+          <w:tcPr>
+            <w:tcW w:type="dxa" w:w="2520"/>
+            <w:vAlign w:val="center"/>
+            <w:tcMar>
+              <w:top w:w="85" w:type="dxa"/>
+              <w:left w:w="85" w:type="dxa"/>
+              <w:bottom w:w="85" w:type="dxa"/>
+              <w:right w:w="85" w:type="dxa"/>
+            </w:tcMar>
+            <w:tcBorders>
+              <w:top w:val="single" w:sz="4" w:color="A0A0A0"/>
+              <w:left w:val="nil" w:sz="4" w:color="A0A0A0"/>
+              <w:bottom w:val="single" w:sz="4" w:color="A0A0A0"/>
+              <w:right w:val="nil" w:sz="4" w:color="A0A0A0"/>
+            </w:tcBorders>
+          </w:tcPr>
+          <w:p>
+            <w:pPr>
+              <w:spacing w:after="60" w:before="60"/>
+            </w:pPr>
+            <w:r>
+              <w:rPr>
+                <w:sz w:val="18"/>
+              </w:rPr>
+              <w:t>Rows outside set</w:t>
+            </w:r>
+          </w:p>
+        </w:tc>
+      </w:tr>
+      <w:tr>
+        <w:trPr>
+          <w:cantSplit/>
+          <w:cantSplit/>
+        </w:trPr>
+        <w:tc>
+          <w:tcPr>
+            <w:tcW w:type="dxa" w:w="2520"/>
+            <w:vAlign w:val="center"/>
+            <w:tcMar>
+              <w:top w:w="85" w:type="dxa"/>
+              <w:left w:w="85" w:type="dxa"/>
+              <w:bottom w:w="85" w:type="dxa"/>
+              <w:right w:w="85" w:type="dxa"/>
+            </w:tcMar>
+            <w:tcBorders>
+              <w:top w:val="nil" w:sz="4" w:color="A0A0A0"/>
+              <w:left w:val="nil" w:sz="4" w:color="A0A0A0"/>
+              <w:bottom w:val="single" w:sz="4" w:color="A0A0A0"/>
+              <w:right w:val="nil" w:sz="4" w:color="A0A0A0"/>
+            </w:tcBorders>
+          </w:tcPr>
+          <w:p>
+            <w:pPr>
+              <w:spacing w:after="60" w:before="60"/>
+            </w:pPr>
+            <w:r>
+              <w:rPr>
+                <w:rFonts w:ascii="Arial" w:hAnsi="Arial"/>
+                <w:b w:val="0"/>
+                <w:color w:val="000000"/>
+                <w:sz w:val="18"/>
+              </w:rPr>
+              <w:t>Instrument Queue</w:t>
+            </w:r>
+          </w:p>
+        </w:tc>
+        <w:tc>
+          <w:tcPr>
+            <w:tcW w:type="dxa" w:w="2520"/>
+            <w:vAlign w:val="center"/>
+            <w:tcMar>
+              <w:top w:w="85" w:type="dxa"/>
+              <w:left w:w="85" w:type="dxa"/>
+              <w:bottom w:w="85" w:type="dxa"/>
+              <w:right w:w="85" w:type="dxa"/>
+            </w:tcMar>
+            <w:tcBorders>
+              <w:top w:val="nil" w:sz="4" w:color="A0A0A0"/>
+              <w:left w:val="nil" w:sz="4" w:color="A0A0A0"/>
+              <w:bottom w:val="single" w:sz="4" w:color="A0A0A0"/>
+              <w:right w:val="nil" w:sz="4" w:color="A0A0A0"/>
+            </w:tcBorders>
+          </w:tcPr>
+          <w:p>
+            <w:pPr>
+              <w:spacing w:after="60" w:before="60"/>
+            </w:pPr>
+            <w:r>
+              <w:rPr>
+                <w:rFonts w:ascii="Arial" w:hAnsi="Arial"/>
+                <w:b w:val="0"/>
+                <w:color w:val="000000"/>
+                <w:sz w:val="18"/>
+              </w:rPr>
+              <w:t>369</w:t>
+            </w:r>
+          </w:p>
+        </w:tc>
+        <w:tc>
+          <w:tcPr>
+            <w:tcW w:type="dxa" w:w="2520"/>
+            <w:vAlign w:val="center"/>
+            <w:tcMar>
+              <w:top w:w="85" w:type="dxa"/>
+              <w:left w:w="85" w:type="dxa"/>
+              <w:bottom w:w="85" w:type="dxa"/>
+              <w:right w:w="85" w:type="dxa"/>
+            </w:tcMar>
+            <w:tcBorders>
+              <w:top w:val="nil" w:sz="4" w:color="A0A0A0"/>
+              <w:left w:val="nil" w:sz="4" w:color="A0A0A0"/>
+              <w:bottom w:val="single" w:sz="4" w:color="A0A0A0"/>
+              <w:right w:val="nil" w:sz="4" w:color="A0A0A0"/>
+            </w:tcBorders>
+          </w:tcPr>
+          <w:p>
+            <w:pPr>
+              <w:spacing w:after="60" w:before="60"/>
+            </w:pPr>
+            <w:r>
+              <w:rPr>
+                <w:rFonts w:ascii="Arial" w:hAnsi="Arial"/>
+                <w:b w:val="0"/>
+                <w:color w:val="000000"/>
+                <w:sz w:val="18"/>
+              </w:rPr>
+              <w:t>180</w:t>
+            </w:r>
+          </w:p>
+        </w:tc>
+        <w:tc>
+          <w:tcPr>
+            <w:tcW w:type="dxa" w:w="2520"/>
+            <w:vAlign w:val="center"/>
+            <w:tcMar>
+              <w:top w:w="85" w:type="dxa"/>
+              <w:left w:w="85" w:type="dxa"/>
+              <w:bottom w:w="85" w:type="dxa"/>
+              <w:right w:w="85" w:type="dxa"/>
+            </w:tcMar>
+            <w:tcBorders>
+              <w:top w:val="nil" w:sz="4" w:color="A0A0A0"/>
+              <w:left w:val="nil" w:sz="4" w:color="A0A0A0"/>
+              <w:bottom w:val="single" w:sz="4" w:color="A0A0A0"/>
+              <w:right w:val="nil" w:sz="4" w:color="A0A0A0"/>
+            </w:tcBorders>
+          </w:tcPr>
+          <w:p>
+            <w:pPr>
+              <w:spacing w:after="60" w:before="60"/>
+            </w:pPr>
+            <w:r>
+              <w:rPr>
+                <w:rFonts w:ascii="Arial" w:hAnsi="Arial"/>
+                <w:b w:val="0"/>
+                <w:color w:val="000000"/>
+                <w:sz w:val="18"/>
+              </w:rPr>
+              <w:t>189</w:t>
+            </w:r>
+          </w:p>
+        </w:tc>
+      </w:tr>
+      <w:tr>
+        <w:trPr>
+          <w:cantSplit/>
+          <w:cantSplit/>
+        </w:trPr>
+        <w:tc>
+          <w:tcPr>
+            <w:tcW w:type="dxa" w:w="2520"/>
+            <w:vAlign w:val="center"/>
+            <w:tcMar>
+              <w:top w:w="85" w:type="dxa"/>
+              <w:left w:w="85" w:type="dxa"/>
+              <w:bottom w:w="85" w:type="dxa"/>
+              <w:right w:w="85" w:type="dxa"/>
+            </w:tcMar>
+            <w:tcBorders>
+              <w:top w:val="nil" w:sz="4" w:color="A0A0A0"/>
+              <w:left w:val="nil" w:sz="4" w:color="A0A0A0"/>
+              <w:bottom w:val="single" w:sz="4" w:color="A0A0A0"/>
+              <w:right w:val="nil" w:sz="4" w:color="A0A0A0"/>
+            </w:tcBorders>
+          </w:tcPr>
+          <w:p>
+            <w:pPr>
+              <w:spacing w:after="60" w:before="60"/>
+            </w:pPr>
+            <w:r>
+              <w:rPr>
+                <w:rFonts w:ascii="Arial" w:hAnsi="Arial"/>
+                <w:b w:val="0"/>
+                <w:color w:val="000000"/>
+                <w:sz w:val="18"/>
+              </w:rPr>
+              <w:t>Evidence Queue</w:t>
+            </w:r>
+          </w:p>
+        </w:tc>
+        <w:tc>
+          <w:tcPr>
+            <w:tcW w:type="dxa" w:w="2520"/>
+            <w:vAlign w:val="center"/>
+            <w:tcMar>
+              <w:top w:w="85" w:type="dxa"/>
+              <w:left w:w="85" w:type="dxa"/>
+              <w:bottom w:w="85" w:type="dxa"/>
+              <w:right w:w="85" w:type="dxa"/>
+            </w:tcMar>
+            <w:tcBorders>
+              <w:top w:val="nil" w:sz="4" w:color="A0A0A0"/>
+              <w:left w:val="nil" w:sz="4" w:color="A0A0A0"/>
+              <w:bottom w:val="single" w:sz="4" w:color="A0A0A0"/>
+              <w:right w:val="nil" w:sz="4" w:color="A0A0A0"/>
+            </w:tcBorders>
+          </w:tcPr>
+          <w:p>
+            <w:pPr>
+              <w:spacing w:after="60" w:before="60"/>
+            </w:pPr>
+            <w:r>
+              <w:rPr>
+                <w:rFonts w:ascii="Arial" w:hAnsi="Arial"/>
+                <w:b w:val="0"/>
+                <w:color w:val="000000"/>
+                <w:sz w:val="18"/>
+              </w:rPr>
+              <w:t>86</w:t>
+            </w:r>
+          </w:p>
+        </w:tc>
+        <w:tc>
+          <w:tcPr>
+            <w:tcW w:type="dxa" w:w="2520"/>
+            <w:vAlign w:val="center"/>
+            <w:tcMar>
+              <w:top w:w="85" w:type="dxa"/>
+              <w:left w:w="85" w:type="dxa"/>
+              <w:bottom w:w="85" w:type="dxa"/>
+              <w:right w:w="85" w:type="dxa"/>
+            </w:tcMar>
+            <w:tcBorders>
+              <w:top w:val="nil" w:sz="4" w:color="A0A0A0"/>
+              <w:left w:val="nil" w:sz="4" w:color="A0A0A0"/>
+              <w:bottom w:val="single" w:sz="4" w:color="A0A0A0"/>
+              <w:right w:val="nil" w:sz="4" w:color="A0A0A0"/>
+            </w:tcBorders>
+          </w:tcPr>
+          <w:p>
+            <w:pPr>
+              <w:spacing w:after="60" w:before="60"/>
+            </w:pPr>
+            <w:r>
+              <w:rPr>
+                <w:rFonts w:ascii="Arial" w:hAnsi="Arial"/>
+                <w:b w:val="0"/>
+                <w:color w:val="000000"/>
+                <w:sz w:val="18"/>
+              </w:rPr>
+              <w:t>43</w:t>
+            </w:r>
+          </w:p>
+        </w:tc>
+        <w:tc>
+          <w:tcPr>
+            <w:tcW w:type="dxa" w:w="2520"/>
+            <w:vAlign w:val="center"/>
+            <w:tcMar>
+              <w:top w:w="85" w:type="dxa"/>
+              <w:left w:w="85" w:type="dxa"/>
+              <w:bottom w:w="85" w:type="dxa"/>
+              <w:right w:w="85" w:type="dxa"/>
+            </w:tcMar>
+            <w:tcBorders>
+              <w:top w:val="nil" w:sz="4" w:color="A0A0A0"/>
+              <w:left w:val="nil" w:sz="4" w:color="A0A0A0"/>
+              <w:bottom w:val="single" w:sz="4" w:color="A0A0A0"/>
+              <w:right w:val="nil" w:sz="4" w:color="A0A0A0"/>
+            </w:tcBorders>
+          </w:tcPr>
+          <w:p>
+            <w:pPr>
+              <w:spacing w:after="60" w:before="60"/>
+            </w:pPr>
+            <w:r>
+              <w:rPr>
+                <w:rFonts w:ascii="Arial" w:hAnsi="Arial"/>
+                <w:b w:val="0"/>
+                <w:color w:val="000000"/>
+                <w:sz w:val="18"/>
+              </w:rPr>
+              <w:t>43</w:t>
+            </w:r>
+          </w:p>
+        </w:tc>
+      </w:tr>
+      <w:tr>
+        <w:trPr>
+          <w:cantSplit/>
+          <w:cantSplit/>
+        </w:trPr>
+        <w:tc>
+          <w:tcPr>
+            <w:tcW w:type="dxa" w:w="2520"/>
+            <w:vAlign w:val="center"/>
+            <w:tcMar>
+              <w:top w:w="85" w:type="dxa"/>
+              <w:left w:w="85" w:type="dxa"/>
+              <w:bottom w:w="85" w:type="dxa"/>
+              <w:right w:w="85" w:type="dxa"/>
+            </w:tcMar>
+            <w:tcBorders>
+              <w:top w:val="nil" w:sz="4" w:color="A0A0A0"/>
+              <w:left w:val="nil" w:sz="4" w:color="A0A0A0"/>
+              <w:bottom w:val="single" w:sz="4" w:color="A0A0A0"/>
+              <w:right w:val="nil" w:sz="4" w:color="A0A0A0"/>
+            </w:tcBorders>
+          </w:tcPr>
+          <w:p>
+            <w:pPr>
+              <w:spacing w:after="60" w:before="60"/>
+            </w:pPr>
+            <w:r>
+              <w:rPr>
+                <w:rFonts w:ascii="Arial" w:hAnsi="Arial"/>
+                <w:b w:val="0"/>
+                <w:color w:val="000000"/>
+                <w:sz w:val="18"/>
+              </w:rPr>
+              <w:t>Claim Queue</w:t>
+            </w:r>
+          </w:p>
+        </w:tc>
+        <w:tc>
+          <w:tcPr>
+            <w:tcW w:type="dxa" w:w="2520"/>
+            <w:vAlign w:val="center"/>
+            <w:tcMar>
+              <w:top w:w="85" w:type="dxa"/>
+              <w:left w:w="85" w:type="dxa"/>
+              <w:bottom w:w="85" w:type="dxa"/>
+              <w:right w:w="85" w:type="dxa"/>
+            </w:tcMar>
+            <w:tcBorders>
+              <w:top w:val="nil" w:sz="4" w:color="A0A0A0"/>
+              <w:left w:val="nil" w:sz="4" w:color="A0A0A0"/>
+              <w:bottom w:val="single" w:sz="4" w:color="A0A0A0"/>
+              <w:right w:val="nil" w:sz="4" w:color="A0A0A0"/>
+            </w:tcBorders>
+          </w:tcPr>
+          <w:p>
+            <w:pPr>
+              <w:spacing w:after="60" w:before="60"/>
+            </w:pPr>
+            <w:r>
+              <w:rPr>
+                <w:rFonts w:ascii="Arial" w:hAnsi="Arial"/>
+                <w:b w:val="0"/>
+                <w:color w:val="000000"/>
+                <w:sz w:val="18"/>
+              </w:rPr>
+              <w:t>13</w:t>
+            </w:r>
+          </w:p>
+        </w:tc>
+        <w:tc>
+          <w:tcPr>
+            <w:tcW w:type="dxa" w:w="2520"/>
+            <w:vAlign w:val="center"/>
+            <w:tcMar>
+              <w:top w:w="85" w:type="dxa"/>
+              <w:left w:w="85" w:type="dxa"/>
+              <w:bottom w:w="85" w:type="dxa"/>
+              <w:right w:w="85" w:type="dxa"/>
+            </w:tcMar>
+            <w:tcBorders>
+              <w:top w:val="nil" w:sz="4" w:color="A0A0A0"/>
+              <w:left w:val="nil" w:sz="4" w:color="A0A0A0"/>
+              <w:bottom w:val="single" w:sz="4" w:color="A0A0A0"/>
+              <w:right w:val="nil" w:sz="4" w:color="A0A0A0"/>
+            </w:tcBorders>
+          </w:tcPr>
+          <w:p>
+            <w:pPr>
+              <w:spacing w:after="60" w:before="60"/>
+            </w:pPr>
+            <w:r>
+              <w:rPr>
+                <w:rFonts w:ascii="Arial" w:hAnsi="Arial"/>
+                <w:b w:val="0"/>
+                <w:color w:val="000000"/>
+                <w:sz w:val="18"/>
+              </w:rPr>
+              <w:t>8</w:t>
+            </w:r>
+          </w:p>
+        </w:tc>
+        <w:tc>
+          <w:tcPr>
+            <w:tcW w:type="dxa" w:w="2520"/>
+            <w:vAlign w:val="center"/>
+            <w:tcMar>
+              <w:top w:w="85" w:type="dxa"/>
+              <w:left w:w="85" w:type="dxa"/>
+              <w:bottom w:w="85" w:type="dxa"/>
+              <w:right w:w="85" w:type="dxa"/>
+            </w:tcMar>
+            <w:tcBorders>
+              <w:top w:val="nil" w:sz="4" w:color="A0A0A0"/>
+              <w:left w:val="nil" w:sz="4" w:color="A0A0A0"/>
+              <w:bottom w:val="single" w:sz="4" w:color="A0A0A0"/>
+              <w:right w:val="nil" w:sz="4" w:color="A0A0A0"/>
+            </w:tcBorders>
+          </w:tcPr>
+          <w:p>
+            <w:pPr>
+              <w:spacing w:after="60" w:before="60"/>
+            </w:pPr>
+            <w:r>
+              <w:rPr>
+                <w:rFonts w:ascii="Arial" w:hAnsi="Arial"/>
+                <w:b w:val="0"/>
+                <w:color w:val="000000"/>
+                <w:sz w:val="18"/>
+              </w:rPr>
+              <w:t>5</w:t>
+            </w:r>
+          </w:p>
+        </w:tc>
+      </w:tr>
+      <w:tr>
+        <w:trPr>
+          <w:cantSplit/>
+          <w:cantSplit/>
+        </w:trPr>
+        <w:tc>
+          <w:tcPr>
+            <w:tcW w:type="dxa" w:w="2520"/>
+            <w:vAlign w:val="center"/>
+            <w:tcMar>
+              <w:top w:w="85" w:type="dxa"/>
+              <w:left w:w="85" w:type="dxa"/>
+              <w:bottom w:w="85" w:type="dxa"/>
+              <w:right w:w="85" w:type="dxa"/>
+            </w:tcMar>
+            <w:tcBorders>
+              <w:top w:val="nil" w:sz="4" w:color="A0A0A0"/>
+              <w:left w:val="nil" w:sz="4" w:color="A0A0A0"/>
+              <w:bottom w:val="single" w:sz="4" w:color="A0A0A0"/>
+              <w:right w:val="nil" w:sz="4" w:color="A0A0A0"/>
+            </w:tcBorders>
+          </w:tcPr>
+          <w:p>
+            <w:pPr>
+              <w:spacing w:after="60" w:before="60"/>
+            </w:pPr>
+            <w:r>
+              <w:rPr>
+                <w:rFonts w:ascii="Arial" w:hAnsi="Arial"/>
+                <w:b w:val="0"/>
+                <w:color w:val="000000"/>
+                <w:sz w:val="18"/>
+              </w:rPr>
+              <w:t>Source Extraction</w:t>
+            </w:r>
+          </w:p>
+        </w:tc>
+        <w:tc>
+          <w:tcPr>
+            <w:tcW w:type="dxa" w:w="2520"/>
+            <w:vAlign w:val="center"/>
+            <w:tcMar>
+              <w:top w:w="85" w:type="dxa"/>
+              <w:left w:w="85" w:type="dxa"/>
+              <w:bottom w:w="85" w:type="dxa"/>
+              <w:right w:w="85" w:type="dxa"/>
+            </w:tcMar>
+            <w:tcBorders>
+              <w:top w:val="nil" w:sz="4" w:color="A0A0A0"/>
+              <w:left w:val="nil" w:sz="4" w:color="A0A0A0"/>
+              <w:bottom w:val="single" w:sz="4" w:color="A0A0A0"/>
+              <w:right w:val="nil" w:sz="4" w:color="A0A0A0"/>
+            </w:tcBorders>
+          </w:tcPr>
+          <w:p>
+            <w:pPr>
+              <w:spacing w:after="60" w:before="60"/>
+            </w:pPr>
+            <w:r>
+              <w:rPr>
+                <w:rFonts w:ascii="Arial" w:hAnsi="Arial"/>
+                <w:b w:val="0"/>
+                <w:color w:val="000000"/>
+                <w:sz w:val="18"/>
+              </w:rPr>
+              <w:t>53</w:t>
+            </w:r>
+          </w:p>
+        </w:tc>
+        <w:tc>
+          <w:tcPr>
+            <w:tcW w:type="dxa" w:w="2520"/>
+            <w:vAlign w:val="center"/>
+            <w:tcMar>
+              <w:top w:w="85" w:type="dxa"/>
+              <w:left w:w="85" w:type="dxa"/>
+              <w:bottom w:w="85" w:type="dxa"/>
+              <w:right w:w="85" w:type="dxa"/>
+            </w:tcMar>
+            <w:tcBorders>
+              <w:top w:val="nil" w:sz="4" w:color="A0A0A0"/>
+              <w:left w:val="nil" w:sz="4" w:color="A0A0A0"/>
+              <w:bottom w:val="single" w:sz="4" w:color="A0A0A0"/>
+              <w:right w:val="nil" w:sz="4" w:color="A0A0A0"/>
+            </w:tcBorders>
+          </w:tcPr>
+          <w:p>
+            <w:pPr>
+              <w:spacing w:after="60" w:before="60"/>
+            </w:pPr>
+            <w:r>
+              <w:rPr>
+                <w:rFonts w:ascii="Arial" w:hAnsi="Arial"/>
+                <w:b w:val="0"/>
+                <w:color w:val="000000"/>
+                <w:sz w:val="18"/>
+              </w:rPr>
+              <w:t>48</w:t>
+            </w:r>
+          </w:p>
+        </w:tc>
+        <w:tc>
+          <w:tcPr>
+            <w:tcW w:type="dxa" w:w="2520"/>
+            <w:vAlign w:val="center"/>
+            <w:tcMar>
+              <w:top w:w="85" w:type="dxa"/>
+              <w:left w:w="85" w:type="dxa"/>
+              <w:bottom w:w="85" w:type="dxa"/>
+              <w:right w:w="85" w:type="dxa"/>
+            </w:tcMar>
+            <w:tcBorders>
+              <w:top w:val="nil" w:sz="4" w:color="A0A0A0"/>
+              <w:left w:val="nil" w:sz="4" w:color="A0A0A0"/>
+              <w:bottom w:val="single" w:sz="4" w:color="A0A0A0"/>
+              <w:right w:val="nil" w:sz="4" w:color="A0A0A0"/>
+            </w:tcBorders>
+          </w:tcPr>
+          <w:p>
+            <w:pPr>
+              <w:spacing w:after="60" w:before="60"/>
+            </w:pPr>
+            <w:r>
+              <w:rPr>
+                <w:rFonts w:ascii="Arial" w:hAnsi="Arial"/>
+                <w:b w:val="0"/>
+                <w:color w:val="000000"/>
+                <w:sz w:val="18"/>
+              </w:rPr>
+              <w:t>5</w:t>
+            </w:r>
+          </w:p>
+        </w:tc>
+      </w:tr>
+    </w:tbl>
+    <w:p>
+      <w:pPr>
+        <w:spacing w:before="160"/>
+      </w:pPr>
+      <w:r>
+        <w:t>Thirty-five instrument IDs link directly to retained source-extraction rows. All explicit evidence-to-instrument IDs resolve within the same study. These integrity checks do not establish independent observations, publication equivalence or correctness of every inherited interpretation.</w:t>
+      </w:r>
+    </w:p>
+    <w:p>
+      <w:r>
+        <w:t>Two cited claim cases remain on specific hold: C02, the inherited Sketch2Code metric-alignment claim, and C05, the no-memorization inference. For C02, the associated E32–E38 records need passage-level attribution; the recent workflow-preference check does not certify them. C05 is not supported for current use. Five other claim cases lie outside the 35-family cited universe. Original records and detailed dispositions are in the JSON ledgers and Detailed_Record_Reconciliation.md.</w:t>
+      </w:r>
+    </w:p>
+    <w:p>
+      <w:pPr>
+        <w:pStyle w:val="Heading1"/>
+      </w:pPr>
+      <w:r>
+        <w:t>S11 Source versions and inference limits</w:t>
+      </w:r>
+    </w:p>
+    <w:p>
+      <w:r>
+        <w:t>The manuscript identifies inspected arXiv versions for P03, P09, P11, P19, P24, P25, P26 and P31 rather than assuming equivalence to their venue reports. P01 now has a checked publication anchor for its combined preference predictor. The version ledger provides source links and locators.</w:t>
+      </w:r>
+    </w:p>
+    <w:p>
+      <w:r>
+        <w:t>Targeted checks preserve unresolved denominator and sample descriptions in P22 and P52, distinguish clustered node evaluation in P32, and separate checkpoint selection from held-out confirmation in P33. Engineering code proxies, bounded developer edits and executed behavior remain different outcomes. No missing-case policy is imputed.</w:t>
+      </w:r>
+    </w:p>
+    <w:p>
+      <w:r>
+        <w:t>The repair-only classification of P26 is finalized for this synthesis. Final approval of the submission version, author metadata and declarations remains separate. C02/C05 remain unused; unresolved historical-run equivalence and source ambiguities retain their stated limits.</w:t>
       </w:r>
     </w:p>
     <w:sectPr>
+      <w:footerReference w:type="default" r:id="rId9"/>
       <w:pgSz w:w="12240" w:h="15840"/>
       <w:pgMar w:top="1008" w:right="1080" w:bottom="1008" w:left="1080" w:header="720" w:footer="720" w:gutter="0"/>
       <w:cols w:space="720"/>
@@ -2020,6 +7112,18 @@
     </w:sectPr>
   </w:body>
 </w:document>
+</file>
+
+<file path=word/footer1.xml><?xml version="1.0" encoding="utf-8"?>
+<w:ftr xmlns:m="http://schemas.openxmlformats.org/officeDocument/2006/math" xmlns:mc="http://schemas.openxmlformats.org/markup-compatibility/2006" xmlns:mo="http://schemas.microsoft.com/office/mac/office/2008/main" xmlns:mv="urn:schemas-microsoft-com:mac:vml" xmlns:o="urn:schemas-microsoft-com:office:office" xmlns:r="http://schemas.openxmlformats.org/officeDocument/2006/relationships" xmlns:v="urn:schemas-microsoft-com:vml" xmlns:w10="urn:schemas-microsoft-com:office:word" xmlns:w14="http://schemas.microsoft.com/office/word/2010/wordml" xmlns:w="http://schemas.openxmlformats.org/wordprocessingml/2006/main" xmlns:wne="http://schemas.microsoft.com/office/word/2006/wordml" xmlns:wp14="http://schemas.microsoft.com/office/word/2010/wordprocessingDrawing" xmlns:wp="http://schemas.openxmlformats.org/drawingml/2006/wordprocessingDrawing" xmlns:wpc="http://schemas.microsoft.com/office/word/2010/wordprocessingCanvas" xmlns:wpg="http://schemas.microsoft.com/office/word/2010/wordprocessingGroup" xmlns:wpi="http://schemas.microsoft.com/office/word/2010/wordprocessingInk" xmlns:wps="http://schemas.microsoft.com/office/word/2010/wordprocessingShape" mc:Ignorable="w14 wp14">
+  <w:p>
+    <w:pPr>
+      <w:pStyle w:val="Footer"/>
+      <w:jc w:val="right"/>
+    </w:pPr>
+    <w:fldSimple w:instr="PAGE"/>
+  </w:p>
+</w:ftr>
 </file>
 
 <file path=word/numbering.xml><?xml version="1.0" encoding="utf-8"?>
@@ -2385,9 +7489,13 @@
     <w:name w:val="Normal"/>
     <w:qFormat/>
     <w:rsid w:val="00FC693F"/>
+    <w:pPr>
+      <w:spacing w:after="120" w:line="254" w:lineRule="auto"/>
+    </w:pPr>
     <w:rPr>
-      <w:rFonts w:ascii="Arial" w:hAnsi="Arial"/>
-      <w:sz w:val="18"/>
+      <w:rFonts w:ascii="Times New Roman" w:hAnsi="Times New Roman"/>
+      <w:color w:val="000000"/>
+      <w:sz w:val="22"/>
     </w:rPr>
   </w:style>
   <w:style w:type="paragraph" w:styleId="Header">
@@ -2445,14 +7553,14 @@
     <w:pPr>
       <w:keepNext/>
       <w:keepLines/>
-      <w:spacing w:before="480" w:after="0"/>
+      <w:spacing w:before="480" w:after="120"/>
       <w:outlineLvl w:val="0"/>
     </w:pPr>
     <w:rPr>
-      <w:rFonts w:asciiTheme="majorHAnsi" w:eastAsiaTheme="majorEastAsia" w:hAnsiTheme="majorHAnsi" w:cstheme="majorBidi"/>
+      <w:rFonts w:asciiTheme="majorHAnsi" w:eastAsiaTheme="majorEastAsia" w:hAnsiTheme="majorHAnsi" w:cstheme="majorBidi" w:ascii="Times New Roman" w:hAnsi="Times New Roman"/>
       <w:b/>
       <w:bCs/>
-      <w:color w:val="365F91" w:themeColor="accent1" w:themeShade="BF"/>
+      <w:color w:val="000000"/>
       <w:sz w:val="28"/>
       <w:szCs w:val="28"/>
     </w:rPr>
@@ -2469,15 +7577,15 @@
     <w:pPr>
       <w:keepNext/>
       <w:keepLines/>
-      <w:spacing w:before="200" w:after="0"/>
+      <w:spacing w:before="200" w:after="120"/>
       <w:outlineLvl w:val="1"/>
     </w:pPr>
     <w:rPr>
-      <w:rFonts w:asciiTheme="majorHAnsi" w:eastAsiaTheme="majorEastAsia" w:hAnsiTheme="majorHAnsi" w:cstheme="majorBidi"/>
+      <w:rFonts w:asciiTheme="majorHAnsi" w:eastAsiaTheme="majorEastAsia" w:hAnsiTheme="majorHAnsi" w:cstheme="majorBidi" w:ascii="Times New Roman" w:hAnsi="Times New Roman"/>
       <w:b/>
       <w:bCs/>
-      <w:color w:val="4F81BD" w:themeColor="accent1"/>
-      <w:sz w:val="26"/>
+      <w:color w:val="000000"/>
+      <w:sz w:val="24"/>
       <w:szCs w:val="26"/>
     </w:rPr>
   </w:style>
@@ -2497,10 +7605,11 @@
       <w:outlineLvl w:val="2"/>
     </w:pPr>
     <w:rPr>
-      <w:rFonts w:asciiTheme="majorHAnsi" w:eastAsiaTheme="majorEastAsia" w:hAnsiTheme="majorHAnsi" w:cstheme="majorBidi"/>
+      <w:rFonts w:asciiTheme="majorHAnsi" w:eastAsiaTheme="majorEastAsia" w:hAnsiTheme="majorHAnsi" w:cstheme="majorBidi" w:ascii="Times New Roman" w:hAnsi="Times New Roman"/>
       <w:b/>
       <w:bCs/>
-      <w:color w:val="4F81BD" w:themeColor="accent1"/>
+      <w:color w:val="000000"/>
+      <w:sz w:val="22"/>
     </w:rPr>
   </w:style>
   <w:style w:type="paragraph" w:styleId="Heading4">
@@ -2731,18 +7840,16 @@
     <w:qFormat/>
     <w:rsid w:val="00FC693F"/>
     <w:pPr>
-      <w:pBdr>
-        <w:bottom w:val="single" w:sz="8" w:space="4" w:color="4F81BD" w:themeColor="accent1"/>
-      </w:pBdr>
-      <w:spacing w:after="300" w:line="240" w:lineRule="auto"/>
+      <w:keepNext/>
+      <w:spacing w:after="120" w:line="240" w:lineRule="auto"/>
       <w:contextualSpacing/>
     </w:pPr>
     <w:rPr>
-      <w:rFonts w:asciiTheme="majorHAnsi" w:eastAsiaTheme="majorEastAsia" w:hAnsiTheme="majorHAnsi" w:cstheme="majorBidi"/>
-      <w:color w:val="17365D" w:themeColor="text2" w:themeShade="BF"/>
+      <w:rFonts w:asciiTheme="majorHAnsi" w:eastAsiaTheme="majorEastAsia" w:hAnsiTheme="majorHAnsi" w:cstheme="majorBidi" w:ascii="Times New Roman" w:hAnsi="Times New Roman"/>
+      <w:color w:val="000000"/>
       <w:spacing w:val="5"/>
       <w:kern w:val="28"/>
-      <w:sz w:val="52"/>
+      <w:sz w:val="36"/>
       <w:szCs w:val="52"/>
     </w:rPr>
   </w:style>
@@ -2821,6 +7928,10 @@
     <w:pPr>
       <w:spacing w:after="120"/>
     </w:pPr>
+    <w:rPr>
+      <w:rFonts w:ascii="Times New Roman" w:hAnsi="Times New Roman"/>
+      <w:sz w:val="22"/>
+    </w:rPr>
   </w:style>
   <w:style w:type="character" w:customStyle="1" w:styleId="BodyTextChar">
     <w:name w:val="Body Text Char"/>
@@ -3183,7 +8294,7 @@
       <w:b/>
       <w:bCs/>
       <w:color w:val="4F81BD" w:themeColor="accent1"/>
-      <w:sz w:val="18"/>
+      <w:sz w:val="20"/>
       <w:szCs w:val="18"/>
     </w:rPr>
   </w:style>
@@ -3218,9 +8329,6 @@
     <w:qFormat/>
     <w:rsid w:val="00FC693F"/>
     <w:pPr>
-      <w:pBdr>
-        <w:bottom w:val="single" w:sz="4" w:space="4" w:color="4F81BD" w:themeColor="accent1"/>
-      </w:pBdr>
       <w:spacing w:before="200" w:after="280"/>
       <w:ind w:left="936" w:right="936"/>
     </w:pPr>
